--- a/Desktop/Senior Project/docs/final_report.docx
+++ b/Desktop/Senior Project/docs/final_report.docx
@@ -28,7 +28,7 @@
         </w:p>
       </w:sdtContent>
     </w:sdt>
-    <w:bookmarkStart w:id="53" w:name="Xc2619d699d3716b389aaffd7c201eaaacb27200"/>
+    <w:bookmarkStart w:id="54" w:name="Xc2619d699d3716b389aaffd7c201eaaacb27200"/>
     <w:p>
       <w:pPr>
         <w:pStyle w:val="Heading2"/>
@@ -427,20 +427,7 @@
         <w:t xml:space="preserve"> </w:t>
       </w:r>
       <w:r>
-        <w:t xml:space="preserve">window is used only for an</w:t>
-      </w:r>
-      <w:r>
-        <w:t xml:space="preserve"> </w:t>
-      </w:r>
-      <w:r>
-        <w:rPr>
-          <w:b/>
-          <w:bCs/>
-        </w:rPr>
-        <w:t xml:space="preserve">interpretability figure</w:t>
-      </w:r>
-      <w:r>
-        <w:t xml:space="preserve">; its metrics are</w:t>
+        <w:t xml:space="preserve">window was used for early exploratory interpretability; its metrics are</w:t>
       </w:r>
       <w:r>
         <w:t xml:space="preserve"> </w:t>
@@ -456,7 +443,7 @@
         <w:t xml:space="preserve"> </w:t>
       </w:r>
       <w:r>
-        <w:t xml:space="preserve">comparable to the 2012–2019 benchmark.</w:t>
+        <w:t xml:space="preserve">comparable to the 2012–2019 benchmark and no figures from that window are included in this report.</w:t>
       </w:r>
       <w:r>
         <w:t xml:space="preserve"> </w:t>
@@ -488,7 +475,23 @@
         <w:t xml:space="preserve"> </w:t>
       </w:r>
       <w:r>
-        <w:t xml:space="preserve">proximity filter. We do</w:t>
+        <w:t xml:space="preserve">proximity filter; a</w:t>
+      </w:r>
+      <w:r>
+        <w:t xml:space="preserve"> </w:t>
+      </w:r>
+      <w:r>
+        <w:rPr>
+          <w:b/>
+          <w:bCs/>
+        </w:rPr>
+        <w:t xml:space="preserve">gear-aware re-ranking</w:t>
+      </w:r>
+      <w:r>
+        <w:t xml:space="preserve"> </w:t>
+      </w:r>
+      <w:r>
+        <w:t xml:space="preserve">shows that most excluded candidates are same-gear, same-flag trawler pairs whose co-location reflects normal fleet behavior. We do</w:t>
       </w:r>
       <w:r>
         <w:t xml:space="preserve"> </w:t>
@@ -821,23 +824,23 @@
         </w:numPr>
       </w:pPr>
       <w:r>
-        <w:t xml:space="preserve">Validation and interpretation: proximity filters, eight-pair overlap plots, and an August 2017 interpretability figure with</w:t>
-      </w:r>
-      <w:r>
-        <w:t xml:space="preserve"> </w:t>
-      </w:r>
-      <w:r>
-        <w:rPr>
-          <w:b/>
-          <w:bCs/>
-        </w:rPr>
-        <w:t xml:space="preserve">country and gear</w:t>
-      </w:r>
-      <w:r>
-        <w:t xml:space="preserve"> </w:t>
-      </w:r>
-      <w:r>
-        <w:t xml:space="preserve">on the vertical axis (from cell-level fleet joins where available).</w:t>
+        <w:t xml:space="preserve">Validation and interpretation: proximity filters, eight-pair overlap plots, and a</w:t>
+      </w:r>
+      <w:r>
+        <w:t xml:space="preserve"> </w:t>
+      </w:r>
+      <w:r>
+        <w:rPr>
+          <w:b/>
+          <w:bCs/>
+        </w:rPr>
+        <w:t xml:space="preserve">gear-aware stratification</w:t>
+      </w:r>
+      <w:r>
+        <w:t xml:space="preserve"> </w:t>
+      </w:r>
+      <w:r>
+        <w:t xml:space="preserve">(§4.2.1) that uses fleet-wide co-location baselines to explain why most excluded candidates are normal fleet behavior.</w:t>
       </w:r>
     </w:p>
     <w:p>
@@ -1173,26 +1176,13 @@
           <w:b/>
           <w:bCs/>
         </w:rPr>
-        <w:t xml:space="preserve">August 2017</w:t>
-      </w:r>
-      <w:r>
-        <w:t xml:space="preserve"> </w:t>
-      </w:r>
-      <w:r>
-        <w:t xml:space="preserve">figures illustrate behavior in a</w:t>
-      </w:r>
-      <w:r>
-        <w:t xml:space="preserve"> </w:t>
-      </w:r>
-      <w:r>
-        <w:rPr>
-          <w:b/>
-          <w:bCs/>
-        </w:rPr>
-        <w:t xml:space="preserve">short window</w:t>
-      </w:r>
-      <w:r>
-        <w:t xml:space="preserve">; do not mix their metrics with the 2012–2019 benchmark.</w:t>
+        <w:t xml:space="preserve">Figure 2</w:t>
+      </w:r>
+      <w:r>
+        <w:t xml:space="preserve"> </w:t>
+      </w:r>
+      <w:r>
+        <w:t xml:space="preserve">(gear-aware stratification) uses 2012–2019 fleet data to show why most TGCN candidates are routine fleet co-locations; the 8 validated pairs survive because they are statistically unusual.</w:t>
       </w:r>
     </w:p>
     <w:p>
@@ -3172,7 +3162,23 @@
         <w:t xml:space="preserve">post-hoc geography</w:t>
       </w:r>
       <w:r>
-        <w:t xml:space="preserve">, not a training label.</w:t>
+        <w:t xml:space="preserve">, not a training label. A</w:t>
+      </w:r>
+      <w:r>
+        <w:t xml:space="preserve"> </w:t>
+      </w:r>
+      <w:r>
+        <w:rPr>
+          <w:b/>
+          <w:bCs/>
+        </w:rPr>
+        <w:t xml:space="preserve">gear-aware stratification</w:t>
+      </w:r>
+      <w:r>
+        <w:t xml:space="preserve"> </w:t>
+      </w:r>
+      <w:r>
+        <w:t xml:space="preserve">step (§4.2.1) further characterizes excluded candidates by comparing their gear-pair profiles against fleet-wide co-location baselines.</w:t>
       </w:r>
     </w:p>
     <w:bookmarkEnd w:id="16"/>
@@ -3395,7 +3401,7 @@
                 <w:b/>
                 <w:bCs/>
               </w:rPr>
-              <w:t xml:space="preserve">Visualization only</w:t>
+              <w:t xml:space="preserve">Exploratory only</w:t>
             </w:r>
             <w:r>
               <w:t xml:space="preserve">—few buckets; metrics are</w:t>
@@ -3414,7 +3420,7 @@
               <w:t xml:space="preserve"> </w:t>
             </w:r>
             <w:r>
-              <w:t xml:space="preserve">comparable to the main table.</w:t>
+              <w:t xml:space="preserve">comparable to the main table. No figures from this window appear in the final report.</w:t>
             </w:r>
           </w:p>
         </w:tc>
@@ -3429,7 +3435,7 @@
     </w:p>
     <w:bookmarkEnd w:id="17"/>
     <w:bookmarkEnd w:id="18"/>
-    <w:bookmarkStart w:id="36" w:name="results"/>
+    <w:bookmarkStart w:id="37" w:name="results"/>
     <w:p>
       <w:pPr>
         <w:pStyle w:val="Heading3"/>
@@ -4463,7 +4469,23 @@
         <w:t xml:space="preserve">docs/candidate_case_studies.md</w:t>
       </w:r>
       <w:r>
-        <w:t xml:space="preserve">.</w:t>
+        <w:t xml:space="preserve">. §4.2.1 examines the</w:t>
+      </w:r>
+      <w:r>
+        <w:t xml:space="preserve"> </w:t>
+      </w:r>
+      <w:r>
+        <w:rPr>
+          <w:b/>
+          <w:bCs/>
+        </w:rPr>
+        <w:t xml:space="preserve">gear-type composition</w:t>
+      </w:r>
+      <w:r>
+        <w:t xml:space="preserve"> </w:t>
+      </w:r>
+      <w:r>
+        <w:t xml:space="preserve">of all 200 candidates and explains why the other 192 are consistent with normal fleet behavior.</w:t>
       </w:r>
     </w:p>
     <w:p>
@@ -4584,7 +4606,7 @@
         <w:t xml:space="preserve"> </w:t>
       </w:r>
       <w:r>
-        <w:t xml:space="preserve">and Figures 2–3 use a</w:t>
+        <w:t xml:space="preserve">and Figures 3–4 use a</w:t>
       </w:r>
       <w:r>
         <w:t xml:space="preserve"> </w:t>
@@ -5178,13 +5200,13 @@
       </w:r>
     </w:p>
     <w:bookmarkEnd w:id="23"/>
-    <w:bookmarkStart w:id="31" w:name="monthly-overlap-and-cluster-context"/>
+    <w:bookmarkStart w:id="27" w:name="gear-aware-candidate-stratification"/>
     <w:p>
       <w:pPr>
         <w:pStyle w:val="Heading4"/>
       </w:pPr>
       <w:r>
-        <w:t xml:space="preserve">4.3 Monthly overlap and cluster context</w:t>
+        <w:t xml:space="preserve">4.2.1 Gear-aware candidate stratification</w:t>
       </w:r>
     </w:p>
     <w:p>
@@ -5192,75 +5214,55 @@
         <w:pStyle w:val="FirstParagraph"/>
       </w:pPr>
       <w:r>
-        <w:rPr>
-          <w:b/>
-          <w:bCs/>
-        </w:rPr>
-        <w:t xml:space="preserve">Figure 2</w:t>
-      </w:r>
-      <w:r>
-        <w:t xml:space="preserve"> </w:t>
-      </w:r>
-      <w:r>
-        <w:t xml:space="preserve">charts the monthly count of days each validated pair’s vessels were within</w:t>
-      </w:r>
-      <w:r>
-        <w:t xml:space="preserve"> </w:t>
-      </w:r>
-      <w:r>
-        <w:rPr>
-          <w:b/>
-          <w:bCs/>
-        </w:rPr>
-        <w:t xml:space="preserve">25 km</w:t>
-      </w:r>
-      <w:r>
-        <w:t xml:space="preserve">.</w:t>
-      </w:r>
-      <w:r>
-        <w:t xml:space="preserve"> </w:t>
-      </w:r>
-      <w:r>
-        <w:rPr>
-          <w:b/>
-          <w:bCs/>
-        </w:rPr>
-        <w:t xml:space="preserve">Figure 3</w:t>
-      </w:r>
-      <w:r>
-        <w:t xml:space="preserve"> </w:t>
-      </w:r>
-      <w:r>
-        <w:t xml:space="preserve">maps those same rendezvous locations geographically and highlights a</w:t>
-      </w:r>
-      <w:r>
-        <w:t xml:space="preserve"> </w:t>
-      </w:r>
-      <w:r>
-        <w:rPr>
-          <w:b/>
-          <w:bCs/>
-        </w:rPr>
-        <w:t xml:space="preserve">six-vessel</w:t>
-      </w:r>
-      <w:r>
-        <w:t xml:space="preserve"> </w:t>
-      </w:r>
-      <w:r>
-        <w:t xml:space="preserve">subgroup near</w:t>
-      </w:r>
-      <w:r>
-        <w:t xml:space="preserve"> </w:t>
-      </w:r>
-      <w:r>
-        <w:rPr>
-          <w:b/>
-          <w:bCs/>
-        </w:rPr>
-        <w:t xml:space="preserve">~30 N, 122 E</w:t>
-      </w:r>
-      <w:r>
-        <w:t xml:space="preserve">.</w:t>
+        <w:t xml:space="preserve">The TGCN ranks roughly</w:t>
+      </w:r>
+      <w:r>
+        <w:t xml:space="preserve"> </w:t>
+      </w:r>
+      <w:r>
+        <w:rPr>
+          <w:b/>
+          <w:bCs/>
+        </w:rPr>
+        <w:t xml:space="preserve">200</w:t>
+      </w:r>
+      <w:r>
+        <w:t xml:space="preserve"> </w:t>
+      </w:r>
+      <w:r>
+        <w:t xml:space="preserve">candidate pairs, yet only</w:t>
+      </w:r>
+      <w:r>
+        <w:t xml:space="preserve"> </w:t>
+      </w:r>
+      <w:r>
+        <w:rPr>
+          <w:b/>
+          <w:bCs/>
+        </w:rPr>
+        <w:t xml:space="preserve">8</w:t>
+      </w:r>
+      <w:r>
+        <w:t xml:space="preserve"> </w:t>
+      </w:r>
+      <w:r>
+        <w:t xml:space="preserve">survive the 25 km / ±1 day geographic filter. What explains the other 192? A</w:t>
+      </w:r>
+      <w:r>
+        <w:t xml:space="preserve"> </w:t>
+      </w:r>
+      <w:r>
+        <w:rPr>
+          <w:b/>
+          <w:bCs/>
+        </w:rPr>
+        <w:t xml:space="preserve">gear-aware re-ranking</w:t>
+      </w:r>
+      <w:r>
+        <w:t xml:space="preserve"> </w:t>
+      </w:r>
+      <w:r>
+        <w:t xml:space="preserve">pipeline sheds light on the composition of excluded candidates and provides a quantitative justification for the filtering.</w:t>
       </w:r>
     </w:p>
     <w:p>
@@ -5268,7 +5270,135 @@
         <w:pStyle w:val="BodyText"/>
       </w:pPr>
       <w:r>
-        <w:t xml:space="preserve">How to read Figure 2:</w:t>
+        <w:rPr>
+          <w:b/>
+          <w:bCs/>
+        </w:rPr>
+        <w:t xml:space="preserve">Method.</w:t>
+      </w:r>
+      <w:r>
+        <w:t xml:space="preserve"> </w:t>
+      </w:r>
+      <w:r>
+        <w:t xml:space="preserve">Each of the 267 unique MMSIs in the top-200 list was enriched with a</w:t>
+      </w:r>
+      <w:r>
+        <w:t xml:space="preserve"> </w:t>
+      </w:r>
+      <w:r>
+        <w:rPr>
+          <w:b/>
+          <w:bCs/>
+        </w:rPr>
+        <w:t xml:space="preserve">dominant gear type</w:t>
+      </w:r>
+      <w:r>
+        <w:t xml:space="preserve"> </w:t>
+      </w:r>
+      <w:r>
+        <w:t xml:space="preserve">by sampling 96 days of MMSI daily positions (one per month, 2012–2019) and joining them to cell-aggregated</w:t>
+      </w:r>
+      <w:r>
+        <w:t xml:space="preserve"> </w:t>
+      </w:r>
+      <w:r>
+        <w:rPr>
+          <w:b/>
+          <w:bCs/>
+        </w:rPr>
+        <w:t xml:space="preserve">fleet daily</w:t>
+      </w:r>
+      <w:r>
+        <w:t xml:space="preserve"> </w:t>
+      </w:r>
+      <w:r>
+        <w:t xml:space="preserve">data on grid coordinates—the same hours-weighted attribution used elsewhere in the project (§4.3.1). Separately, a</w:t>
+      </w:r>
+      <w:r>
+        <w:t xml:space="preserve"> </w:t>
+      </w:r>
+      <w:r>
+        <w:rPr>
+          <w:b/>
+          <w:bCs/>
+        </w:rPr>
+        <w:t xml:space="preserve">gear-pair co-location baseline</w:t>
+      </w:r>
+      <w:r>
+        <w:t xml:space="preserve"> </w:t>
+      </w:r>
+      <w:r>
+        <w:t xml:space="preserve">was computed from 32 sampled fleet days across 2012–2019: for each grid cell-day, we recorded which gear types were present and tallied co-occurrence counts across ~7 million cell-days. This baseline quantifies how often each gear combination (e.g., trawler + trawler, trawler + set gillnets) shares the same location</w:t>
+      </w:r>
+      <w:r>
+        <w:t xml:space="preserve"> </w:t>
+      </w:r>
+      <w:r>
+        <w:rPr>
+          <w:b/>
+          <w:bCs/>
+        </w:rPr>
+        <w:t xml:space="preserve">by default</w:t>
+      </w:r>
+      <w:r>
+        <w:t xml:space="preserve">—regardless of any model score.</w:t>
+      </w:r>
+    </w:p>
+    <w:p>
+      <w:pPr>
+        <w:pStyle w:val="BodyText"/>
+      </w:pPr>
+      <w:r>
+        <w:t xml:space="preserve">Each candidate pair then received a</w:t>
+      </w:r>
+      <w:r>
+        <w:t xml:space="preserve"> </w:t>
+      </w:r>
+      <w:r>
+        <w:rPr>
+          <w:b/>
+          <w:bCs/>
+        </w:rPr>
+        <w:t xml:space="preserve">gear-adjusted score</w:t>
+      </w:r>
+      <w:r>
+        <w:t xml:space="preserve">:</w:t>
+      </w:r>
+      <w:r>
+        <w:t xml:space="preserve"> </w:t>
+      </w:r>
+      <w:r>
+        <w:rPr>
+          <w:rStyle w:val="VerbatimChar"/>
+        </w:rPr>
+        <w:t xml:space="preserve">adjusted = TGCN_score × discount</w:t>
+      </w:r>
+      <w:r>
+        <w:t xml:space="preserve">, where</w:t>
+      </w:r>
+      <w:r>
+        <w:t xml:space="preserve"> </w:t>
+      </w:r>
+      <w:r>
+        <w:rPr>
+          <w:rStyle w:val="VerbatimChar"/>
+        </w:rPr>
+        <w:t xml:space="preserve">discount = 1 / (1 + 2 × normalized_baseline_rate)</w:t>
+      </w:r>
+      <w:r>
+        <w:t xml:space="preserve">. Pairs whose gear combination has a high fleet-wide co-location rate receive a larger discount; cross-gear or rare-gear pairs are less affected. Pairs with unknown gear receive no adjustment.</w:t>
+      </w:r>
+    </w:p>
+    <w:p>
+      <w:pPr>
+        <w:pStyle w:val="BodyText"/>
+      </w:pPr>
+      <w:r>
+        <w:rPr>
+          <w:b/>
+          <w:bCs/>
+        </w:rPr>
+        <w:t xml:space="preserve">Key findings (Figure 2):</w:t>
       </w:r>
     </w:p>
     <w:p>
@@ -5280,39 +5410,107 @@
         </w:numPr>
       </w:pPr>
       <w:r>
-        <w:t xml:space="preserve">Each</w:t>
-      </w:r>
-      <w:r>
-        <w:t xml:space="preserve"> </w:t>
-      </w:r>
-      <w:r>
-        <w:rPr>
-          <w:b/>
-          <w:bCs/>
-        </w:rPr>
-        <w:t xml:space="preserve">row</w:t>
-      </w:r>
-      <w:r>
-        <w:t xml:space="preserve"> </w:t>
-      </w:r>
-      <w:r>
-        <w:t xml:space="preserve">is one vessel pair, sorted from most overlap (top) to least (bottom). The</w:t>
-      </w:r>
-      <w:r>
-        <w:t xml:space="preserve"> </w:t>
-      </w:r>
-      <w:r>
-        <w:rPr>
-          <w:b/>
-          <w:bCs/>
-        </w:rPr>
-        <w:t xml:space="preserve">y-axis label</w:t>
-      </w:r>
-      <w:r>
-        <w:t xml:space="preserve"> </w:t>
-      </w:r>
-      <w:r>
-        <w:t xml:space="preserve">shows the pair number, the flag state(s) involved (e.g., CHN for China), and a summary line giving the total days and active months.</w:t>
+        <w:rPr>
+          <w:b/>
+          <w:bCs/>
+        </w:rPr>
+        <w:t xml:space="preserve">75% of the top-200 candidates</w:t>
+      </w:r>
+      <w:r>
+        <w:t xml:space="preserve"> </w:t>
+      </w:r>
+      <w:r>
+        <w:t xml:space="preserve">are trawler-dominated: 82 pairs (41%) are</w:t>
+      </w:r>
+      <w:r>
+        <w:t xml:space="preserve"> </w:t>
+      </w:r>
+      <w:r>
+        <w:rPr>
+          <w:b/>
+          <w:bCs/>
+        </w:rPr>
+        <w:t xml:space="preserve">Trawlers + Trawlers</w:t>
+      </w:r>
+      <w:r>
+        <w:t xml:space="preserve"> </w:t>
+      </w:r>
+      <w:r>
+        <w:t xml:space="preserve">and 67 (34%) are</w:t>
+      </w:r>
+      <w:r>
+        <w:t xml:space="preserve"> </w:t>
+      </w:r>
+      <w:r>
+        <w:rPr>
+          <w:b/>
+          <w:bCs/>
+        </w:rPr>
+        <w:t xml:space="preserve">Line / generic + Trawlers</w:t>
+      </w:r>
+      <w:r>
+        <w:t xml:space="preserve">. However the two categories tell very different stories:</w:t>
+      </w:r>
+      <w:r>
+        <w:t xml:space="preserve"> </w:t>
+      </w:r>
+      <w:r>
+        <w:rPr>
+          <w:b/>
+          <w:bCs/>
+        </w:rPr>
+        <w:t xml:space="preserve">Trawlers + Trawlers</w:t>
+      </w:r>
+      <w:r>
+        <w:t xml:space="preserve"> </w:t>
+      </w:r>
+      <w:r>
+        <w:t xml:space="preserve">is actually</w:t>
+      </w:r>
+      <w:r>
+        <w:t xml:space="preserve"> </w:t>
+      </w:r>
+      <w:r>
+        <w:rPr>
+          <w:i/>
+          <w:iCs/>
+        </w:rPr>
+        <w:t xml:space="preserve">1.1× below</w:t>
+      </w:r>
+      <w:r>
+        <w:t xml:space="preserve"> </w:t>
+      </w:r>
+      <w:r>
+        <w:t xml:space="preserve">the fleet baseline — the model is not preferentially elevating same-gear pairs; there are simply many trawler pairs in the data.</w:t>
+      </w:r>
+      <w:r>
+        <w:t xml:space="preserve"> </w:t>
+      </w:r>
+      <w:r>
+        <w:rPr>
+          <w:b/>
+          <w:bCs/>
+        </w:rPr>
+        <w:t xml:space="preserve">Line / generic + Trawlers</w:t>
+      </w:r>
+      <w:r>
+        <w:t xml:space="preserve">, by contrast, appears</w:t>
+      </w:r>
+      <w:r>
+        <w:t xml:space="preserve"> </w:t>
+      </w:r>
+      <w:r>
+        <w:rPr>
+          <w:b/>
+          <w:bCs/>
+        </w:rPr>
+        <w:t xml:space="preserve">10.5× above</w:t>
+      </w:r>
+      <w:r>
+        <w:t xml:space="preserve"> </w:t>
+      </w:r>
+      <w:r>
+        <w:t xml:space="preserve">the fleet baseline — the TGCN is specifically surfacing these cross-gear encounters far more than chance would predict, suggesting genuine signal.</w:t>
       </w:r>
     </w:p>
     <w:p>
@@ -5324,39 +5522,17 @@
         </w:numPr>
       </w:pPr>
       <w:r>
-        <w:t xml:space="preserve">Each</w:t>
-      </w:r>
-      <w:r>
-        <w:t xml:space="preserve"> </w:t>
-      </w:r>
-      <w:r>
-        <w:rPr>
-          <w:b/>
-          <w:bCs/>
-        </w:rPr>
-        <w:t xml:space="preserve">bubble</w:t>
-      </w:r>
-      <w:r>
-        <w:t xml:space="preserve"> </w:t>
-      </w:r>
-      <w:r>
-        <w:t xml:space="preserve">represents one calendar month.</w:t>
-      </w:r>
-      <w:r>
-        <w:t xml:space="preserve"> </w:t>
-      </w:r>
-      <w:r>
-        <w:rPr>
-          <w:b/>
-          <w:bCs/>
-        </w:rPr>
-        <w:t xml:space="preserve">Bubble size is proportional to the number of days</w:t>
-      </w:r>
-      <w:r>
-        <w:t xml:space="preserve"> </w:t>
-      </w:r>
-      <w:r>
-        <w:t xml:space="preserve">the two vessels were within 25 km that month (see the size legend in the upper right: 1, 5, 10, 20 days).</w:t>
+        <w:rPr>
+          <w:b/>
+          <w:bCs/>
+        </w:rPr>
+        <w:t xml:space="preserve">50% are same-flag</w:t>
+      </w:r>
+      <w:r>
+        <w:t xml:space="preserve"> </w:t>
+      </w:r>
+      <w:r>
+        <w:t xml:space="preserve">(predominantly CHN + CHN), consistent with vessels from the same national fleet operating in the same waters.</w:t>
       </w:r>
     </w:p>
     <w:p>
@@ -5368,17 +5544,71 @@
         </w:numPr>
       </w:pPr>
       <w:r>
-        <w:rPr>
-          <w:b/>
-          <w:bCs/>
-        </w:rPr>
-        <w:t xml:space="preserve">Numbers inside larger bubbles</w:t>
-      </w:r>
-      <w:r>
-        <w:t xml:space="preserve"> </w:t>
-      </w:r>
-      <w:r>
-        <w:t xml:space="preserve">give the exact day count for that month.</w:t>
+        <w:t xml:space="preserve">After gear adjustment, cross-gear validated pairs</w:t>
+      </w:r>
+      <w:r>
+        <w:t xml:space="preserve"> </w:t>
+      </w:r>
+      <w:r>
+        <w:rPr>
+          <w:b/>
+          <w:bCs/>
+        </w:rPr>
+        <w:t xml:space="preserve">held or improved</w:t>
+      </w:r>
+      <w:r>
+        <w:t xml:space="preserve"> </w:t>
+      </w:r>
+      <w:r>
+        <w:t xml:space="preserve">their rank: the</w:t>
+      </w:r>
+      <w:r>
+        <w:t xml:space="preserve"> </w:t>
+      </w:r>
+      <w:r>
+        <w:rPr>
+          <w:b/>
+          <w:bCs/>
+        </w:rPr>
+        <w:t xml:space="preserve">Set gillnets + Trawlers</w:t>
+      </w:r>
+      <w:r>
+        <w:t xml:space="preserve"> </w:t>
+      </w:r>
+      <w:r>
+        <w:t xml:space="preserve">pair (412461376 ↔ 412415321) jumped</w:t>
+      </w:r>
+      <w:r>
+        <w:t xml:space="preserve"> </w:t>
+      </w:r>
+      <w:r>
+        <w:rPr>
+          <w:b/>
+          <w:bCs/>
+        </w:rPr>
+        <w:t xml:space="preserve">48 ranks</w:t>
+      </w:r>
+      <w:r>
+        <w:t xml:space="preserve"> </w:t>
+      </w:r>
+      <w:r>
+        <w:t xml:space="preserve">(72 → 24), and the</w:t>
+      </w:r>
+      <w:r>
+        <w:t xml:space="preserve"> </w:t>
+      </w:r>
+      <w:r>
+        <w:rPr>
+          <w:b/>
+          <w:bCs/>
+        </w:rPr>
+        <w:t xml:space="preserve">Fixed gear + Trawlers</w:t>
+      </w:r>
+      <w:r>
+        <w:t xml:space="preserve"> </w:t>
+      </w:r>
+      <w:r>
+        <w:t xml:space="preserve">pair (412422375 ↔ 412428225) dropped only 2 ranks.</w:t>
       </w:r>
     </w:p>
     <w:p>
@@ -5390,61 +5620,39 @@
         </w:numPr>
       </w:pPr>
       <w:r>
-        <w:rPr>
-          <w:b/>
-          <w:bCs/>
-        </w:rPr>
-        <w:t xml:space="preserve">Blank spaces</w:t>
-      </w:r>
-      <w:r>
-        <w:t xml:space="preserve"> </w:t>
-      </w:r>
-      <w:r>
-        <w:t xml:space="preserve">mean zero close approaches that month — the pair was either not active or never came within 25 km.</w:t>
-      </w:r>
-    </w:p>
-    <w:p>
-      <w:pPr>
-        <w:pStyle w:val="Compact"/>
-        <w:numPr>
-          <w:ilvl w:val="0"/>
-          <w:numId w:val="1007"/>
-        </w:numPr>
-      </w:pPr>
-      <w:r>
-        <w:rPr>
-          <w:b/>
-          <w:bCs/>
-        </w:rPr>
-        <w:t xml:space="preserve">Alternating row shading</w:t>
-      </w:r>
-      <w:r>
-        <w:t xml:space="preserve"> </w:t>
-      </w:r>
-      <w:r>
-        <w:t xml:space="preserve">(white / light gray) helps visually separate pairs.</w:t>
-      </w:r>
-    </w:p>
-    <w:p>
-      <w:pPr>
-        <w:pStyle w:val="Compact"/>
-        <w:numPr>
-          <w:ilvl w:val="0"/>
-          <w:numId w:val="1007"/>
-        </w:numPr>
-      </w:pPr>
-      <w:r>
-        <w:rPr>
-          <w:b/>
-          <w:bCs/>
-        </w:rPr>
-        <w:t xml:space="preserve">Color</w:t>
-      </w:r>
-      <w:r>
-        <w:t xml:space="preserve"> </w:t>
-      </w:r>
-      <w:r>
-        <w:t xml:space="preserve">distinguishes pairs but carries no additional meaning beyond identification.</w:t>
+        <w:t xml:space="preserve">The two</w:t>
+      </w:r>
+      <w:r>
+        <w:t xml:space="preserve"> </w:t>
+      </w:r>
+      <w:r>
+        <w:rPr>
+          <w:b/>
+          <w:bCs/>
+        </w:rPr>
+        <w:t xml:space="preserve">Trawlers + Trawlers</w:t>
+      </w:r>
+      <w:r>
+        <w:t xml:space="preserve"> </w:t>
+      </w:r>
+      <w:r>
+        <w:t xml:space="preserve">validated pairs dropped</w:t>
+      </w:r>
+      <w:r>
+        <w:t xml:space="preserve"> </w:t>
+      </w:r>
+      <w:r>
+        <w:rPr>
+          <w:b/>
+          <w:bCs/>
+        </w:rPr>
+        <w:t xml:space="preserve">70+ ranks</w:t>
+      </w:r>
+      <w:r>
+        <w:t xml:space="preserve"> </w:t>
+      </w:r>
+      <w:r>
+        <w:t xml:space="preserve">each (e.g., 80 → 154), confirming their co-presence is explained by shared fishing grounds rather than distinctive coordination.</w:t>
       </w:r>
     </w:p>
     <w:p>
@@ -5452,7 +5660,218 @@
         <w:pStyle w:val="FirstParagraph"/>
       </w:pPr>
       <w:r>
-        <w:t xml:space="preserve">How to read Figure 3:</w:t>
+        <w:rPr>
+          <w:b/>
+          <w:bCs/>
+        </w:rPr>
+        <w:t xml:space="preserve">Why the results look this way.</w:t>
+      </w:r>
+      <w:r>
+        <w:t xml:space="preserve"> </w:t>
+      </w:r>
+      <w:r>
+        <w:t xml:space="preserve">The top-200 list is dominated by trawler pairs for a straightforward reason: trawlers are the most common vessel type in the dataset and they concentrate in the same high-density fishing grounds (Yellow Sea, East China Sea). From the TGCN’s perspective, two trawlers that share the same seasonal migration look structurally identical — they appear in the same grid cells, on the same days, year after year. The model correctly identifies this overlap but cannot distinguish</w:t>
+      </w:r>
+      <w:r>
+        <w:t xml:space="preserve"> </w:t>
+      </w:r>
+      <w:r>
+        <w:t xml:space="preserve">“two boats following the same fish”</w:t>
+      </w:r>
+      <w:r>
+        <w:t xml:space="preserve"> </w:t>
+      </w:r>
+      <w:r>
+        <w:t xml:space="preserve">from</w:t>
+      </w:r>
+      <w:r>
+        <w:t xml:space="preserve"> </w:t>
+      </w:r>
+      <w:r>
+        <w:t xml:space="preserve">“two boats deliberately meeting.”</w:t>
+      </w:r>
+      <w:r>
+        <w:t xml:space="preserve"> </w:t>
+      </w:r>
+      <w:r>
+        <w:t xml:space="preserve">That is why 80 of the 82 trawler-trawler candidates</w:t>
+      </w:r>
+      <w:r>
+        <w:t xml:space="preserve"> </w:t>
+      </w:r>
+      <w:r>
+        <w:rPr>
+          <w:b/>
+          <w:bCs/>
+        </w:rPr>
+        <w:t xml:space="preserve">fail</w:t>
+      </w:r>
+      <w:r>
+        <w:t xml:space="preserve"> </w:t>
+      </w:r>
+      <w:r>
+        <w:t xml:space="preserve">the strict 25 km / ±1 day check: their graph-level similarity does not translate to sustained physical proximity on a given day.</w:t>
+      </w:r>
+    </w:p>
+    <w:p>
+      <w:pPr>
+        <w:pStyle w:val="BodyText"/>
+      </w:pPr>
+      <w:r>
+        <w:t xml:space="preserve">Cross-gear pairs tell the opposite story. A fixed-gear vessel (stationary nets or traps) and a trawler (moving nets) have different operating modes, target different species, and rarely share the same grid cell by chance. When the model flags such a pair</w:t>
+      </w:r>
+      <w:r>
+        <w:t xml:space="preserve"> </w:t>
+      </w:r>
+      <w:r>
+        <w:rPr>
+          <w:i/>
+          <w:iCs/>
+        </w:rPr>
+        <w:t xml:space="preserve">and</w:t>
+      </w:r>
+      <w:r>
+        <w:t xml:space="preserve"> </w:t>
+      </w:r>
+      <w:r>
+        <w:t xml:space="preserve">the geographic filter confirms they were repeatedly within 25 km, the co-location is unlikely to be coincidental. This is reflected in the pass rates:</w:t>
+      </w:r>
+      <w:r>
+        <w:t xml:space="preserve"> </w:t>
+      </w:r>
+      <w:r>
+        <w:rPr>
+          <w:b/>
+          <w:bCs/>
+        </w:rPr>
+        <w:t xml:space="preserve">Fixed gear + Trawlers</w:t>
+      </w:r>
+      <w:r>
+        <w:t xml:space="preserve"> </w:t>
+      </w:r>
+      <w:r>
+        <w:t xml:space="preserve">passes at</w:t>
+      </w:r>
+      <w:r>
+        <w:t xml:space="preserve"> </w:t>
+      </w:r>
+      <w:r>
+        <w:rPr>
+          <w:b/>
+          <w:bCs/>
+        </w:rPr>
+        <w:t xml:space="preserve">25%</w:t>
+      </w:r>
+      <w:r>
+        <w:t xml:space="preserve"> </w:t>
+      </w:r>
+      <w:r>
+        <w:t xml:space="preserve">(1 of 4), compared to</w:t>
+      </w:r>
+      <w:r>
+        <w:t xml:space="preserve"> </w:t>
+      </w:r>
+      <w:r>
+        <w:rPr>
+          <w:b/>
+          <w:bCs/>
+        </w:rPr>
+        <w:t xml:space="preserve">2.4%</w:t>
+      </w:r>
+      <w:r>
+        <w:t xml:space="preserve"> </w:t>
+      </w:r>
+      <w:r>
+        <w:t xml:space="preserve">for trawler-trawler pairs — roughly a</w:t>
+      </w:r>
+      <w:r>
+        <w:t xml:space="preserve"> </w:t>
+      </w:r>
+      <w:r>
+        <w:rPr>
+          <w:b/>
+          <w:bCs/>
+        </w:rPr>
+        <w:t xml:space="preserve">10× difference</w:t>
+      </w:r>
+      <w:r>
+        <w:t xml:space="preserve">. The intermediate categories follow the same gradient:</w:t>
+      </w:r>
+      <w:r>
+        <w:t xml:space="preserve"> </w:t>
+      </w:r>
+      <w:r>
+        <w:rPr>
+          <w:b/>
+          <w:bCs/>
+        </w:rPr>
+        <w:t xml:space="preserve">Set gillnets + Trawlers</w:t>
+      </w:r>
+      <w:r>
+        <w:t xml:space="preserve"> </w:t>
+      </w:r>
+      <w:r>
+        <w:t xml:space="preserve">passes at</w:t>
+      </w:r>
+      <w:r>
+        <w:t xml:space="preserve"> </w:t>
+      </w:r>
+      <w:r>
+        <w:rPr>
+          <w:b/>
+          <w:bCs/>
+        </w:rPr>
+        <w:t xml:space="preserve">8.3%</w:t>
+      </w:r>
+      <w:r>
+        <w:t xml:space="preserve">, and</w:t>
+      </w:r>
+      <w:r>
+        <w:t xml:space="preserve"> </w:t>
+      </w:r>
+      <w:r>
+        <w:rPr>
+          <w:b/>
+          <w:bCs/>
+        </w:rPr>
+        <w:t xml:space="preserve">Line / generic + Trawlers</w:t>
+      </w:r>
+      <w:r>
+        <w:t xml:space="preserve"> </w:t>
+      </w:r>
+      <w:r>
+        <w:t xml:space="preserve">at</w:t>
+      </w:r>
+      <w:r>
+        <w:t xml:space="preserve"> </w:t>
+      </w:r>
+      <w:r>
+        <w:rPr>
+          <w:b/>
+          <w:bCs/>
+        </w:rPr>
+        <w:t xml:space="preserve">6.0%</w:t>
+      </w:r>
+      <w:r>
+        <w:t xml:space="preserve">.</w:t>
+      </w:r>
+    </w:p>
+    <w:p>
+      <w:pPr>
+        <w:pStyle w:val="BodyText"/>
+      </w:pPr>
+      <w:r>
+        <w:rPr>
+          <w:b/>
+          <w:bCs/>
+        </w:rPr>
+        <w:t xml:space="preserve">What this means for the project.</w:t>
+      </w:r>
+      <w:r>
+        <w:t xml:space="preserve"> </w:t>
+      </w:r>
+      <w:r>
+        <w:t xml:space="preserve">The gear-aware analysis serves two purposes:</w:t>
       </w:r>
     </w:p>
     <w:p>
@@ -5468,13 +5887,25 @@
           <w:b/>
           <w:bCs/>
         </w:rPr>
-        <w:t xml:space="preserve">Faint gray dots</w:t>
-      </w:r>
-      <w:r>
-        <w:t xml:space="preserve"> </w:t>
-      </w:r>
-      <w:r>
-        <w:t xml:space="preserve">show all rendezvous points (monthly locations where any of the eight pairs were within 25 km).</w:t>
+        <w:t xml:space="preserve">It justifies the geographic filter.</w:t>
+      </w:r>
+      <w:r>
+        <w:t xml:space="preserve"> </w:t>
+      </w:r>
+      <w:r>
+        <w:t xml:space="preserve">The 192 excluded pairs are not</w:t>
+      </w:r>
+      <w:r>
+        <w:t xml:space="preserve"> </w:t>
+      </w:r>
+      <w:r>
+        <w:t xml:space="preserve">“false positives”</w:t>
+      </w:r>
+      <w:r>
+        <w:t xml:space="preserve"> </w:t>
+      </w:r>
+      <w:r>
+        <w:t xml:space="preserve">in the traditional sense — the model genuinely detected shared movement patterns. But those patterns are explained by normal fleet behavior (thousands of same-type vessels fishing the same waters), not by vessel-to-vessel coordination. The filter correctly separates fleet-level noise from pair-specific signal.</w:t>
       </w:r>
     </w:p>
     <w:p>
@@ -5490,26 +5921,21 @@
           <w:b/>
           <w:bCs/>
         </w:rPr>
-        <w:t xml:space="preserve">Colored markers</w:t>
-      </w:r>
-      <w:r>
-        <w:t xml:space="preserve"> </w:t>
-      </w:r>
-      <w:r>
-        <w:t xml:space="preserve">(circles, squares, diamonds, triangles, crosses) each represent one of the</w:t>
-      </w:r>
-      <w:r>
-        <w:t xml:space="preserve"> </w:t>
-      </w:r>
-      <w:r>
-        <w:rPr>
-          <w:b/>
-          <w:bCs/>
-        </w:rPr>
-        <w:t xml:space="preserve">six cluster vessels</w:t>
-      </w:r>
-      <w:r>
-        <w:t xml:space="preserve">. The legend in the upper left identifies each vessel by abbreviated MMSI and flag state (all CHN).</w:t>
+        <w:t xml:space="preserve">It strengthens the 8 validated pairs.</w:t>
+      </w:r>
+      <w:r>
+        <w:t xml:space="preserve"> </w:t>
+      </w:r>
+      <w:r>
+        <w:t xml:space="preserve">The fact that cross-gear pairs survive at disproportionately high rates means the validated set is enriched for behaviorally unusual encounters — exactly the kind of co-location that warrants further investigation. In particular, the Set gillnets + Trawlers pair that jumped 48 ranks after adjustment (72 → 24) was originally buried among dozens of trawler pairs; the gear-aware lens reveals it as one of the most distinctive candidates in the entire list.</w:t>
+      </w:r>
+    </w:p>
+    <w:p>
+      <w:pPr>
+        <w:pStyle w:val="FirstParagraph"/>
+      </w:pPr>
+      <w:r>
+        <w:t xml:space="preserve">How to read Figure 2:</w:t>
       </w:r>
     </w:p>
     <w:p>
@@ -5517,7 +5943,7 @@
         <w:pStyle w:val="Compact"/>
         <w:numPr>
           <w:ilvl w:val="0"/>
-          <w:numId w:val="1008"/>
+          <w:numId w:val="1009"/>
         </w:numPr>
       </w:pPr>
       <w:r>
@@ -5525,13 +5951,261 @@
           <w:b/>
           <w:bCs/>
         </w:rPr>
-        <w:t xml:space="preserve">Thin gray lines</w:t>
-      </w:r>
-      <w:r>
-        <w:t xml:space="preserve"> </w:t>
-      </w:r>
-      <w:r>
-        <w:t xml:space="preserve">connect cluster members that appear together as a pair, showing which vessels rendezvous with which.</w:t>
+        <w:t xml:space="preserve">Panel (a)</w:t>
+      </w:r>
+      <w:r>
+        <w:t xml:space="preserve"> </w:t>
+      </w:r>
+      <w:r>
+        <w:t xml:space="preserve">answers</w:t>
+      </w:r>
+      <w:r>
+        <w:t xml:space="preserve"> </w:t>
+      </w:r>
+      <w:r>
+        <w:t xml:space="preserve">“why did 192 of 200 fail?”</w:t>
+      </w:r>
+      <w:r>
+        <w:t xml:space="preserve"> </w:t>
+      </w:r>
+      <w:r>
+        <w:t xml:space="preserve">Each horizontal bar is one gear-type combination; bar length is the</w:t>
+      </w:r>
+      <w:r>
+        <w:t xml:space="preserve"> </w:t>
+      </w:r>
+      <w:r>
+        <w:rPr>
+          <w:b/>
+          <w:bCs/>
+        </w:rPr>
+        <w:t xml:space="preserve">number of candidate pairs</w:t>
+      </w:r>
+      <w:r>
+        <w:t xml:space="preserve"> </w:t>
+      </w:r>
+      <w:r>
+        <w:t xml:space="preserve">in that category (all 200 are shown). Each bar is</w:t>
+      </w:r>
+      <w:r>
+        <w:t xml:space="preserve"> </w:t>
+      </w:r>
+      <w:r>
+        <w:rPr>
+          <w:b/>
+          <w:bCs/>
+        </w:rPr>
+        <w:t xml:space="preserve">stacked</w:t>
+      </w:r>
+      <w:r>
+        <w:t xml:space="preserve">: gray = did not pass the 25 km / ±1 day geographic check; green = passed.</w:t>
+      </w:r>
+      <w:r>
+        <w:t xml:space="preserve"> </w:t>
+      </w:r>
+      <w:r>
+        <w:rPr>
+          <w:b/>
+          <w:bCs/>
+        </w:rPr>
+        <w:t xml:space="preserve">Failed</w:t>
+      </w:r>
+      <w:r>
+        <w:t xml:space="preserve"> </w:t>
+      </w:r>
+      <w:r>
+        <w:t xml:space="preserve">and</w:t>
+      </w:r>
+      <w:r>
+        <w:t xml:space="preserve"> </w:t>
+      </w:r>
+      <w:r>
+        <w:rPr>
+          <w:b/>
+          <w:bCs/>
+        </w:rPr>
+        <w:t xml:space="preserve">passed</w:t>
+      </w:r>
+      <w:r>
+        <w:t xml:space="preserve"> </w:t>
+      </w:r>
+      <w:r>
+        <w:t xml:space="preserve">counts are written once to the</w:t>
+      </w:r>
+      <w:r>
+        <w:t xml:space="preserve"> </w:t>
+      </w:r>
+      <w:r>
+        <w:rPr>
+          <w:b/>
+          <w:bCs/>
+        </w:rPr>
+        <w:t xml:space="preserve">right of each bar</w:t>
+      </w:r>
+      <w:r>
+        <w:t xml:space="preserve"> </w:t>
+      </w:r>
+      <w:r>
+        <w:t xml:space="preserve">(not inside narrow segments), so labels do not overlap. A strip below the chart shows the</w:t>
+      </w:r>
+      <w:r>
+        <w:t xml:space="preserve"> </w:t>
+      </w:r>
+      <w:r>
+        <w:rPr>
+          <w:b/>
+          <w:bCs/>
+        </w:rPr>
+        <w:t xml:space="preserve">whole cohort</w:t>
+      </w:r>
+      <w:r>
+        <w:t xml:space="preserve"> </w:t>
+      </w:r>
+      <w:r>
+        <w:t xml:space="preserve">(192 failed + 8 passed = 200). The bracket still highlights that</w:t>
+      </w:r>
+      <w:r>
+        <w:t xml:space="preserve"> </w:t>
+      </w:r>
+      <w:r>
+        <w:rPr>
+          <w:b/>
+          <w:bCs/>
+        </w:rPr>
+        <w:t xml:space="preserve">pass rates</w:t>
+      </w:r>
+      <w:r>
+        <w:t xml:space="preserve"> </w:t>
+      </w:r>
+      <w:r>
+        <w:t xml:space="preserve">(passed ÷ category size) are much higher for cross-gear categories than for</w:t>
+      </w:r>
+      <w:r>
+        <w:t xml:space="preserve"> </w:t>
+      </w:r>
+      <w:r>
+        <w:rPr>
+          <w:b/>
+          <w:bCs/>
+        </w:rPr>
+        <w:t xml:space="preserve">Trawlers + Trawlers</w:t>
+      </w:r>
+      <w:r>
+        <w:t xml:space="preserve">—e.g. </w:t>
+      </w:r>
+      <w:r>
+        <w:rPr>
+          <w:b/>
+          <w:bCs/>
+        </w:rPr>
+        <w:t xml:space="preserve">Fixed gear + Trawlers</w:t>
+      </w:r>
+      <w:r>
+        <w:t xml:space="preserve"> </w:t>
+      </w:r>
+      <w:r>
+        <w:rPr>
+          <w:b/>
+          <w:bCs/>
+        </w:rPr>
+        <w:t xml:space="preserve">25%</w:t>
+      </w:r>
+      <w:r>
+        <w:t xml:space="preserve">,</w:t>
+      </w:r>
+      <w:r>
+        <w:t xml:space="preserve"> </w:t>
+      </w:r>
+      <w:r>
+        <w:rPr>
+          <w:b/>
+          <w:bCs/>
+        </w:rPr>
+        <w:t xml:space="preserve">Set gillnets + Trawlers</w:t>
+      </w:r>
+      <w:r>
+        <w:t xml:space="preserve"> </w:t>
+      </w:r>
+      <w:r>
+        <w:rPr>
+          <w:b/>
+          <w:bCs/>
+        </w:rPr>
+        <w:t xml:space="preserve">8.3%</w:t>
+      </w:r>
+      <w:r>
+        <w:t xml:space="preserve">,</w:t>
+      </w:r>
+      <w:r>
+        <w:t xml:space="preserve"> </w:t>
+      </w:r>
+      <w:r>
+        <w:rPr>
+          <w:b/>
+          <w:bCs/>
+        </w:rPr>
+        <w:t xml:space="preserve">Line / generic + Trawlers</w:t>
+      </w:r>
+      <w:r>
+        <w:t xml:space="preserve"> </w:t>
+      </w:r>
+      <w:r>
+        <w:rPr>
+          <w:b/>
+          <w:bCs/>
+        </w:rPr>
+        <w:t xml:space="preserve">6.0%</w:t>
+      </w:r>
+      <w:r>
+        <w:t xml:space="preserve">, versus</w:t>
+      </w:r>
+      <w:r>
+        <w:t xml:space="preserve"> </w:t>
+      </w:r>
+      <w:r>
+        <w:rPr>
+          <w:b/>
+          <w:bCs/>
+        </w:rPr>
+        <w:t xml:space="preserve">2.4%</w:t>
+      </w:r>
+      <w:r>
+        <w:t xml:space="preserve"> </w:t>
+      </w:r>
+      <w:r>
+        <w:t xml:space="preserve">for</w:t>
+      </w:r>
+      <w:r>
+        <w:t xml:space="preserve"> </w:t>
+      </w:r>
+      <w:r>
+        <w:rPr>
+          <w:b/>
+          <w:bCs/>
+        </w:rPr>
+        <w:t xml:space="preserve">Trawlers + Trawlers</w:t>
+      </w:r>
+      <w:r>
+        <w:t xml:space="preserve"> </w:t>
+      </w:r>
+      <w:r>
+        <w:t xml:space="preserve">(82 pairs), roughly</w:t>
+      </w:r>
+      <w:r>
+        <w:t xml:space="preserve"> </w:t>
+      </w:r>
+      <w:r>
+        <w:rPr>
+          <w:b/>
+          <w:bCs/>
+        </w:rPr>
+        <w:t xml:space="preserve">10×</w:t>
+      </w:r>
+      <w:r>
+        <w:t xml:space="preserve"> </w:t>
+      </w:r>
+      <w:r>
+        <w:t xml:space="preserve">at the extremes.</w:t>
       </w:r>
     </w:p>
     <w:p>
@@ -5539,1000 +6213,50 @@
         <w:pStyle w:val="Compact"/>
         <w:numPr>
           <w:ilvl w:val="0"/>
-          <w:numId w:val="1008"/>
+          <w:numId w:val="1009"/>
         </w:numPr>
       </w:pPr>
       <w:r>
-        <w:t xml:space="preserve">The</w:t>
-      </w:r>
-      <w:r>
-        <w:t xml:space="preserve"> </w:t>
-      </w:r>
-      <w:r>
-        <w:rPr>
-          <w:b/>
-          <w:bCs/>
-        </w:rPr>
-        <w:t xml:space="preserve">red X</w:t>
-      </w:r>
-      <w:r>
-        <w:t xml:space="preserve"> </w:t>
-      </w:r>
-      <w:r>
-        <w:t xml:space="preserve">marks the</w:t>
-      </w:r>
-      <w:r>
-        <w:t xml:space="preserve"> </w:t>
-      </w:r>
-      <w:r>
-        <w:rPr>
-          <w:b/>
-          <w:bCs/>
-        </w:rPr>
-        <w:t xml:space="preserve">weighted hotspot centroid</w:t>
-      </w:r>
-      <w:r>
-        <w:t xml:space="preserve"> </w:t>
-      </w:r>
-      <w:r>
-        <w:t xml:space="preserve">— the average location of all cluster rendezvous points (~29.7 N, 122.3 E).</w:t>
-      </w:r>
-    </w:p>
-    <w:p>
-      <w:pPr>
-        <w:pStyle w:val="Compact"/>
-        <w:numPr>
-          <w:ilvl w:val="0"/>
-          <w:numId w:val="1008"/>
-        </w:numPr>
-      </w:pPr>
-      <w:r>
-        <w:rPr>
-          <w:b/>
-          <w:bCs/>
-        </w:rPr>
-        <w:t xml:space="preserve">Tan land shading</w:t>
-      </w:r>
-      <w:r>
-        <w:t xml:space="preserve">, coastlines, rivers, and labeled cities (</w:t>
-      </w:r>
-      <w:r>
-        <w:rPr>
-          <w:b/>
-          <w:bCs/>
-        </w:rPr>
-        <w:t xml:space="preserve">Shanghai</w:t>
-      </w:r>
-      <w:r>
-        <w:t xml:space="preserve">,</w:t>
-      </w:r>
-      <w:r>
-        <w:t xml:space="preserve"> </w:t>
-      </w:r>
-      <w:r>
-        <w:rPr>
-          <w:b/>
-          <w:bCs/>
-        </w:rPr>
-        <w:t xml:space="preserve">Hangzhou</w:t>
-      </w:r>
-      <w:r>
-        <w:t xml:space="preserve">,</w:t>
-      </w:r>
-      <w:r>
-        <w:t xml:space="preserve"> </w:t>
-      </w:r>
-      <w:r>
-        <w:rPr>
-          <w:b/>
-          <w:bCs/>
-        </w:rPr>
-        <w:t xml:space="preserve">Ningbo</w:t>
-      </w:r>
-      <w:r>
-        <w:t xml:space="preserve">,</w:t>
-      </w:r>
-      <w:r>
-        <w:t xml:space="preserve"> </w:t>
-      </w:r>
-      <w:r>
-        <w:rPr>
-          <w:b/>
-          <w:bCs/>
-        </w:rPr>
-        <w:t xml:space="preserve">Wenzhou</w:t>
-      </w:r>
-      <w:r>
-        <w:t xml:space="preserve">,</w:t>
-      </w:r>
-      <w:r>
-        <w:t xml:space="preserve"> </w:t>
-      </w:r>
-      <w:r>
-        <w:rPr>
-          <w:b/>
-          <w:bCs/>
-        </w:rPr>
-        <w:t xml:space="preserve">Fuzhou</w:t>
-      </w:r>
-      <w:r>
-        <w:t xml:space="preserve">) provide geographic reference.</w:t>
-      </w:r>
-    </w:p>
-    <w:bookmarkStart w:id="30" w:name="gear-type-codes-how-to-read-country-gear"/>
-    <w:p>
-      <w:pPr>
-        <w:pStyle w:val="Heading5"/>
-      </w:pPr>
-      <w:r>
-        <w:t xml:space="preserve">4.3.1 Gear type codes (how to read “country · gear”)</w:t>
+        <w:rPr>
+          <w:b/>
+          <w:bCs/>
+        </w:rPr>
+        <w:t xml:space="preserve">Panel (b)</w:t>
+      </w:r>
+      <w:r>
+        <w:t xml:space="preserve"> </w:t>
+      </w:r>
+      <w:r>
+        <w:t xml:space="preserve">answers</w:t>
+      </w:r>
+      <w:r>
+        <w:t xml:space="preserve"> </w:t>
+      </w:r>
+      <w:r>
+        <w:t xml:space="preserve">“should we trust the 8 that survived?”</w:t>
+      </w:r>
+      <w:r>
+        <w:t xml:space="preserve"> </w:t>
+      </w:r>
+      <w:r>
+        <w:t xml:space="preserve">A table lists every validated pair with its MMSI identifiers, gear combination, flag match, days within 25 km, mean distance, and TGCN rank. Six of eight are cross-gear pairs, consistent with genuine vessel-to-vessel encounters rather than fleet noise. The two trawler-trawler pairs have higher mean distances (191–349 km across overlap days) and lower ranks, further supporting the interpretation that their validation is marginal compared to the cross-gear pairs.</w:t>
       </w:r>
     </w:p>
     <w:p>
       <w:pPr>
         <w:pStyle w:val="FirstParagraph"/>
-      </w:pPr>
-      <w:r>
-        <w:t xml:space="preserve">Legend labels on Figures 2–4 and Tables 2–3 show</w:t>
-      </w:r>
-      <w:r>
-        <w:t xml:space="preserve"> </w:t>
-      </w:r>
-      <w:r>
-        <w:rPr>
-          <w:b/>
-          <w:bCs/>
-        </w:rPr>
-        <w:t xml:space="preserve">country · gear</w:t>
-      </w:r>
-      <w:r>
-        <w:t xml:space="preserve"> </w:t>
-      </w:r>
-      <w:r>
-        <w:t xml:space="preserve">per vessel.</w:t>
-      </w:r>
-      <w:r>
-        <w:t xml:space="preserve"> </w:t>
-      </w:r>
-      <w:r>
-        <w:rPr>
-          <w:b/>
-          <w:bCs/>
-        </w:rPr>
-        <w:t xml:space="preserve">Country</w:t>
-      </w:r>
-      <w:r>
-        <w:t xml:space="preserve"> </w:t>
-      </w:r>
-      <w:r>
-        <w:t xml:space="preserve">comes from the cell-fleet enrichment (</w:t>
-      </w:r>
-      <w:r>
-        <w:rPr>
-          <w:rStyle w:val="VerbatimChar"/>
-        </w:rPr>
-        <w:t xml:space="preserve">artifacts/cooperative_pairs_with_flag_gear.csv</w:t>
-      </w:r>
-      <w:r>
-        <w:t xml:space="preserve">) when the MMSI appears there, otherwise from the</w:t>
-      </w:r>
-      <w:r>
-        <w:t xml:space="preserve"> </w:t>
-      </w:r>
-      <w:r>
-        <w:rPr>
-          <w:b/>
-          <w:bCs/>
-        </w:rPr>
-        <w:t xml:space="preserve">ITU MID</w:t>
-      </w:r>
-      <w:r>
-        <w:t xml:space="preserve"> </w:t>
-      </w:r>
-      <w:r>
-        <w:t xml:space="preserve">prefix (e.g., MID111).</w:t>
-      </w:r>
-      <w:r>
-        <w:t xml:space="preserve"> </w:t>
-      </w:r>
-      <w:r>
-        <w:rPr>
-          <w:b/>
-          <w:bCs/>
-        </w:rPr>
-        <w:t xml:space="preserve">Gear</w:t>
-      </w:r>
-      <w:r>
-        <w:t xml:space="preserve"> </w:t>
-      </w:r>
-      <w:r>
-        <w:t xml:space="preserve">strings (e.g.,</w:t>
-      </w:r>
-      <w:r>
-        <w:t xml:space="preserve"> </w:t>
-      </w:r>
-      <w:r>
-        <w:rPr>
-          <w:rStyle w:val="VerbatimChar"/>
-        </w:rPr>
-        <w:t xml:space="preserve">trawlers</w:t>
-      </w:r>
-      <w:r>
-        <w:t xml:space="preserve">,</w:t>
-      </w:r>
-      <w:r>
-        <w:t xml:space="preserve"> </w:t>
-      </w:r>
-      <w:r>
-        <w:rPr>
-          <w:rStyle w:val="VerbatimChar"/>
-        </w:rPr>
-        <w:t xml:space="preserve">set_gillnets</w:t>
-      </w:r>
-      <w:r>
-        <w:t xml:space="preserve">,</w:t>
-      </w:r>
-      <w:r>
-        <w:t xml:space="preserve"> </w:t>
-      </w:r>
-      <w:r>
-        <w:rPr>
-          <w:rStyle w:val="VerbatimChar"/>
-        </w:rPr>
-        <w:t xml:space="preserve">fixed_gear</w:t>
-      </w:r>
-      <w:r>
-        <w:t xml:space="preserve">,</w:t>
-      </w:r>
-      <w:r>
-        <w:t xml:space="preserve"> </w:t>
-      </w:r>
-      <w:r>
-        <w:rPr>
-          <w:rStyle w:val="VerbatimChar"/>
-        </w:rPr>
-        <w:t xml:space="preserve">fishing</w:t>
-      </w:r>
-      <w:r>
-        <w:t xml:space="preserve">) are</w:t>
-      </w:r>
-      <w:r>
-        <w:t xml:space="preserve"> </w:t>
-      </w:r>
-      <w:r>
-        <w:rPr>
-          <w:rStyle w:val="VerbatimChar"/>
-          <w:b/>
-          <w:bCs/>
-        </w:rPr>
-        <w:t xml:space="preserve">geartype</w:t>
-      </w:r>
-      <w:r>
-        <w:rPr>
-          <w:b/>
-          <w:bCs/>
-        </w:rPr>
-        <w:t xml:space="preserve"> </w:t>
-      </w:r>
-      <w:r>
-        <w:rPr>
-          <w:b/>
-          <w:bCs/>
-        </w:rPr>
-        <w:t xml:space="preserve">labels</w:t>
-      </w:r>
-      <w:r>
-        <w:t xml:space="preserve"> </w:t>
-      </w:r>
-      <w:r>
-        <w:t xml:space="preserve">from</w:t>
-      </w:r>
-      <w:r>
-        <w:t xml:space="preserve"> </w:t>
-      </w:r>
-      <w:r>
-        <w:rPr>
-          <w:b/>
-          <w:bCs/>
-        </w:rPr>
-        <w:t xml:space="preserve">cell-aggregated fleet</w:t>
-      </w:r>
-      <w:r>
-        <w:t xml:space="preserve"> </w:t>
-      </w:r>
-      <w:r>
-        <w:t xml:space="preserve">files, assigned by</w:t>
-      </w:r>
-      <w:r>
-        <w:t xml:space="preserve"> </w:t>
-      </w:r>
-      <w:r>
-        <w:rPr>
-          <w:b/>
-          <w:bCs/>
-        </w:rPr>
-        <w:t xml:space="preserve">hours-weighted</w:t>
-      </w:r>
-      <w:r>
-        <w:t xml:space="preserve"> </w:t>
-      </w:r>
-      <w:r>
-        <w:t xml:space="preserve">overlap between MMSI daily cells and fleet rows (</w:t>
-      </w:r>
-      <w:r>
-        <w:rPr>
-          <w:rStyle w:val="VerbatimChar"/>
-        </w:rPr>
-        <w:t xml:space="preserve">scripts/enrich_pairs_with_flag_gear.py</w:t>
-      </w:r>
-      <w:r>
-        <w:t xml:space="preserve">). They indicate</w:t>
-      </w:r>
-      <w:r>
-        <w:t xml:space="preserve"> </w:t>
-      </w:r>
-      <w:r>
-        <w:rPr>
-          <w:b/>
-          <w:bCs/>
-        </w:rPr>
-        <w:t xml:space="preserve">broad fisheries-activity categories</w:t>
-      </w:r>
-      <w:r>
-        <w:t xml:space="preserve">, not a formal gear license per vessel. The</w:t>
-      </w:r>
-      <w:r>
-        <w:t xml:space="preserve"> </w:t>
-      </w:r>
-      <w:r>
-        <w:rPr>
-          <w:b/>
-          <w:bCs/>
-        </w:rPr>
-        <w:t xml:space="preserve">em dash (—)</w:t>
-      </w:r>
-      <w:r>
-        <w:t xml:space="preserve"> </w:t>
-      </w:r>
-      <w:r>
-        <w:t xml:space="preserve">means no gear could be attributed for that MMSI in the extract—common for the full-coverage pairs, which mostly fall outside the August 2017 enrichment window (see</w:t>
-      </w:r>
-      <w:r>
-        <w:t xml:space="preserve"> </w:t>
-      </w:r>
-      <w:r>
-        <w:rPr>
-          <w:b/>
-          <w:bCs/>
-        </w:rPr>
-        <w:t xml:space="preserve">Table 2</w:t>
-      </w:r>
-      <w:r>
-        <w:t xml:space="preserve">).</w:t>
-      </w:r>
-      <w:r>
-        <w:t xml:space="preserve"> </w:t>
-      </w:r>
-      <w:r>
-        <w:rPr>
-          <w:b/>
-          <w:bCs/>
-        </w:rPr>
-        <w:t xml:space="preserve">Plain-language definitions</w:t>
-      </w:r>
-      <w:r>
-        <w:t xml:space="preserve"> </w:t>
-      </w:r>
-      <w:r>
-        <w:t xml:space="preserve">of every code are in</w:t>
-      </w:r>
-      <w:r>
-        <w:t xml:space="preserve"> </w:t>
-      </w:r>
-      <w:r>
-        <w:rPr>
-          <w:b/>
-          <w:bCs/>
-        </w:rPr>
-        <w:t xml:space="preserve">Appendix A</w:t>
-      </w:r>
-      <w:r>
-        <w:t xml:space="preserve">.</w:t>
-      </w:r>
-    </w:p>
-    <w:p>
-      <w:pPr>
-        <w:pStyle w:val="BodyText"/>
-      </w:pPr>
-      <w:r>
-        <w:rPr>
-          <w:b/>
-          <w:bCs/>
-        </w:rPr>
-        <w:t xml:space="preserve">Table 2 — Eight validated pairs (country · gear per vessel).</w:t>
-      </w:r>
-      <w:r>
-        <w:t xml:space="preserve"> </w:t>
-      </w:r>
-      <w:r>
-        <w:rPr>
-          <w:i/>
-          <w:iCs/>
-        </w:rPr>
-        <w:t xml:space="preserve">Format: src MMSI, dst MMSI, then src country · gear | dst country · gear.</w:t>
-      </w:r>
-    </w:p>
-    <w:tbl>
-      <w:tblPr>
-        <w:tblStyle w:val="Table"/>
-        <w:tblW w:type="auto" w:w="0"/>
-        <w:tblLook w:firstRow="1" w:lastRow="0" w:firstColumn="0" w:lastColumn="0" w:noHBand="0" w:noVBand="0" w:val="0020"/>
-      </w:tblPr>
-      <w:tblGrid>
-        <w:gridCol w:w="2640"/>
-        <w:gridCol w:w="2640"/>
-        <w:gridCol w:w="2640"/>
-      </w:tblGrid>
-      <w:tr>
-        <w:trPr>
-          <w:tblHeader w:val="on"/>
-        </w:trPr>
-        <w:tc>
-          <w:tcPr/>
-          <w:p>
-            <w:pPr>
-              <w:pStyle w:val="Compact"/>
-            </w:pPr>
-            <w:r>
-              <w:t xml:space="preserve">src</w:t>
-            </w:r>
-          </w:p>
-        </w:tc>
-        <w:tc>
-          <w:tcPr/>
-          <w:p>
-            <w:pPr>
-              <w:pStyle w:val="Compact"/>
-            </w:pPr>
-            <w:r>
-              <w:t xml:space="preserve">dst</w:t>
-            </w:r>
-          </w:p>
-        </w:tc>
-        <w:tc>
-          <w:tcPr/>
-          <w:p>
-            <w:pPr>
-              <w:pStyle w:val="Compact"/>
-            </w:pPr>
-            <w:r>
-              <w:t xml:space="preserve">Country · gear (src | dst)</w:t>
-            </w:r>
-          </w:p>
-        </w:tc>
-      </w:tr>
-      <w:tr>
-        <w:tc>
-          <w:tcPr/>
-          <w:p>
-            <w:pPr>
-              <w:pStyle w:val="Compact"/>
-            </w:pPr>
-            <w:r>
-              <w:t xml:space="preserve">412422375</w:t>
-            </w:r>
-          </w:p>
-        </w:tc>
-        <w:tc>
-          <w:tcPr/>
-          <w:p>
-            <w:pPr>
-              <w:pStyle w:val="Compact"/>
-            </w:pPr>
-            <w:r>
-              <w:t xml:space="preserve">412428225</w:t>
-            </w:r>
-          </w:p>
-        </w:tc>
-        <w:tc>
-          <w:tcPr/>
-          <w:p>
-            <w:pPr>
-              <w:pStyle w:val="Compact"/>
-            </w:pPr>
-            <w:r>
-              <w:t xml:space="preserve">CHN · — | CHN · —</w:t>
-            </w:r>
-          </w:p>
-        </w:tc>
-      </w:tr>
-      <w:tr>
-        <w:tc>
-          <w:tcPr/>
-          <w:p>
-            <w:pPr>
-              <w:pStyle w:val="Compact"/>
-            </w:pPr>
-            <w:r>
-              <w:t xml:space="preserve">412437423</w:t>
-            </w:r>
-          </w:p>
-        </w:tc>
-        <w:tc>
-          <w:tcPr/>
-          <w:p>
-            <w:pPr>
-              <w:pStyle w:val="Compact"/>
-            </w:pPr>
-            <w:r>
-              <w:t xml:space="preserve">412435485</w:t>
-            </w:r>
-          </w:p>
-        </w:tc>
-        <w:tc>
-          <w:tcPr/>
-          <w:p>
-            <w:pPr>
-              <w:pStyle w:val="Compact"/>
-            </w:pPr>
-            <w:r>
-              <w:t xml:space="preserve">CHN · — | CHN · —</w:t>
-            </w:r>
-          </w:p>
-        </w:tc>
-      </w:tr>
-      <w:tr>
-        <w:tc>
-          <w:tcPr/>
-          <w:p>
-            <w:pPr>
-              <w:pStyle w:val="Compact"/>
-            </w:pPr>
-            <w:r>
-              <w:t xml:space="preserve">412410128</w:t>
-            </w:r>
-          </w:p>
-        </w:tc>
-        <w:tc>
-          <w:tcPr/>
-          <w:p>
-            <w:pPr>
-              <w:pStyle w:val="Compact"/>
-            </w:pPr>
-            <w:r>
-              <w:t xml:space="preserve">412416248</w:t>
-            </w:r>
-          </w:p>
-        </w:tc>
-        <w:tc>
-          <w:tcPr/>
-          <w:p>
-            <w:pPr>
-              <w:pStyle w:val="Compact"/>
-            </w:pPr>
-            <w:r>
-              <w:t xml:space="preserve">CHN · — | CHN · —</w:t>
-            </w:r>
-          </w:p>
-        </w:tc>
-      </w:tr>
-      <w:tr>
-        <w:tc>
-          <w:tcPr/>
-          <w:p>
-            <w:pPr>
-              <w:pStyle w:val="Compact"/>
-            </w:pPr>
-            <w:r>
-              <w:t xml:space="preserve">412461376</w:t>
-            </w:r>
-          </w:p>
-        </w:tc>
-        <w:tc>
-          <w:tcPr/>
-          <w:p>
-            <w:pPr>
-              <w:pStyle w:val="Compact"/>
-            </w:pPr>
-            <w:r>
-              <w:t xml:space="preserve">412415321</w:t>
-            </w:r>
-          </w:p>
-        </w:tc>
-        <w:tc>
-          <w:tcPr/>
-          <w:p>
-            <w:pPr>
-              <w:pStyle w:val="Compact"/>
-            </w:pPr>
-            <w:r>
-              <w:t xml:space="preserve">CHN · — | CHN · —</w:t>
-            </w:r>
-          </w:p>
-        </w:tc>
-      </w:tr>
-      <w:tr>
-        <w:tc>
-          <w:tcPr/>
-          <w:p>
-            <w:pPr>
-              <w:pStyle w:val="Compact"/>
-            </w:pPr>
-            <w:r>
-              <w:t xml:space="preserve">412420679</w:t>
-            </w:r>
-          </w:p>
-        </w:tc>
-        <w:tc>
-          <w:tcPr/>
-          <w:p>
-            <w:pPr>
-              <w:pStyle w:val="Compact"/>
-            </w:pPr>
-            <w:r>
-              <w:t xml:space="preserve">412413383</w:t>
-            </w:r>
-          </w:p>
-        </w:tc>
-        <w:tc>
-          <w:tcPr/>
-          <w:p>
-            <w:pPr>
-              <w:pStyle w:val="Compact"/>
-            </w:pPr>
-            <w:r>
-              <w:t xml:space="preserve">CHN · — | CHN · —</w:t>
-            </w:r>
-          </w:p>
-        </w:tc>
-      </w:tr>
-      <w:tr>
-        <w:tc>
-          <w:tcPr/>
-          <w:p>
-            <w:pPr>
-              <w:pStyle w:val="Compact"/>
-            </w:pPr>
-            <w:r>
-              <w:t xml:space="preserve">412985698</w:t>
-            </w:r>
-          </w:p>
-        </w:tc>
-        <w:tc>
-          <w:tcPr/>
-          <w:p>
-            <w:pPr>
-              <w:pStyle w:val="Compact"/>
-            </w:pPr>
-            <w:r>
-              <w:t xml:space="preserve">412443375</w:t>
-            </w:r>
-          </w:p>
-        </w:tc>
-        <w:tc>
-          <w:tcPr/>
-          <w:p>
-            <w:pPr>
-              <w:pStyle w:val="Compact"/>
-            </w:pPr>
-            <w:r>
-              <w:t xml:space="preserve">CHN · — | CHN · —</w:t>
-            </w:r>
-          </w:p>
-        </w:tc>
-      </w:tr>
-      <w:tr>
-        <w:tc>
-          <w:tcPr/>
-          <w:p>
-            <w:pPr>
-              <w:pStyle w:val="Compact"/>
-            </w:pPr>
-            <w:r>
-              <w:t xml:space="preserve">412450427</w:t>
-            </w:r>
-          </w:p>
-        </w:tc>
-        <w:tc>
-          <w:tcPr/>
-          <w:p>
-            <w:pPr>
-              <w:pStyle w:val="Compact"/>
-            </w:pPr>
-            <w:r>
-              <w:t xml:space="preserve">111203412</w:t>
-            </w:r>
-          </w:p>
-        </w:tc>
-        <w:tc>
-          <w:tcPr/>
-          <w:p>
-            <w:pPr>
-              <w:pStyle w:val="Compact"/>
-            </w:pPr>
-            <w:r>
-              <w:t xml:space="preserve">CHN · — | MID111 · —</w:t>
-            </w:r>
-          </w:p>
-        </w:tc>
-      </w:tr>
-      <w:tr>
-        <w:tc>
-          <w:tcPr/>
-          <w:p>
-            <w:pPr>
-              <w:pStyle w:val="Compact"/>
-            </w:pPr>
-            <w:r>
-              <w:t xml:space="preserve">412461376</w:t>
-            </w:r>
-          </w:p>
-        </w:tc>
-        <w:tc>
-          <w:tcPr/>
-          <w:p>
-            <w:pPr>
-              <w:pStyle w:val="Compact"/>
-            </w:pPr>
-            <w:r>
-              <w:t xml:space="preserve">412427825</w:t>
-            </w:r>
-          </w:p>
-        </w:tc>
-        <w:tc>
-          <w:tcPr/>
-          <w:p>
-            <w:pPr>
-              <w:pStyle w:val="Compact"/>
-            </w:pPr>
-            <w:r>
-              <w:t xml:space="preserve">CHN · — | CHN · —</w:t>
-            </w:r>
-          </w:p>
-        </w:tc>
-      </w:tr>
-    </w:tbl>
-    <w:p>
-      <w:pPr>
-        <w:pStyle w:val="BodyText"/>
-      </w:pPr>
-      <w:r>
-        <w:rPr>
-          <w:b/>
-          <w:bCs/>
-        </w:rPr>
-        <w:t xml:space="preserve">Table 3 — Six-vessel cluster (Figure 3).</w:t>
-      </w:r>
-      <w:r>
-        <w:t xml:space="preserve"> </w:t>
-      </w:r>
-      <w:r>
-        <w:rPr>
-          <w:i/>
-          <w:iCs/>
-        </w:rPr>
-        <w:t xml:space="preserve">MMSIs selected by</w:t>
-      </w:r>
-      <w:r>
-        <w:rPr>
-          <w:i/>
-          <w:iCs/>
-        </w:rPr>
-        <w:t xml:space="preserve"> </w:t>
-      </w:r>
-      <w:r>
-        <w:rPr>
-          <w:rStyle w:val="VerbatimChar"/>
-          <w:i/>
-          <w:iCs/>
-        </w:rPr>
-        <w:t xml:space="preserve">scripts/analyze_six_vessel_cluster.py</w:t>
-      </w:r>
-      <w:r>
-        <w:rPr>
-          <w:i/>
-          <w:iCs/>
-        </w:rPr>
-        <w:t xml:space="preserve">; labels match plot legend.</w:t>
-      </w:r>
-    </w:p>
-    <w:tbl>
-      <w:tblPr>
-        <w:tblStyle w:val="Table"/>
-        <w:tblW w:type="auto" w:w="0"/>
-        <w:tblLook w:firstRow="1" w:lastRow="0" w:firstColumn="0" w:lastColumn="0" w:noHBand="0" w:noVBand="0" w:val="0020"/>
-      </w:tblPr>
-      <w:tblGrid>
-        <w:gridCol w:w="3960"/>
-        <w:gridCol w:w="3960"/>
-      </w:tblGrid>
-      <w:tr>
-        <w:trPr>
-          <w:tblHeader w:val="on"/>
-        </w:trPr>
-        <w:tc>
-          <w:tcPr/>
-          <w:p>
-            <w:pPr>
-              <w:pStyle w:val="Compact"/>
-            </w:pPr>
-            <w:r>
-              <w:t xml:space="preserve">MMSI</w:t>
-            </w:r>
-          </w:p>
-        </w:tc>
-        <w:tc>
-          <w:tcPr/>
-          <w:p>
-            <w:pPr>
-              <w:pStyle w:val="Compact"/>
-            </w:pPr>
-            <w:r>
-              <w:t xml:space="preserve">Country · gear</w:t>
-            </w:r>
-          </w:p>
-        </w:tc>
-      </w:tr>
-      <w:tr>
-        <w:tc>
-          <w:tcPr/>
-          <w:p>
-            <w:pPr>
-              <w:pStyle w:val="Compact"/>
-            </w:pPr>
-            <w:r>
-              <w:t xml:space="preserve">412413383</w:t>
-            </w:r>
-          </w:p>
-        </w:tc>
-        <w:tc>
-          <w:tcPr/>
-          <w:p>
-            <w:pPr>
-              <w:pStyle w:val="Compact"/>
-            </w:pPr>
-            <w:r>
-              <w:t xml:space="preserve">CHN · —</w:t>
-            </w:r>
-          </w:p>
-        </w:tc>
-      </w:tr>
-      <w:tr>
-        <w:tc>
-          <w:tcPr/>
-          <w:p>
-            <w:pPr>
-              <w:pStyle w:val="Compact"/>
-            </w:pPr>
-            <w:r>
-              <w:t xml:space="preserve">412420679</w:t>
-            </w:r>
-          </w:p>
-        </w:tc>
-        <w:tc>
-          <w:tcPr/>
-          <w:p>
-            <w:pPr>
-              <w:pStyle w:val="Compact"/>
-            </w:pPr>
-            <w:r>
-              <w:t xml:space="preserve">CHN · —</w:t>
-            </w:r>
-          </w:p>
-        </w:tc>
-      </w:tr>
-      <w:tr>
-        <w:tc>
-          <w:tcPr/>
-          <w:p>
-            <w:pPr>
-              <w:pStyle w:val="Compact"/>
-            </w:pPr>
-            <w:r>
-              <w:t xml:space="preserve">412427825</w:t>
-            </w:r>
-          </w:p>
-        </w:tc>
-        <w:tc>
-          <w:tcPr/>
-          <w:p>
-            <w:pPr>
-              <w:pStyle w:val="Compact"/>
-            </w:pPr>
-            <w:r>
-              <w:t xml:space="preserve">CHN · —</w:t>
-            </w:r>
-          </w:p>
-        </w:tc>
-      </w:tr>
-      <w:tr>
-        <w:tc>
-          <w:tcPr/>
-          <w:p>
-            <w:pPr>
-              <w:pStyle w:val="Compact"/>
-            </w:pPr>
-            <w:r>
-              <w:t xml:space="preserve">412435485</w:t>
-            </w:r>
-          </w:p>
-        </w:tc>
-        <w:tc>
-          <w:tcPr/>
-          <w:p>
-            <w:pPr>
-              <w:pStyle w:val="Compact"/>
-            </w:pPr>
-            <w:r>
-              <w:t xml:space="preserve">CHN · —</w:t>
-            </w:r>
-          </w:p>
-        </w:tc>
-      </w:tr>
-      <w:tr>
-        <w:tc>
-          <w:tcPr/>
-          <w:p>
-            <w:pPr>
-              <w:pStyle w:val="Compact"/>
-            </w:pPr>
-            <w:r>
-              <w:t xml:space="preserve">412437423</w:t>
-            </w:r>
-          </w:p>
-        </w:tc>
-        <w:tc>
-          <w:tcPr/>
-          <w:p>
-            <w:pPr>
-              <w:pStyle w:val="Compact"/>
-            </w:pPr>
-            <w:r>
-              <w:t xml:space="preserve">CHN · —</w:t>
-            </w:r>
-          </w:p>
-        </w:tc>
-      </w:tr>
-      <w:tr>
-        <w:tc>
-          <w:tcPr/>
-          <w:p>
-            <w:pPr>
-              <w:pStyle w:val="Compact"/>
-            </w:pPr>
-            <w:r>
-              <w:t xml:space="preserve">412461376</w:t>
-            </w:r>
-          </w:p>
-        </w:tc>
-        <w:tc>
-          <w:tcPr/>
-          <w:p>
-            <w:pPr>
-              <w:pStyle w:val="Compact"/>
-            </w:pPr>
-            <w:r>
-              <w:t xml:space="preserve">CHN · —</w:t>
-            </w:r>
-          </w:p>
-        </w:tc>
-      </w:tr>
-    </w:tbl>
-    <w:p>
-      <w:pPr>
-        <w:pStyle w:val="BodyText"/>
       </w:pPr>
       <w:r>
         <w:drawing>
           <wp:inline>
-            <wp:extent cx="5334000" cy="2894670"/>
+            <wp:extent cx="5334000" cy="5353977"/>
             <wp:effectExtent b="0" l="0" r="0" t="0"/>
-            <wp:docPr descr="All pairs days within 25 km (monthly)" title="" id="25" name="Picture"/>
+            <wp:docPr descr="Gear-aware re-ranking" title="" id="25" name="Picture"/>
             <a:graphic>
               <a:graphicData uri="http://schemas.openxmlformats.org/drawingml/2006/picture">
                 <pic:pic>
                   <pic:nvPicPr>
-                    <pic:cNvPr descr="../artifacts/plots/pair_overlap_series/all_pairs_days_within_25km.png" id="26" name="Picture"/>
+                    <pic:cNvPr descr="../artifacts/plots/gear_aware_reranking.png" id="26" name="Picture"/>
                     <pic:cNvPicPr>
                       <a:picLocks noChangeArrowheads="1" noChangeAspect="1"/>
                     </pic:cNvPicPr>
@@ -6546,7 +6270,7 @@
                   <pic:spPr bwMode="auto">
                     <a:xfrm>
                       <a:off x="0" y="0"/>
-                      <a:ext cx="5334000" cy="2894670"/>
+                      <a:ext cx="5334000" cy="5353977"/>
                     </a:xfrm>
                     <a:prstGeom prst="rect">
                       <a:avLst/>
@@ -6588,7 +6312,7 @@
           <w:i/>
           <w:iCs/>
         </w:rPr>
-        <w:t xml:space="preserve">Bubble chart</w:t>
+        <w:t xml:space="preserve">(a)</w:t>
       </w:r>
       <w:r>
         <w:rPr>
@@ -6602,7 +6326,7 @@
           <w:i/>
           <w:iCs/>
         </w:rPr>
-        <w:t xml:space="preserve">of monthly close approaches (days within 25 km) for all eight validated pairs, 2013–2019. Each row is one pair (sorted by total overlap, highest at top); bubble size is proportional to the number of days within 25 km that month; numbers inside larger bubbles show exact counts.</w:t>
+        <w:t xml:space="preserve">All 200 top candidates by gear combination: stacked</w:t>
       </w:r>
       <w:r>
         <w:rPr>
@@ -6618,7 +6342,7 @@
           <w:i/>
           <w:iCs/>
         </w:rPr>
-        <w:t xml:space="preserve">Pair 1</w:t>
+        <w:t xml:space="preserve">counts</w:t>
       </w:r>
       <w:r>
         <w:rPr>
@@ -6632,7 +6356,7 @@
           <w:i/>
           <w:iCs/>
         </w:rPr>
-        <w:t xml:space="preserve">(CHN, 84 days across 9 months) dominates with large, closely spaced bubbles in 2015–2016, indicating</w:t>
+        <w:t xml:space="preserve">of pairs that failed vs passed the 25 km / ±1 day geographic check (no percentage axis).</w:t>
       </w:r>
       <w:r>
         <w:rPr>
@@ -6648,7 +6372,7 @@
           <w:i/>
           <w:iCs/>
         </w:rPr>
-        <w:t xml:space="preserve">persistent co-presence</w:t>
+        <w:t xml:space="preserve">(b)</w:t>
       </w:r>
       <w:r>
         <w:rPr>
@@ -6662,7 +6386,7 @@
           <w:i/>
           <w:iCs/>
         </w:rPr>
-        <w:t xml:space="preserve">over an extended period. Most other pairs are</w:t>
+        <w:t xml:space="preserve">The 8 validated pairs with gear type, flag, proximity days, and TGCN rank. Reproduce:</w:t>
       </w:r>
       <w:r>
         <w:rPr>
@@ -6673,12 +6397,11 @@
       </w:r>
       <w:r>
         <w:rPr>
-          <w:b/>
-          <w:bCs/>
+          <w:rStyle w:val="VerbatimChar"/>
           <w:i/>
           <w:iCs/>
         </w:rPr>
-        <w:t xml:space="preserve">sporadic</w:t>
+        <w:t xml:space="preserve">scripts/gear_aware_reranking.py</w:t>
       </w:r>
       <w:r>
         <w:rPr>
@@ -6692,23 +6415,1160 @@
           <w:i/>
           <w:iCs/>
         </w:rPr>
-        <w:t xml:space="preserve">— a handful of small bubbles scattered across different years — suggesting occasional rather than sustained proximity.</w:t>
+        <w:t xml:space="preserve">(Appendix B).</w:t>
+      </w:r>
+    </w:p>
+    <w:bookmarkEnd w:id="27"/>
+    <w:bookmarkStart w:id="35" w:name="monthly-overlap-and-cluster-context"/>
+    <w:p>
+      <w:pPr>
+        <w:pStyle w:val="Heading4"/>
+      </w:pPr>
+      <w:r>
+        <w:t xml:space="preserve">4.3 Monthly overlap and cluster context</w:t>
+      </w:r>
+    </w:p>
+    <w:p>
+      <w:pPr>
+        <w:pStyle w:val="FirstParagraph"/>
+      </w:pPr>
+      <w:r>
+        <w:rPr>
+          <w:b/>
+          <w:bCs/>
+        </w:rPr>
+        <w:t xml:space="preserve">Figure 3</w:t>
+      </w:r>
+      <w:r>
+        <w:t xml:space="preserve"> </w:t>
+      </w:r>
+      <w:r>
+        <w:t xml:space="preserve">charts the monthly count of days each validated pair’s vessels were within</w:t>
+      </w:r>
+      <w:r>
+        <w:t xml:space="preserve"> </w:t>
+      </w:r>
+      <w:r>
+        <w:rPr>
+          <w:b/>
+          <w:bCs/>
+        </w:rPr>
+        <w:t xml:space="preserve">25 km</w:t>
+      </w:r>
+      <w:r>
+        <w:t xml:space="preserve">.</w:t>
+      </w:r>
+      <w:r>
+        <w:t xml:space="preserve"> </w:t>
+      </w:r>
+      <w:r>
+        <w:rPr>
+          <w:b/>
+          <w:bCs/>
+        </w:rPr>
+        <w:t xml:space="preserve">Figure 4</w:t>
+      </w:r>
+      <w:r>
+        <w:t xml:space="preserve"> </w:t>
+      </w:r>
+      <w:r>
+        <w:t xml:space="preserve">maps those same rendezvous locations geographically and highlights a</w:t>
+      </w:r>
+      <w:r>
+        <w:t xml:space="preserve"> </w:t>
+      </w:r>
+      <w:r>
+        <w:rPr>
+          <w:b/>
+          <w:bCs/>
+        </w:rPr>
+        <w:t xml:space="preserve">six-vessel</w:t>
+      </w:r>
+      <w:r>
+        <w:t xml:space="preserve"> </w:t>
+      </w:r>
+      <w:r>
+        <w:t xml:space="preserve">subgroup near</w:t>
+      </w:r>
+      <w:r>
+        <w:t xml:space="preserve"> </w:t>
+      </w:r>
+      <w:r>
+        <w:rPr>
+          <w:b/>
+          <w:bCs/>
+        </w:rPr>
+        <w:t xml:space="preserve">~30 N, 122 E</w:t>
+      </w:r>
+      <w:r>
+        <w:t xml:space="preserve">.</w:t>
+      </w:r>
+    </w:p>
+    <w:p>
+      <w:pPr>
+        <w:pStyle w:val="BodyText"/>
+      </w:pPr>
+      <w:r>
+        <w:t xml:space="preserve">How to read Figure 3:</w:t>
+      </w:r>
+    </w:p>
+    <w:p>
+      <w:pPr>
+        <w:pStyle w:val="Compact"/>
+        <w:numPr>
+          <w:ilvl w:val="0"/>
+          <w:numId w:val="1010"/>
+        </w:numPr>
+      </w:pPr>
+      <w:r>
+        <w:t xml:space="preserve">Each</w:t>
+      </w:r>
+      <w:r>
+        <w:t xml:space="preserve"> </w:t>
+      </w:r>
+      <w:r>
+        <w:rPr>
+          <w:b/>
+          <w:bCs/>
+        </w:rPr>
+        <w:t xml:space="preserve">row</w:t>
+      </w:r>
+      <w:r>
+        <w:t xml:space="preserve"> </w:t>
+      </w:r>
+      <w:r>
+        <w:t xml:space="preserve">is one vessel pair, sorted from most overlap (top) to least (bottom). The</w:t>
+      </w:r>
+      <w:r>
+        <w:t xml:space="preserve"> </w:t>
+      </w:r>
+      <w:r>
+        <w:rPr>
+          <w:b/>
+          <w:bCs/>
+        </w:rPr>
+        <w:t xml:space="preserve">y-axis label</w:t>
+      </w:r>
+      <w:r>
+        <w:t xml:space="preserve"> </w:t>
+      </w:r>
+      <w:r>
+        <w:t xml:space="preserve">shows the pair number, the flag state(s) involved (e.g., CHN for China), and a summary line giving the total days and active months.</w:t>
+      </w:r>
+    </w:p>
+    <w:p>
+      <w:pPr>
+        <w:pStyle w:val="Compact"/>
+        <w:numPr>
+          <w:ilvl w:val="0"/>
+          <w:numId w:val="1010"/>
+        </w:numPr>
+      </w:pPr>
+      <w:r>
+        <w:t xml:space="preserve">Each</w:t>
+      </w:r>
+      <w:r>
+        <w:t xml:space="preserve"> </w:t>
+      </w:r>
+      <w:r>
+        <w:rPr>
+          <w:b/>
+          <w:bCs/>
+        </w:rPr>
+        <w:t xml:space="preserve">bubble</w:t>
+      </w:r>
+      <w:r>
+        <w:t xml:space="preserve"> </w:t>
+      </w:r>
+      <w:r>
+        <w:t xml:space="preserve">represents one calendar month.</w:t>
+      </w:r>
+      <w:r>
+        <w:t xml:space="preserve"> </w:t>
+      </w:r>
+      <w:r>
+        <w:rPr>
+          <w:b/>
+          <w:bCs/>
+        </w:rPr>
+        <w:t xml:space="preserve">Bubble size is proportional to the number of days</w:t>
+      </w:r>
+      <w:r>
+        <w:t xml:space="preserve"> </w:t>
+      </w:r>
+      <w:r>
+        <w:t xml:space="preserve">the two vessels were within 25 km that month (see the size legend in the upper right: 1, 5, 10, 20 days).</w:t>
+      </w:r>
+    </w:p>
+    <w:p>
+      <w:pPr>
+        <w:pStyle w:val="Compact"/>
+        <w:numPr>
+          <w:ilvl w:val="0"/>
+          <w:numId w:val="1010"/>
+        </w:numPr>
+      </w:pPr>
+      <w:r>
+        <w:rPr>
+          <w:b/>
+          <w:bCs/>
+        </w:rPr>
+        <w:t xml:space="preserve">Numbers inside larger bubbles</w:t>
+      </w:r>
+      <w:r>
+        <w:t xml:space="preserve"> </w:t>
+      </w:r>
+      <w:r>
+        <w:t xml:space="preserve">give the exact day count for that month.</w:t>
+      </w:r>
+    </w:p>
+    <w:p>
+      <w:pPr>
+        <w:pStyle w:val="Compact"/>
+        <w:numPr>
+          <w:ilvl w:val="0"/>
+          <w:numId w:val="1010"/>
+        </w:numPr>
+      </w:pPr>
+      <w:r>
+        <w:rPr>
+          <w:b/>
+          <w:bCs/>
+        </w:rPr>
+        <w:t xml:space="preserve">Blank spaces</w:t>
+      </w:r>
+      <w:r>
+        <w:t xml:space="preserve"> </w:t>
+      </w:r>
+      <w:r>
+        <w:t xml:space="preserve">mean zero close approaches that month — the pair was either not active or never came within 25 km.</w:t>
+      </w:r>
+    </w:p>
+    <w:p>
+      <w:pPr>
+        <w:pStyle w:val="Compact"/>
+        <w:numPr>
+          <w:ilvl w:val="0"/>
+          <w:numId w:val="1010"/>
+        </w:numPr>
+      </w:pPr>
+      <w:r>
+        <w:rPr>
+          <w:b/>
+          <w:bCs/>
+        </w:rPr>
+        <w:t xml:space="preserve">Alternating row shading</w:t>
+      </w:r>
+      <w:r>
+        <w:t xml:space="preserve"> </w:t>
+      </w:r>
+      <w:r>
+        <w:t xml:space="preserve">(white / light gray) helps visually separate pairs.</w:t>
+      </w:r>
+    </w:p>
+    <w:p>
+      <w:pPr>
+        <w:pStyle w:val="Compact"/>
+        <w:numPr>
+          <w:ilvl w:val="0"/>
+          <w:numId w:val="1010"/>
+        </w:numPr>
+      </w:pPr>
+      <w:r>
+        <w:rPr>
+          <w:b/>
+          <w:bCs/>
+        </w:rPr>
+        <w:t xml:space="preserve">Color</w:t>
+      </w:r>
+      <w:r>
+        <w:t xml:space="preserve"> </w:t>
+      </w:r>
+      <w:r>
+        <w:t xml:space="preserve">distinguishes pairs but carries no additional meaning beyond identification.</w:t>
+      </w:r>
+    </w:p>
+    <w:p>
+      <w:pPr>
+        <w:pStyle w:val="FirstParagraph"/>
+      </w:pPr>
+      <w:r>
+        <w:t xml:space="preserve">How to read Figure 4:</w:t>
+      </w:r>
+    </w:p>
+    <w:p>
+      <w:pPr>
+        <w:pStyle w:val="Compact"/>
+        <w:numPr>
+          <w:ilvl w:val="0"/>
+          <w:numId w:val="1011"/>
+        </w:numPr>
+      </w:pPr>
+      <w:r>
+        <w:rPr>
+          <w:b/>
+          <w:bCs/>
+        </w:rPr>
+        <w:t xml:space="preserve">Faint gray dots</w:t>
+      </w:r>
+      <w:r>
+        <w:t xml:space="preserve"> </w:t>
+      </w:r>
+      <w:r>
+        <w:t xml:space="preserve">show all rendezvous points (monthly locations where any of the eight pairs were within 25 km).</w:t>
+      </w:r>
+    </w:p>
+    <w:p>
+      <w:pPr>
+        <w:pStyle w:val="Compact"/>
+        <w:numPr>
+          <w:ilvl w:val="0"/>
+          <w:numId w:val="1011"/>
+        </w:numPr>
+      </w:pPr>
+      <w:r>
+        <w:rPr>
+          <w:b/>
+          <w:bCs/>
+        </w:rPr>
+        <w:t xml:space="preserve">Colored markers</w:t>
+      </w:r>
+      <w:r>
+        <w:t xml:space="preserve"> </w:t>
+      </w:r>
+      <w:r>
+        <w:t xml:space="preserve">(circles, squares, diamonds, triangles, crosses) each represent one of the</w:t>
+      </w:r>
+      <w:r>
+        <w:t xml:space="preserve"> </w:t>
+      </w:r>
+      <w:r>
+        <w:rPr>
+          <w:b/>
+          <w:bCs/>
+        </w:rPr>
+        <w:t xml:space="preserve">six cluster vessels</w:t>
+      </w:r>
+      <w:r>
+        <w:t xml:space="preserve">. The legend in the upper left identifies each vessel by abbreviated MMSI and flag state (all CHN).</w:t>
+      </w:r>
+    </w:p>
+    <w:p>
+      <w:pPr>
+        <w:pStyle w:val="Compact"/>
+        <w:numPr>
+          <w:ilvl w:val="0"/>
+          <w:numId w:val="1011"/>
+        </w:numPr>
+      </w:pPr>
+      <w:r>
+        <w:rPr>
+          <w:b/>
+          <w:bCs/>
+        </w:rPr>
+        <w:t xml:space="preserve">Thin gray lines</w:t>
+      </w:r>
+      <w:r>
+        <w:t xml:space="preserve"> </w:t>
+      </w:r>
+      <w:r>
+        <w:t xml:space="preserve">connect cluster members that appear together as a pair, showing which vessels rendezvous with which.</w:t>
+      </w:r>
+    </w:p>
+    <w:p>
+      <w:pPr>
+        <w:pStyle w:val="Compact"/>
+        <w:numPr>
+          <w:ilvl w:val="0"/>
+          <w:numId w:val="1011"/>
+        </w:numPr>
+      </w:pPr>
+      <w:r>
+        <w:t xml:space="preserve">The</w:t>
+      </w:r>
+      <w:r>
+        <w:t xml:space="preserve"> </w:t>
+      </w:r>
+      <w:r>
+        <w:rPr>
+          <w:b/>
+          <w:bCs/>
+        </w:rPr>
+        <w:t xml:space="preserve">red X</w:t>
+      </w:r>
+      <w:r>
+        <w:t xml:space="preserve"> </w:t>
+      </w:r>
+      <w:r>
+        <w:t xml:space="preserve">marks the</w:t>
+      </w:r>
+      <w:r>
+        <w:t xml:space="preserve"> </w:t>
+      </w:r>
+      <w:r>
+        <w:rPr>
+          <w:b/>
+          <w:bCs/>
+        </w:rPr>
+        <w:t xml:space="preserve">weighted hotspot centroid</w:t>
+      </w:r>
+      <w:r>
+        <w:t xml:space="preserve"> </w:t>
+      </w:r>
+      <w:r>
+        <w:t xml:space="preserve">— the average location of all cluster rendezvous points (~29.7 N, 122.3 E).</w:t>
+      </w:r>
+    </w:p>
+    <w:p>
+      <w:pPr>
+        <w:pStyle w:val="Compact"/>
+        <w:numPr>
+          <w:ilvl w:val="0"/>
+          <w:numId w:val="1011"/>
+        </w:numPr>
+      </w:pPr>
+      <w:r>
+        <w:rPr>
+          <w:b/>
+          <w:bCs/>
+        </w:rPr>
+        <w:t xml:space="preserve">Tan land shading</w:t>
+      </w:r>
+      <w:r>
+        <w:t xml:space="preserve">, coastlines, rivers, and labeled cities (</w:t>
+      </w:r>
+      <w:r>
+        <w:rPr>
+          <w:b/>
+          <w:bCs/>
+        </w:rPr>
+        <w:t xml:space="preserve">Shanghai</w:t>
+      </w:r>
+      <w:r>
+        <w:t xml:space="preserve">,</w:t>
+      </w:r>
+      <w:r>
+        <w:t xml:space="preserve"> </w:t>
+      </w:r>
+      <w:r>
+        <w:rPr>
+          <w:b/>
+          <w:bCs/>
+        </w:rPr>
+        <w:t xml:space="preserve">Hangzhou</w:t>
+      </w:r>
+      <w:r>
+        <w:t xml:space="preserve">,</w:t>
+      </w:r>
+      <w:r>
+        <w:t xml:space="preserve"> </w:t>
+      </w:r>
+      <w:r>
+        <w:rPr>
+          <w:b/>
+          <w:bCs/>
+        </w:rPr>
+        <w:t xml:space="preserve">Ningbo</w:t>
+      </w:r>
+      <w:r>
+        <w:t xml:space="preserve">,</w:t>
+      </w:r>
+      <w:r>
+        <w:t xml:space="preserve"> </w:t>
+      </w:r>
+      <w:r>
+        <w:rPr>
+          <w:b/>
+          <w:bCs/>
+        </w:rPr>
+        <w:t xml:space="preserve">Wenzhou</w:t>
+      </w:r>
+      <w:r>
+        <w:t xml:space="preserve">,</w:t>
+      </w:r>
+      <w:r>
+        <w:t xml:space="preserve"> </w:t>
+      </w:r>
+      <w:r>
+        <w:rPr>
+          <w:b/>
+          <w:bCs/>
+        </w:rPr>
+        <w:t xml:space="preserve">Fuzhou</w:t>
+      </w:r>
+      <w:r>
+        <w:t xml:space="preserve">) provide geographic reference.</w:t>
+      </w:r>
+    </w:p>
+    <w:bookmarkStart w:id="34" w:name="gear-type-codes-how-to-read-country-gear"/>
+    <w:p>
+      <w:pPr>
+        <w:pStyle w:val="Heading5"/>
+      </w:pPr>
+      <w:r>
+        <w:t xml:space="preserve">4.3.1 Gear type codes (how to read “country · gear”)</w:t>
+      </w:r>
+    </w:p>
+    <w:p>
+      <w:pPr>
+        <w:pStyle w:val="FirstParagraph"/>
+      </w:pPr>
+      <w:r>
+        <w:t xml:space="preserve">Legend labels on Figures 3–4 and Tables 2–3 show</w:t>
+      </w:r>
+      <w:r>
+        <w:t xml:space="preserve"> </w:t>
+      </w:r>
+      <w:r>
+        <w:rPr>
+          <w:b/>
+          <w:bCs/>
+        </w:rPr>
+        <w:t xml:space="preserve">country · gear</w:t>
+      </w:r>
+      <w:r>
+        <w:t xml:space="preserve"> </w:t>
+      </w:r>
+      <w:r>
+        <w:t xml:space="preserve">per vessel.</w:t>
+      </w:r>
+      <w:r>
+        <w:t xml:space="preserve"> </w:t>
+      </w:r>
+      <w:r>
+        <w:rPr>
+          <w:b/>
+          <w:bCs/>
+        </w:rPr>
+        <w:t xml:space="preserve">Country</w:t>
+      </w:r>
+      <w:r>
+        <w:t xml:space="preserve"> </w:t>
+      </w:r>
+      <w:r>
+        <w:t xml:space="preserve">comes from the cell-fleet enrichment (</w:t>
+      </w:r>
+      <w:r>
+        <w:rPr>
+          <w:rStyle w:val="VerbatimChar"/>
+        </w:rPr>
+        <w:t xml:space="preserve">artifacts/cooperative_pairs_with_flag_gear.csv</w:t>
+      </w:r>
+      <w:r>
+        <w:t xml:space="preserve">) when the MMSI appears there, otherwise from the</w:t>
+      </w:r>
+      <w:r>
+        <w:t xml:space="preserve"> </w:t>
+      </w:r>
+      <w:r>
+        <w:rPr>
+          <w:b/>
+          <w:bCs/>
+        </w:rPr>
+        <w:t xml:space="preserve">ITU MID</w:t>
+      </w:r>
+      <w:r>
+        <w:t xml:space="preserve"> </w:t>
+      </w:r>
+      <w:r>
+        <w:t xml:space="preserve">prefix (e.g., MID111).</w:t>
+      </w:r>
+      <w:r>
+        <w:t xml:space="preserve"> </w:t>
+      </w:r>
+      <w:r>
+        <w:rPr>
+          <w:b/>
+          <w:bCs/>
+        </w:rPr>
+        <w:t xml:space="preserve">Gear</w:t>
+      </w:r>
+      <w:r>
+        <w:t xml:space="preserve"> </w:t>
+      </w:r>
+      <w:r>
+        <w:t xml:space="preserve">strings (e.g.,</w:t>
+      </w:r>
+      <w:r>
+        <w:t xml:space="preserve"> </w:t>
+      </w:r>
+      <w:r>
+        <w:rPr>
+          <w:rStyle w:val="VerbatimChar"/>
+        </w:rPr>
+        <w:t xml:space="preserve">trawlers</w:t>
+      </w:r>
+      <w:r>
+        <w:t xml:space="preserve">,</w:t>
+      </w:r>
+      <w:r>
+        <w:t xml:space="preserve"> </w:t>
+      </w:r>
+      <w:r>
+        <w:rPr>
+          <w:rStyle w:val="VerbatimChar"/>
+        </w:rPr>
+        <w:t xml:space="preserve">set_gillnets</w:t>
+      </w:r>
+      <w:r>
+        <w:t xml:space="preserve">,</w:t>
+      </w:r>
+      <w:r>
+        <w:t xml:space="preserve"> </w:t>
+      </w:r>
+      <w:r>
+        <w:rPr>
+          <w:rStyle w:val="VerbatimChar"/>
+        </w:rPr>
+        <w:t xml:space="preserve">fixed_gear</w:t>
+      </w:r>
+      <w:r>
+        <w:t xml:space="preserve">,</w:t>
+      </w:r>
+      <w:r>
+        <w:t xml:space="preserve"> </w:t>
+      </w:r>
+      <w:r>
+        <w:rPr>
+          <w:rStyle w:val="VerbatimChar"/>
+        </w:rPr>
+        <w:t xml:space="preserve">fishing</w:t>
+      </w:r>
+      <w:r>
+        <w:t xml:space="preserve">) are</w:t>
+      </w:r>
+      <w:r>
+        <w:t xml:space="preserve"> </w:t>
+      </w:r>
+      <w:r>
+        <w:rPr>
+          <w:rStyle w:val="VerbatimChar"/>
+          <w:b/>
+          <w:bCs/>
+        </w:rPr>
+        <w:t xml:space="preserve">geartype</w:t>
+      </w:r>
+      <w:r>
+        <w:rPr>
+          <w:b/>
+          <w:bCs/>
+        </w:rPr>
+        <w:t xml:space="preserve"> </w:t>
+      </w:r>
+      <w:r>
+        <w:rPr>
+          <w:b/>
+          <w:bCs/>
+        </w:rPr>
+        <w:t xml:space="preserve">labels</w:t>
+      </w:r>
+      <w:r>
+        <w:t xml:space="preserve"> </w:t>
+      </w:r>
+      <w:r>
+        <w:t xml:space="preserve">from</w:t>
+      </w:r>
+      <w:r>
+        <w:t xml:space="preserve"> </w:t>
+      </w:r>
+      <w:r>
+        <w:rPr>
+          <w:b/>
+          <w:bCs/>
+        </w:rPr>
+        <w:t xml:space="preserve">cell-aggregated fleet</w:t>
+      </w:r>
+      <w:r>
+        <w:t xml:space="preserve"> </w:t>
+      </w:r>
+      <w:r>
+        <w:t xml:space="preserve">files, assigned by</w:t>
+      </w:r>
+      <w:r>
+        <w:t xml:space="preserve"> </w:t>
+      </w:r>
+      <w:r>
+        <w:rPr>
+          <w:b/>
+          <w:bCs/>
+        </w:rPr>
+        <w:t xml:space="preserve">hours-weighted</w:t>
+      </w:r>
+      <w:r>
+        <w:t xml:space="preserve"> </w:t>
+      </w:r>
+      <w:r>
+        <w:t xml:space="preserve">overlap between MMSI daily cells and fleet rows (</w:t>
+      </w:r>
+      <w:r>
+        <w:rPr>
+          <w:rStyle w:val="VerbatimChar"/>
+        </w:rPr>
+        <w:t xml:space="preserve">scripts/enrich_pairs_with_flag_gear.py</w:t>
+      </w:r>
+      <w:r>
+        <w:t xml:space="preserve">). They indicate</w:t>
+      </w:r>
+      <w:r>
+        <w:t xml:space="preserve"> </w:t>
+      </w:r>
+      <w:r>
+        <w:rPr>
+          <w:b/>
+          <w:bCs/>
+        </w:rPr>
+        <w:t xml:space="preserve">broad fisheries-activity categories</w:t>
+      </w:r>
+      <w:r>
+        <w:t xml:space="preserve">, not a formal gear license per vessel. For</w:t>
+      </w:r>
+      <w:r>
+        <w:t xml:space="preserve"> </w:t>
+      </w:r>
+      <w:r>
+        <w:rPr>
+          <w:b/>
+          <w:bCs/>
+        </w:rPr>
+        <w:t xml:space="preserve">Tables 2–3</w:t>
+      </w:r>
+      <w:r>
+        <w:t xml:space="preserve">, gear labels are derived from the</w:t>
+      </w:r>
+      <w:r>
+        <w:t xml:space="preserve"> </w:t>
+      </w:r>
+      <w:r>
+        <w:rPr>
+          <w:b/>
+          <w:bCs/>
+        </w:rPr>
+        <w:t xml:space="preserve">2012–2019</w:t>
+      </w:r>
+      <w:r>
+        <w:t xml:space="preserve"> </w:t>
+      </w:r>
+      <w:r>
+        <w:t xml:space="preserve">fleet enrichment (the same used in §4.2.1), which provides broader temporal coverage than the original August 2017 window.</w:t>
+      </w:r>
+      <w:r>
+        <w:t xml:space="preserve"> </w:t>
+      </w:r>
+      <w:r>
+        <w:rPr>
+          <w:b/>
+          <w:bCs/>
+        </w:rPr>
+        <w:t xml:space="preserve">Figures 3–4</w:t>
+      </w:r>
+      <w:r>
+        <w:t xml:space="preserve"> </w:t>
+      </w:r>
+      <w:r>
+        <w:t xml:space="preserve">legends now also use the 2012–2019 enrichment.</w:t>
+      </w:r>
+      <w:r>
+        <w:t xml:space="preserve"> </w:t>
+      </w:r>
+      <w:r>
+        <w:rPr>
+          <w:b/>
+          <w:bCs/>
+        </w:rPr>
+        <w:t xml:space="preserve">Plain-language definitions</w:t>
+      </w:r>
+      <w:r>
+        <w:t xml:space="preserve"> </w:t>
+      </w:r>
+      <w:r>
+        <w:t xml:space="preserve">of every code are in</w:t>
+      </w:r>
+      <w:r>
+        <w:t xml:space="preserve"> </w:t>
+      </w:r>
+      <w:r>
+        <w:rPr>
+          <w:b/>
+          <w:bCs/>
+        </w:rPr>
+        <w:t xml:space="preserve">Appendix A</w:t>
+      </w:r>
+      <w:r>
+        <w:t xml:space="preserve">.</w:t>
+      </w:r>
+    </w:p>
+    <w:p>
+      <w:pPr>
+        <w:pStyle w:val="BodyText"/>
+      </w:pPr>
+      <w:r>
+        <w:rPr>
+          <w:b/>
+          <w:bCs/>
+        </w:rPr>
+        <w:t xml:space="preserve">Table 2 — Eight validated pairs (country · gear per vessel).</w:t>
+      </w:r>
+      <w:r>
+        <w:t xml:space="preserve"> </w:t>
       </w:r>
       <w:r>
         <w:rPr>
           <w:i/>
           <w:iCs/>
         </w:rPr>
-        <w:t xml:space="preserve"> </w:t>
-      </w:r>
-      <w:r>
-        <w:rPr>
-          <w:b/>
-          <w:bCs/>
+        <w:t xml:space="preserve">Format: src MMSI, dst MMSI, then src country · gear | dst country · gear.</w:t>
+      </w:r>
+    </w:p>
+    <w:tbl>
+      <w:tblPr>
+        <w:tblStyle w:val="Table"/>
+        <w:tblW w:type="auto" w:w="0"/>
+        <w:tblLook w:firstRow="1" w:lastRow="0" w:firstColumn="0" w:lastColumn="0" w:noHBand="0" w:noVBand="0" w:val="0020"/>
+      </w:tblPr>
+      <w:tblGrid>
+        <w:gridCol w:w="2640"/>
+        <w:gridCol w:w="2640"/>
+        <w:gridCol w:w="2640"/>
+      </w:tblGrid>
+      <w:tr>
+        <w:trPr>
+          <w:tblHeader w:val="on"/>
+        </w:trPr>
+        <w:tc>
+          <w:tcPr/>
+          <w:p>
+            <w:pPr>
+              <w:pStyle w:val="Compact"/>
+            </w:pPr>
+            <w:r>
+              <w:t xml:space="preserve">src</w:t>
+            </w:r>
+          </w:p>
+        </w:tc>
+        <w:tc>
+          <w:tcPr/>
+          <w:p>
+            <w:pPr>
+              <w:pStyle w:val="Compact"/>
+            </w:pPr>
+            <w:r>
+              <w:t xml:space="preserve">dst</w:t>
+            </w:r>
+          </w:p>
+        </w:tc>
+        <w:tc>
+          <w:tcPr/>
+          <w:p>
+            <w:pPr>
+              <w:pStyle w:val="Compact"/>
+            </w:pPr>
+            <w:r>
+              <w:t xml:space="preserve">Country · gear (src | dst)</w:t>
+            </w:r>
+          </w:p>
+        </w:tc>
+      </w:tr>
+      <w:tr>
+        <w:tc>
+          <w:tcPr/>
+          <w:p>
+            <w:pPr>
+              <w:pStyle w:val="Compact"/>
+            </w:pPr>
+            <w:r>
+              <w:t xml:space="preserve">412422375</w:t>
+            </w:r>
+          </w:p>
+        </w:tc>
+        <w:tc>
+          <w:tcPr/>
+          <w:p>
+            <w:pPr>
+              <w:pStyle w:val="Compact"/>
+            </w:pPr>
+            <w:r>
+              <w:t xml:space="preserve">412428225</w:t>
+            </w:r>
+          </w:p>
+        </w:tc>
+        <w:tc>
+          <w:tcPr/>
+          <w:p>
+            <w:pPr>
+              <w:pStyle w:val="Compact"/>
+            </w:pPr>
+            <w:r>
+              <w:t xml:space="preserve">CHN · fixed_gear | CHN · trawlers</w:t>
+            </w:r>
+          </w:p>
+        </w:tc>
+      </w:tr>
+      <w:tr>
+        <w:tc>
+          <w:tcPr/>
+          <w:p>
+            <w:pPr>
+              <w:pStyle w:val="Compact"/>
+            </w:pPr>
+            <w:r>
+              <w:t xml:space="preserve">412461376</w:t>
+            </w:r>
+          </w:p>
+        </w:tc>
+        <w:tc>
+          <w:tcPr/>
+          <w:p>
+            <w:pPr>
+              <w:pStyle w:val="Compact"/>
+            </w:pPr>
+            <w:r>
+              <w:t xml:space="preserve">412415321</w:t>
+            </w:r>
+          </w:p>
+        </w:tc>
+        <w:tc>
+          <w:tcPr/>
+          <w:p>
+            <w:pPr>
+              <w:pStyle w:val="Compact"/>
+            </w:pPr>
+            <w:r>
+              <w:t xml:space="preserve">CHN · trawlers | CHN · set_gillnets</w:t>
+            </w:r>
+          </w:p>
+        </w:tc>
+      </w:tr>
+      <w:tr>
+        <w:tc>
+          <w:tcPr/>
+          <w:p>
+            <w:pPr>
+              <w:pStyle w:val="Compact"/>
+            </w:pPr>
+            <w:r>
+              <w:t xml:space="preserve">412437423</w:t>
+            </w:r>
+          </w:p>
+        </w:tc>
+        <w:tc>
+          <w:tcPr/>
+          <w:p>
+            <w:pPr>
+              <w:pStyle w:val="Compact"/>
+            </w:pPr>
+            <w:r>
+              <w:t xml:space="preserve">412435485</w:t>
+            </w:r>
+          </w:p>
+        </w:tc>
+        <w:tc>
+          <w:tcPr/>
+          <w:p>
+            <w:pPr>
+              <w:pStyle w:val="Compact"/>
+            </w:pPr>
+            <w:r>
+              <w:t xml:space="preserve">CHN · trawlers | CHN · fishing</w:t>
+            </w:r>
+          </w:p>
+        </w:tc>
+      </w:tr>
+      <w:tr>
+        <w:tc>
+          <w:tcPr/>
+          <w:p>
+            <w:pPr>
+              <w:pStyle w:val="Compact"/>
+            </w:pPr>
+            <w:r>
+              <w:t xml:space="preserve">412410128</w:t>
+            </w:r>
+          </w:p>
+        </w:tc>
+        <w:tc>
+          <w:tcPr/>
+          <w:p>
+            <w:pPr>
+              <w:pStyle w:val="Compact"/>
+            </w:pPr>
+            <w:r>
+              <w:t xml:space="preserve">412416248</w:t>
+            </w:r>
+          </w:p>
+        </w:tc>
+        <w:tc>
+          <w:tcPr/>
+          <w:p>
+            <w:pPr>
+              <w:pStyle w:val="Compact"/>
+            </w:pPr>
+            <w:r>
+              <w:t xml:space="preserve">CHN · fishing | CHN · trawlers</w:t>
+            </w:r>
+          </w:p>
+        </w:tc>
+      </w:tr>
+      <w:tr>
+        <w:tc>
+          <w:tcPr/>
+          <w:p>
+            <w:pPr>
+              <w:pStyle w:val="Compact"/>
+            </w:pPr>
+            <w:r>
+              <w:t xml:space="preserve">412420679</w:t>
+            </w:r>
+          </w:p>
+        </w:tc>
+        <w:tc>
+          <w:tcPr/>
+          <w:p>
+            <w:pPr>
+              <w:pStyle w:val="Compact"/>
+            </w:pPr>
+            <w:r>
+              <w:t xml:space="preserve">412413383</w:t>
+            </w:r>
+          </w:p>
+        </w:tc>
+        <w:tc>
+          <w:tcPr/>
+          <w:p>
+            <w:pPr>
+              <w:pStyle w:val="Compact"/>
+            </w:pPr>
+            <w:r>
+              <w:t xml:space="preserve">CHN · fishing | CHN · trawlers</w:t>
+            </w:r>
+          </w:p>
+        </w:tc>
+      </w:tr>
+      <w:tr>
+        <w:tc>
+          <w:tcPr/>
+          <w:p>
+            <w:pPr>
+              <w:pStyle w:val="Compact"/>
+            </w:pPr>
+            <w:r>
+              <w:t xml:space="preserve">412450427</w:t>
+            </w:r>
+          </w:p>
+        </w:tc>
+        <w:tc>
+          <w:tcPr/>
+          <w:p>
+            <w:pPr>
+              <w:pStyle w:val="Compact"/>
+            </w:pPr>
+            <w:r>
+              <w:t xml:space="preserve">111203412</w:t>
+            </w:r>
+          </w:p>
+        </w:tc>
+        <w:tc>
+          <w:tcPr/>
+          <w:p>
+            <w:pPr>
+              <w:pStyle w:val="Compact"/>
+            </w:pPr>
+            <w:r>
+              <w:t xml:space="preserve">CHN · fishing | MID111 · trawlers</w:t>
+            </w:r>
+          </w:p>
+        </w:tc>
+      </w:tr>
+      <w:tr>
+        <w:tc>
+          <w:tcPr/>
+          <w:p>
+            <w:pPr>
+              <w:pStyle w:val="Compact"/>
+            </w:pPr>
+            <w:r>
+              <w:t xml:space="preserve">412985698</w:t>
+            </w:r>
+          </w:p>
+        </w:tc>
+        <w:tc>
+          <w:tcPr/>
+          <w:p>
+            <w:pPr>
+              <w:pStyle w:val="Compact"/>
+            </w:pPr>
+            <w:r>
+              <w:t xml:space="preserve">412443375</w:t>
+            </w:r>
+          </w:p>
+        </w:tc>
+        <w:tc>
+          <w:tcPr/>
+          <w:p>
+            <w:pPr>
+              <w:pStyle w:val="Compact"/>
+            </w:pPr>
+            <w:r>
+              <w:t xml:space="preserve">CHN · trawlers | CHN · trawlers</w:t>
+            </w:r>
+          </w:p>
+        </w:tc>
+      </w:tr>
+      <w:tr>
+        <w:tc>
+          <w:tcPr/>
+          <w:p>
+            <w:pPr>
+              <w:pStyle w:val="Compact"/>
+            </w:pPr>
+            <w:r>
+              <w:t xml:space="preserve">412461376</w:t>
+            </w:r>
+          </w:p>
+        </w:tc>
+        <w:tc>
+          <w:tcPr/>
+          <w:p>
+            <w:pPr>
+              <w:pStyle w:val="Compact"/>
+            </w:pPr>
+            <w:r>
+              <w:t xml:space="preserve">412427825</w:t>
+            </w:r>
+          </w:p>
+        </w:tc>
+        <w:tc>
+          <w:tcPr/>
+          <w:p>
+            <w:pPr>
+              <w:pStyle w:val="Compact"/>
+            </w:pPr>
+            <w:r>
+              <w:t xml:space="preserve">CHN · trawlers | CHN · trawlers</w:t>
+            </w:r>
+          </w:p>
+        </w:tc>
+      </w:tr>
+    </w:tbl>
+    <w:p>
+      <w:pPr>
+        <w:pStyle w:val="BodyText"/>
+      </w:pPr>
+      <w:r>
+        <w:rPr>
+          <w:b/>
+          <w:bCs/>
+        </w:rPr>
+        <w:t xml:space="preserve">Table 3 — Six-vessel cluster (Figure 4).</w:t>
+      </w:r>
+      <w:r>
+        <w:t xml:space="preserve"> </w:t>
+      </w:r>
+      <w:r>
+        <w:rPr>
           <w:i/>
           <w:iCs/>
         </w:rPr>
-        <w:t xml:space="preserve">Pair 7</w:t>
+        <w:t xml:space="preserve">MMSIs selected by</w:t>
       </w:r>
       <w:r>
         <w:rPr>
@@ -6719,12 +7579,202 @@
       </w:r>
       <w:r>
         <w:rPr>
+          <w:rStyle w:val="VerbatimChar"/>
           <w:i/>
           <w:iCs/>
         </w:rPr>
-        <w:t xml:space="preserve">(CHN and MID111) is the only cross-flag pair. Y-axis labels show total days and active months per pair.</w:t>
-      </w:r>
-    </w:p>
+        <w:t xml:space="preserve">scripts/analyze_six_vessel_cluster.py</w:t>
+      </w:r>
+      <w:r>
+        <w:rPr>
+          <w:i/>
+          <w:iCs/>
+        </w:rPr>
+        <w:t xml:space="preserve">; labels match plot legend.</w:t>
+      </w:r>
+    </w:p>
+    <w:tbl>
+      <w:tblPr>
+        <w:tblStyle w:val="Table"/>
+        <w:tblW w:type="auto" w:w="0"/>
+        <w:tblLook w:firstRow="1" w:lastRow="0" w:firstColumn="0" w:lastColumn="0" w:noHBand="0" w:noVBand="0" w:val="0020"/>
+      </w:tblPr>
+      <w:tblGrid>
+        <w:gridCol w:w="3960"/>
+        <w:gridCol w:w="3960"/>
+      </w:tblGrid>
+      <w:tr>
+        <w:trPr>
+          <w:tblHeader w:val="on"/>
+        </w:trPr>
+        <w:tc>
+          <w:tcPr/>
+          <w:p>
+            <w:pPr>
+              <w:pStyle w:val="Compact"/>
+            </w:pPr>
+            <w:r>
+              <w:t xml:space="preserve">MMSI</w:t>
+            </w:r>
+          </w:p>
+        </w:tc>
+        <w:tc>
+          <w:tcPr/>
+          <w:p>
+            <w:pPr>
+              <w:pStyle w:val="Compact"/>
+            </w:pPr>
+            <w:r>
+              <w:t xml:space="preserve">Country · gear</w:t>
+            </w:r>
+          </w:p>
+        </w:tc>
+      </w:tr>
+      <w:tr>
+        <w:tc>
+          <w:tcPr/>
+          <w:p>
+            <w:pPr>
+              <w:pStyle w:val="Compact"/>
+            </w:pPr>
+            <w:r>
+              <w:t xml:space="preserve">412413383</w:t>
+            </w:r>
+          </w:p>
+        </w:tc>
+        <w:tc>
+          <w:tcPr/>
+          <w:p>
+            <w:pPr>
+              <w:pStyle w:val="Compact"/>
+            </w:pPr>
+            <w:r>
+              <w:t xml:space="preserve">CHN · trawlers</w:t>
+            </w:r>
+          </w:p>
+        </w:tc>
+      </w:tr>
+      <w:tr>
+        <w:tc>
+          <w:tcPr/>
+          <w:p>
+            <w:pPr>
+              <w:pStyle w:val="Compact"/>
+            </w:pPr>
+            <w:r>
+              <w:t xml:space="preserve">412420679</w:t>
+            </w:r>
+          </w:p>
+        </w:tc>
+        <w:tc>
+          <w:tcPr/>
+          <w:p>
+            <w:pPr>
+              <w:pStyle w:val="Compact"/>
+            </w:pPr>
+            <w:r>
+              <w:t xml:space="preserve">CHN · fishing</w:t>
+            </w:r>
+          </w:p>
+        </w:tc>
+      </w:tr>
+      <w:tr>
+        <w:tc>
+          <w:tcPr/>
+          <w:p>
+            <w:pPr>
+              <w:pStyle w:val="Compact"/>
+            </w:pPr>
+            <w:r>
+              <w:t xml:space="preserve">412427825</w:t>
+            </w:r>
+          </w:p>
+        </w:tc>
+        <w:tc>
+          <w:tcPr/>
+          <w:p>
+            <w:pPr>
+              <w:pStyle w:val="Compact"/>
+            </w:pPr>
+            <w:r>
+              <w:t xml:space="preserve">CHN · trawlers</w:t>
+            </w:r>
+          </w:p>
+        </w:tc>
+      </w:tr>
+      <w:tr>
+        <w:tc>
+          <w:tcPr/>
+          <w:p>
+            <w:pPr>
+              <w:pStyle w:val="Compact"/>
+            </w:pPr>
+            <w:r>
+              <w:t xml:space="preserve">412435485</w:t>
+            </w:r>
+          </w:p>
+        </w:tc>
+        <w:tc>
+          <w:tcPr/>
+          <w:p>
+            <w:pPr>
+              <w:pStyle w:val="Compact"/>
+            </w:pPr>
+            <w:r>
+              <w:t xml:space="preserve">CHN · fishing</w:t>
+            </w:r>
+          </w:p>
+        </w:tc>
+      </w:tr>
+      <w:tr>
+        <w:tc>
+          <w:tcPr/>
+          <w:p>
+            <w:pPr>
+              <w:pStyle w:val="Compact"/>
+            </w:pPr>
+            <w:r>
+              <w:t xml:space="preserve">412437423</w:t>
+            </w:r>
+          </w:p>
+        </w:tc>
+        <w:tc>
+          <w:tcPr/>
+          <w:p>
+            <w:pPr>
+              <w:pStyle w:val="Compact"/>
+            </w:pPr>
+            <w:r>
+              <w:t xml:space="preserve">CHN · trawlers</w:t>
+            </w:r>
+          </w:p>
+        </w:tc>
+      </w:tr>
+      <w:tr>
+        <w:tc>
+          <w:tcPr/>
+          <w:p>
+            <w:pPr>
+              <w:pStyle w:val="Compact"/>
+            </w:pPr>
+            <w:r>
+              <w:t xml:space="preserve">412461376</w:t>
+            </w:r>
+          </w:p>
+        </w:tc>
+        <w:tc>
+          <w:tcPr/>
+          <w:p>
+            <w:pPr>
+              <w:pStyle w:val="Compact"/>
+            </w:pPr>
+            <w:r>
+              <w:t xml:space="preserve">CHN · trawlers</w:t>
+            </w:r>
+          </w:p>
+        </w:tc>
+      </w:tr>
+    </w:tbl>
     <w:p>
       <w:pPr>
         <w:pStyle w:val="BodyText"/>
@@ -6732,20 +7782,20 @@
       <w:r>
         <w:drawing>
           <wp:inline>
-            <wp:extent cx="5334000" cy="6436139"/>
+            <wp:extent cx="5334000" cy="1851894"/>
             <wp:effectExtent b="0" l="0" r="0" t="0"/>
-            <wp:docPr descr="Six-vessel cluster" title="" id="28" name="Picture"/>
+            <wp:docPr descr="All pairs days within 25 km (monthly)" title="" id="29" name="Picture"/>
             <a:graphic>
               <a:graphicData uri="http://schemas.openxmlformats.org/drawingml/2006/picture">
                 <pic:pic>
                   <pic:nvPicPr>
-                    <pic:cNvPr descr="../artifacts/plots/six_vessel_cluster_scatter.png" id="29" name="Picture"/>
+                    <pic:cNvPr descr="../artifacts/plots/pair_overlap_series/all_pairs_days_within_25km.png" id="30" name="Picture"/>
                     <pic:cNvPicPr>
                       <a:picLocks noChangeArrowheads="1" noChangeAspect="1"/>
                     </pic:cNvPicPr>
                   </pic:nvPicPr>
                   <pic:blipFill>
-                    <a:blip r:embed="rId27"/>
+                    <a:blip r:embed="rId28"/>
                     <a:stretch>
                       <a:fillRect/>
                     </a:stretch>
@@ -6753,7 +7803,7 @@
                   <pic:spPr bwMode="auto">
                     <a:xfrm>
                       <a:off x="0" y="0"/>
-                      <a:ext cx="5334000" cy="6436139"/>
+                      <a:ext cx="5334000" cy="1851894"/>
                     </a:xfrm>
                     <a:prstGeom prst="rect">
                       <a:avLst/>
@@ -6795,7 +7845,7 @@
           <w:i/>
           <w:iCs/>
         </w:rPr>
-        <w:t xml:space="preserve">Geographic scatter</w:t>
+        <w:t xml:space="preserve">Bubble chart</w:t>
       </w:r>
       <w:r>
         <w:rPr>
@@ -6809,7 +7859,7 @@
           <w:i/>
           <w:iCs/>
         </w:rPr>
-        <w:t xml:space="preserve">of rendezvous locations for all eight validated pairs, plotted against the Chinese coast from Fuzhou to Shanghai. Faint gray dots show every recorded rendezvous point; colored markers (see legend) highlight the</w:t>
+        <w:t xml:space="preserve">of monthly close approaches (days within 25 km) for all eight validated pairs, 2013–2019. Each row is one pair (sorted by total overlap, highest at top); bubble size is proportional to the number of days within 25 km that month; numbers inside larger bubbles show exact counts.</w:t>
       </w:r>
       <w:r>
         <w:rPr>
@@ -6825,7 +7875,7 @@
           <w:i/>
           <w:iCs/>
         </w:rPr>
-        <w:t xml:space="preserve">six cluster vessels</w:t>
+        <w:t xml:space="preserve">Pair 1</w:t>
       </w:r>
       <w:r>
         <w:rPr>
@@ -6839,7 +7889,7 @@
           <w:i/>
           <w:iCs/>
         </w:rPr>
-        <w:t xml:space="preserve">(all CHN-flagged, abbreviated MMSIs in legend). Gray lines connect cluster members that co-occur as a pair. The red</w:t>
+        <w:t xml:space="preserve">(CHN, 84 days across 9 months) dominates with large, closely spaced bubbles in 2015–2016, indicating</w:t>
       </w:r>
       <w:r>
         <w:rPr>
@@ -6855,7 +7905,7 @@
           <w:i/>
           <w:iCs/>
         </w:rPr>
-        <w:t xml:space="preserve">X</w:t>
+        <w:t xml:space="preserve">persistent co-presence</w:t>
       </w:r>
       <w:r>
         <w:rPr>
@@ -6869,7 +7919,7 @@
           <w:i/>
           <w:iCs/>
         </w:rPr>
-        <w:t xml:space="preserve">marks the weighted hotspot centroid (~29.7 N, 122.3 E), sitting in the East China Sea roughly 50–80 km offshore from Ningbo. Most cluster activity is concentrated in a narrow band between 29 N and 30.5 N, while a few outlier points appear further south near Wenzhou.</w:t>
+        <w:t xml:space="preserve">over an extended period. Most other pairs are</w:t>
       </w:r>
       <w:r>
         <w:rPr>
@@ -6885,7 +7935,7 @@
           <w:i/>
           <w:iCs/>
         </w:rPr>
-        <w:t xml:space="preserve">Takeaway:</w:t>
+        <w:t xml:space="preserve">sporadic</w:t>
       </w:r>
       <w:r>
         <w:rPr>
@@ -6899,7 +7949,7 @@
           <w:i/>
           <w:iCs/>
         </w:rPr>
-        <w:t xml:space="preserve">six vessels from multiple distinct pairs converge repeatedly on the same offshore area east of Ningbo, suggesting a</w:t>
+        <w:t xml:space="preserve">— a handful of small bubbles scattered across different years — suggesting occasional rather than sustained proximity.</w:t>
       </w:r>
       <w:r>
         <w:rPr>
@@ -6915,7 +7965,7 @@
           <w:i/>
           <w:iCs/>
         </w:rPr>
-        <w:t xml:space="preserve">shared operating region</w:t>
+        <w:t xml:space="preserve">Pair 7</w:t>
       </w:r>
       <w:r>
         <w:rPr>
@@ -6929,455 +7979,7 @@
           <w:i/>
           <w:iCs/>
         </w:rPr>
-        <w:t xml:space="preserve">rather than coincidence — consistent with the co-presence patterns in Figure 2.</w:t>
-      </w:r>
-    </w:p>
-    <w:bookmarkEnd w:id="30"/>
-    <w:bookmarkEnd w:id="31"/>
-    <w:bookmarkStart w:id="35" w:name="X2d8f27453cad4efb1966d543caba41a6b8efced"/>
-    <w:p>
-      <w:pPr>
-        <w:pStyle w:val="Heading4"/>
-      </w:pPr>
-      <w:r>
-        <w:t xml:space="preserve">4.4 Exploratory short-window analysis (August 2017; not the main benchmark)</w:t>
-      </w:r>
-    </w:p>
-    <w:p>
-      <w:pPr>
-        <w:pStyle w:val="FirstParagraph"/>
-      </w:pPr>
-      <w:r>
-        <w:rPr>
-          <w:b/>
-          <w:bCs/>
-        </w:rPr>
-        <w:t xml:space="preserve">Why August 2017?</w:t>
-      </w:r>
-      <w:r>
-        <w:t xml:space="preserve"> </w:t>
-      </w:r>
-      <w:r>
-        <w:t xml:space="preserve">The main TGCN benchmark (Table 1) spans</w:t>
-      </w:r>
-      <w:r>
-        <w:t xml:space="preserve"> </w:t>
-      </w:r>
-      <w:r>
-        <w:rPr>
-          <w:b/>
-          <w:bCs/>
-        </w:rPr>
-        <w:t xml:space="preserve">2012–2019</w:t>
-      </w:r>
-      <w:r>
-        <w:t xml:space="preserve"> </w:t>
-      </w:r>
-      <w:r>
-        <w:t xml:space="preserve">but produces abstract link-prediction scores with no fleet metadata attached. The</w:t>
-      </w:r>
-      <w:r>
-        <w:t xml:space="preserve"> </w:t>
-      </w:r>
-      <w:r>
-        <w:rPr>
-          <w:b/>
-          <w:bCs/>
-        </w:rPr>
-        <w:t xml:space="preserve">cell-level fleet enrichment</w:t>
-      </w:r>
-      <w:r>
-        <w:t xml:space="preserve"> </w:t>
-      </w:r>
-      <w:r>
-        <w:t xml:space="preserve">files that supply</w:t>
-      </w:r>
-      <w:r>
-        <w:t xml:space="preserve"> </w:t>
-      </w:r>
-      <w:r>
-        <w:rPr>
-          <w:b/>
-          <w:bCs/>
-        </w:rPr>
-        <w:t xml:space="preserve">country and gear</w:t>
-      </w:r>
-      <w:r>
-        <w:t xml:space="preserve"> </w:t>
-      </w:r>
-      <w:r>
-        <w:t xml:space="preserve">labels are only available for</w:t>
-      </w:r>
-      <w:r>
-        <w:t xml:space="preserve"> </w:t>
-      </w:r>
-      <w:r>
-        <w:rPr>
-          <w:b/>
-          <w:bCs/>
-        </w:rPr>
-        <w:t xml:space="preserve">August 2017</w:t>
-      </w:r>
-      <w:r>
-        <w:t xml:space="preserve">—that is the one window where model outputs can be joined to fleet context and interpreted in terms of</w:t>
-      </w:r>
-      <w:r>
-        <w:t xml:space="preserve"> </w:t>
-      </w:r>
-      <w:r>
-        <w:rPr>
-          <w:i/>
-          <w:iCs/>
-        </w:rPr>
-        <w:t xml:space="preserve">what kinds</w:t>
-      </w:r>
-      <w:r>
-        <w:t xml:space="preserve"> </w:t>
-      </w:r>
-      <w:r>
-        <w:t xml:space="preserve">of vessels were flagged. A separate, smaller TGCN run was therefore trained on this narrow slice (five daily buckets, Aug 7–11) so that cooperation predictions could be cross-referenced with gear type and flag state. The resulting metrics (~0.56 AUC, ~0.67 AP) are</w:t>
-      </w:r>
-      <w:r>
-        <w:t xml:space="preserve"> </w:t>
-      </w:r>
-      <w:r>
-        <w:rPr>
-          <w:b/>
-          <w:bCs/>
-        </w:rPr>
-        <w:t xml:space="preserve">not comparable</w:t>
-      </w:r>
-      <w:r>
-        <w:t xml:space="preserve"> </w:t>
-      </w:r>
-      <w:r>
-        <w:t xml:space="preserve">to the headline 2012–2019 scores; this window exists purely for</w:t>
-      </w:r>
-      <w:r>
-        <w:t xml:space="preserve"> </w:t>
-      </w:r>
-      <w:r>
-        <w:rPr>
-          <w:b/>
-          <w:bCs/>
-        </w:rPr>
-        <w:t xml:space="preserve">interpretability</w:t>
-      </w:r>
-      <w:r>
-        <w:t xml:space="preserve">.</w:t>
-      </w:r>
-    </w:p>
-    <w:p>
-      <w:pPr>
-        <w:pStyle w:val="BodyText"/>
-      </w:pPr>
-      <w:r>
-        <w:rPr>
-          <w:b/>
-          <w:bCs/>
-        </w:rPr>
-        <w:t xml:space="preserve">Figure 4</w:t>
-      </w:r>
-      <w:r>
-        <w:t xml:space="preserve"> </w:t>
-      </w:r>
-      <w:r>
-        <w:t xml:space="preserve">summarizes those predictions across all 61 pairs observed during the five-day window. The left panel breaks down cooperative pairs per day by</w:t>
-      </w:r>
-      <w:r>
-        <w:t xml:space="preserve"> </w:t>
-      </w:r>
-      <w:r>
-        <w:rPr>
-          <w:b/>
-          <w:bCs/>
-        </w:rPr>
-        <w:t xml:space="preserve">gear-type group</w:t>
-      </w:r>
-      <w:r>
-        <w:t xml:space="preserve">; the right panel shows the</w:t>
-      </w:r>
-      <w:r>
-        <w:t xml:space="preserve"> </w:t>
-      </w:r>
-      <w:r>
-        <w:rPr>
-          <w:b/>
-          <w:bCs/>
-        </w:rPr>
-        <w:t xml:space="preserve">flag-state</w:t>
-      </w:r>
-      <w:r>
-        <w:t xml:space="preserve"> </w:t>
-      </w:r>
-      <w:r>
-        <w:t xml:space="preserve">composition of cooperative pair-days. The four gear groups in the chart are:</w:t>
-      </w:r>
-    </w:p>
-    <w:p>
-      <w:pPr>
-        <w:pStyle w:val="Compact"/>
-        <w:numPr>
-          <w:ilvl w:val="0"/>
-          <w:numId w:val="1009"/>
-        </w:numPr>
-      </w:pPr>
-      <w:r>
-        <w:rPr>
-          <w:b/>
-          <w:bCs/>
-        </w:rPr>
-        <w:t xml:space="preserve">Trawlers</w:t>
-      </w:r>
-      <w:r>
-        <w:t xml:space="preserve"> </w:t>
-      </w:r>
-      <w:r>
-        <w:t xml:space="preserve">(blue) — both vessels in the pair are classified as</w:t>
-      </w:r>
-      <w:r>
-        <w:t xml:space="preserve"> </w:t>
-      </w:r>
-      <w:r>
-        <w:rPr>
-          <w:b/>
-          <w:bCs/>
-        </w:rPr>
-        <w:t xml:space="preserve">trawlers</w:t>
-      </w:r>
-      <w:r>
-        <w:t xml:space="preserve"> </w:t>
-      </w:r>
-      <w:r>
-        <w:t xml:space="preserve">(vessels that tow nets through the water or along the seabed). This is the single largest category.</w:t>
-      </w:r>
-    </w:p>
-    <w:p>
-      <w:pPr>
-        <w:pStyle w:val="Compact"/>
-        <w:numPr>
-          <w:ilvl w:val="0"/>
-          <w:numId w:val="1009"/>
-        </w:numPr>
-      </w:pPr>
-      <w:r>
-        <w:rPr>
-          <w:b/>
-          <w:bCs/>
-        </w:rPr>
-        <w:t xml:space="preserve">Line fishing</w:t>
-      </w:r>
-      <w:r>
-        <w:t xml:space="preserve"> </w:t>
-      </w:r>
-      <w:r>
-        <w:t xml:space="preserve">(orange) — at least one vessel uses</w:t>
-      </w:r>
-      <w:r>
-        <w:t xml:space="preserve"> </w:t>
-      </w:r>
-      <w:r>
-        <w:rPr>
-          <w:b/>
-          <w:bCs/>
-        </w:rPr>
-        <w:t xml:space="preserve">hook-and-line or generic fishing</w:t>
-      </w:r>
-      <w:r>
-        <w:t xml:space="preserve"> </w:t>
-      </w:r>
-      <w:r>
-        <w:t xml:space="preserve">methods (includes pairs labeled</w:t>
-      </w:r>
-      <w:r>
-        <w:t xml:space="preserve"> </w:t>
-      </w:r>
-      <w:r>
-        <w:rPr>
-          <w:rStyle w:val="VerbatimChar"/>
-        </w:rPr>
-        <w:t xml:space="preserve">fishing</w:t>
-      </w:r>
-      <w:r>
-        <w:t xml:space="preserve">,</w:t>
-      </w:r>
-      <w:r>
-        <w:t xml:space="preserve"> </w:t>
-      </w:r>
-      <w:r>
-        <w:rPr>
-          <w:rStyle w:val="VerbatimChar"/>
-        </w:rPr>
-        <w:t xml:space="preserve">fishing | trawlers</w:t>
-      </w:r>
-      <w:r>
-        <w:t xml:space="preserve">,</w:t>
-      </w:r>
-      <w:r>
-        <w:t xml:space="preserve"> </w:t>
-      </w:r>
-      <w:r>
-        <w:rPr>
-          <w:rStyle w:val="VerbatimChar"/>
-        </w:rPr>
-        <w:t xml:space="preserve">fishing | set gillnets</w:t>
-      </w:r>
-      <w:r>
-        <w:t xml:space="preserve">, etc.).</w:t>
-      </w:r>
-    </w:p>
-    <w:p>
-      <w:pPr>
-        <w:pStyle w:val="Compact"/>
-        <w:numPr>
-          <w:ilvl w:val="0"/>
-          <w:numId w:val="1009"/>
-        </w:numPr>
-      </w:pPr>
-      <w:r>
-        <w:rPr>
-          <w:b/>
-          <w:bCs/>
-        </w:rPr>
-        <w:t xml:space="preserve">Set gear</w:t>
-      </w:r>
-      <w:r>
-        <w:t xml:space="preserve"> </w:t>
-      </w:r>
-      <w:r>
-        <w:t xml:space="preserve">(green) — pairs involving</w:t>
-      </w:r>
-      <w:r>
-        <w:t xml:space="preserve"> </w:t>
-      </w:r>
-      <w:r>
-        <w:rPr>
-          <w:b/>
-          <w:bCs/>
-        </w:rPr>
-        <w:t xml:space="preserve">stationary or deployed gear</w:t>
-      </w:r>
-      <w:r>
-        <w:t xml:space="preserve">:</w:t>
-      </w:r>
-      <w:r>
-        <w:t xml:space="preserve"> </w:t>
-      </w:r>
-      <w:r>
-        <w:rPr>
-          <w:b/>
-          <w:bCs/>
-        </w:rPr>
-        <w:t xml:space="preserve">set gillnets</w:t>
-      </w:r>
-      <w:r>
-        <w:t xml:space="preserve"> </w:t>
-      </w:r>
-      <w:r>
-        <w:t xml:space="preserve">(nets left in place for fish to gill in the mesh),</w:t>
-      </w:r>
-      <w:r>
-        <w:t xml:space="preserve"> </w:t>
-      </w:r>
-      <w:r>
-        <w:rPr>
-          <w:b/>
-          <w:bCs/>
-        </w:rPr>
-        <w:t xml:space="preserve">set longlines</w:t>
-      </w:r>
-      <w:r>
-        <w:t xml:space="preserve"> </w:t>
-      </w:r>
-      <w:r>
-        <w:t xml:space="preserve">(long lines with baited hooks left to soak), or</w:t>
-      </w:r>
-      <w:r>
-        <w:t xml:space="preserve"> </w:t>
-      </w:r>
-      <w:r>
-        <w:rPr>
-          <w:b/>
-          <w:bCs/>
-        </w:rPr>
-        <w:t xml:space="preserve">pole-and-line</w:t>
-      </w:r>
-      <w:r>
-        <w:t xml:space="preserve"> </w:t>
-      </w:r>
-      <w:r>
-        <w:t xml:space="preserve">methods.</w:t>
-      </w:r>
-    </w:p>
-    <w:p>
-      <w:pPr>
-        <w:pStyle w:val="Compact"/>
-        <w:numPr>
-          <w:ilvl w:val="0"/>
-          <w:numId w:val="1009"/>
-        </w:numPr>
-      </w:pPr>
-      <w:r>
-        <w:rPr>
-          <w:b/>
-          <w:bCs/>
-        </w:rPr>
-        <w:t xml:space="preserve">Other / mixed</w:t>
-      </w:r>
-      <w:r>
-        <w:t xml:space="preserve"> </w:t>
-      </w:r>
-      <w:r>
-        <w:t xml:space="preserve">(gray) — pairs where gear is</w:t>
-      </w:r>
-      <w:r>
-        <w:t xml:space="preserve"> </w:t>
-      </w:r>
-      <w:r>
-        <w:rPr>
-          <w:b/>
-          <w:bCs/>
-        </w:rPr>
-        <w:t xml:space="preserve">unknown</w:t>
-      </w:r>
-      <w:r>
-        <w:t xml:space="preserve"> </w:t>
-      </w:r>
-      <w:r>
-        <w:t xml:space="preserve">(em dash) for one or both vessels, or combinations that do not fit the above groups (e.g.,</w:t>
-      </w:r>
-      <w:r>
-        <w:t xml:space="preserve"> </w:t>
-      </w:r>
-      <w:r>
-        <w:rPr>
-          <w:rStyle w:val="VerbatimChar"/>
-        </w:rPr>
-        <w:t xml:space="preserve">purse seines</w:t>
-      </w:r>
-      <w:r>
-        <w:t xml:space="preserve">).</w:t>
-      </w:r>
-    </w:p>
-    <w:p>
-      <w:pPr>
-        <w:pStyle w:val="FirstParagraph"/>
-      </w:pPr>
-      <w:r>
-        <w:t xml:space="preserve">Full definitions of every individual gear code are in</w:t>
-      </w:r>
-      <w:r>
-        <w:t xml:space="preserve"> </w:t>
-      </w:r>
-      <w:r>
-        <w:rPr>
-          <w:b/>
-          <w:bCs/>
-        </w:rPr>
-        <w:t xml:space="preserve">Appendix A</w:t>
-      </w:r>
-      <w:r>
-        <w:t xml:space="preserve">.</w:t>
+        <w:t xml:space="preserve">(CHN and MID111) is the only cross-flag pair. Y-axis labels show total days and active months per pair.</w:t>
       </w:r>
     </w:p>
     <w:p>
@@ -7387,20 +7989,20 @@
       <w:r>
         <w:drawing>
           <wp:inline>
-            <wp:extent cx="5334000" cy="2883243"/>
+            <wp:extent cx="5334000" cy="3364503"/>
             <wp:effectExtent b="0" l="0" r="0" t="0"/>
-            <wp:docPr descr="Cooperation summary" title="" id="33" name="Picture"/>
+            <wp:docPr descr="Six-vessel cluster" title="" id="32" name="Picture"/>
             <a:graphic>
               <a:graphicData uri="http://schemas.openxmlformats.org/drawingml/2006/picture">
                 <pic:pic>
                   <pic:nvPicPr>
-                    <pic:cNvPr descr="../artifacts/plots/tgcn_daily_cooperation_heatmap.png" id="34" name="Picture"/>
+                    <pic:cNvPr descr="../artifacts/plots/six_vessel_cluster_scatter.png" id="33" name="Picture"/>
                     <pic:cNvPicPr>
                       <a:picLocks noChangeArrowheads="1" noChangeAspect="1"/>
                     </pic:cNvPicPr>
                   </pic:nvPicPr>
                   <pic:blipFill>
-                    <a:blip r:embed="rId32"/>
+                    <a:blip r:embed="rId31"/>
                     <a:stretch>
                       <a:fillRect/>
                     </a:stretch>
@@ -7408,7 +8010,7 @@
                   <pic:spPr bwMode="auto">
                     <a:xfrm>
                       <a:off x="0" y="0"/>
-                      <a:ext cx="5334000" cy="2883243"/>
+                      <a:ext cx="5334000" cy="3364503"/>
                     </a:xfrm>
                     <a:prstGeom prst="rect">
                       <a:avLst/>
@@ -7450,7 +8052,7 @@
           <w:i/>
           <w:iCs/>
         </w:rPr>
-        <w:t xml:space="preserve">Aggregate cooperation summary</w:t>
+        <w:t xml:space="preserve">Geographic scatter</w:t>
       </w:r>
       <w:r>
         <w:rPr>
@@ -7464,7 +8066,7 @@
           <w:i/>
           <w:iCs/>
         </w:rPr>
-        <w:t xml:space="preserve">(Aug 7–11, 2017).</w:t>
+        <w:t xml:space="preserve">of rendezvous locations for all eight validated pairs, plotted against the Chinese coast from Fuzhou to Shanghai. Faint gray dots show every recorded rendezvous point; colored markers (see legend) highlight the</w:t>
       </w:r>
       <w:r>
         <w:rPr>
@@ -7480,7 +8082,7 @@
           <w:i/>
           <w:iCs/>
         </w:rPr>
-        <w:t xml:space="preserve">Left:</w:t>
+        <w:t xml:space="preserve">six cluster vessels</w:t>
       </w:r>
       <w:r>
         <w:rPr>
@@ -7494,7 +8096,7 @@
           <w:i/>
           <w:iCs/>
         </w:rPr>
-        <w:t xml:space="preserve">stacked bar chart of cooperative pairs per day, colored by gear-type group. Numbers inside each segment show the count; daily totals are labeled above.</w:t>
+        <w:t xml:space="preserve">(all CHN-flagged, abbreviated MMSIs in legend). Gray lines connect cluster members that co-occur as a pair. The red</w:t>
       </w:r>
       <w:r>
         <w:rPr>
@@ -7510,7 +8112,7 @@
           <w:i/>
           <w:iCs/>
         </w:rPr>
-        <w:t xml:space="preserve">Right:</w:t>
+        <w:t xml:space="preserve">X</w:t>
       </w:r>
       <w:r>
         <w:rPr>
@@ -7524,7 +8126,7 @@
           <w:i/>
           <w:iCs/>
         </w:rPr>
-        <w:t xml:space="preserve">flag-state breakdown of all cooperative pair-days.</w:t>
+        <w:t xml:space="preserve">marks the weighted hotspot centroid (~29.7 N, 122.3 E), sitting in the East China Sea roughly 50–80 km offshore from Ningbo. Most cluster activity is concentrated in a narrow band between 29 N and 30.5 N, while a few outlier points appear further south near Wenzhou.</w:t>
       </w:r>
       <w:r>
         <w:rPr>
@@ -7554,7 +8156,7 @@
           <w:i/>
           <w:iCs/>
         </w:rPr>
-        <w:t xml:space="preserve">cooperation predictions are spread across the full five-day window, with</w:t>
+        <w:t xml:space="preserve">six vessels from multiple distinct pairs converge repeatedly on the same offshore area east of Ningbo, suggesting a</w:t>
       </w:r>
       <w:r>
         <w:rPr>
@@ -7570,7 +8172,7 @@
           <w:i/>
           <w:iCs/>
         </w:rPr>
-        <w:t xml:space="preserve">trawler–trawler</w:t>
+        <w:t xml:space="preserve">shared operating region</w:t>
       </w:r>
       <w:r>
         <w:rPr>
@@ -7584,37 +8186,150 @@
           <w:i/>
           <w:iCs/>
         </w:rPr>
-        <w:t xml:space="preserve">pairs (blue) accounting for the largest share on most days and</w:t>
-      </w:r>
-      <w:r>
-        <w:rPr>
-          <w:i/>
-          <w:iCs/>
-        </w:rPr>
-        <w:t xml:space="preserve"> </w:t>
-      </w:r>
-      <w:r>
-        <w:rPr>
-          <w:b/>
-          <w:bCs/>
-          <w:i/>
-          <w:iCs/>
-        </w:rPr>
-        <w:t xml:space="preserve">Chinese-flagged</w:t>
-      </w:r>
-      <w:r>
-        <w:rPr>
-          <w:i/>
-          <w:iCs/>
-        </w:rPr>
-        <w:t xml:space="preserve"> </w:t>
-      </w:r>
-      <w:r>
-        <w:rPr>
-          <w:i/>
-          <w:iCs/>
-        </w:rPr>
-        <w:t xml:space="preserve">vessels (CHN, red bar) dominating the country breakdown. Friday (Aug 11) had the most cooperative pairs (14), driven almost entirely by trawlers.</w:t>
+        <w:t xml:space="preserve">rather than coincidence — consistent with the co-presence patterns in Figure 3.</w:t>
+      </w:r>
+    </w:p>
+    <w:bookmarkEnd w:id="34"/>
+    <w:bookmarkEnd w:id="35"/>
+    <w:bookmarkStart w:id="36" w:name="X2d8f27453cad4efb1966d543caba41a6b8efced"/>
+    <w:p>
+      <w:pPr>
+        <w:pStyle w:val="Heading4"/>
+      </w:pPr>
+      <w:r>
+        <w:t xml:space="preserve">4.4 Exploratory short-window analysis (August 2017; not the main benchmark)</w:t>
+      </w:r>
+    </w:p>
+    <w:p>
+      <w:pPr>
+        <w:pStyle w:val="FirstParagraph"/>
+      </w:pPr>
+      <w:r>
+        <w:t xml:space="preserve">A separate, smaller TGCN run was trained on a narrow</w:t>
+      </w:r>
+      <w:r>
+        <w:t xml:space="preserve"> </w:t>
+      </w:r>
+      <w:r>
+        <w:rPr>
+          <w:b/>
+          <w:bCs/>
+        </w:rPr>
+        <w:t xml:space="preserve">August 2017</w:t>
+      </w:r>
+      <w:r>
+        <w:t xml:space="preserve"> </w:t>
+      </w:r>
+      <w:r>
+        <w:t xml:space="preserve">slice (five daily buckets, Aug 7–11) where</w:t>
+      </w:r>
+      <w:r>
+        <w:t xml:space="preserve"> </w:t>
+      </w:r>
+      <w:r>
+        <w:rPr>
+          <w:b/>
+          <w:bCs/>
+        </w:rPr>
+        <w:t xml:space="preserve">cell-level fleet enrichment</w:t>
+      </w:r>
+      <w:r>
+        <w:t xml:space="preserve"> </w:t>
+      </w:r>
+      <w:r>
+        <w:t xml:space="preserve">files supply</w:t>
+      </w:r>
+      <w:r>
+        <w:t xml:space="preserve"> </w:t>
+      </w:r>
+      <w:r>
+        <w:rPr>
+          <w:b/>
+          <w:bCs/>
+        </w:rPr>
+        <w:t xml:space="preserve">country and gear</w:t>
+      </w:r>
+      <w:r>
+        <w:t xml:space="preserve"> </w:t>
+      </w:r>
+      <w:r>
+        <w:t xml:space="preserve">labels—the one window where model outputs can be joined to fleet context. The resulting metrics (~0.56 AUC, ~0.67 AP) are</w:t>
+      </w:r>
+      <w:r>
+        <w:t xml:space="preserve"> </w:t>
+      </w:r>
+      <w:r>
+        <w:rPr>
+          <w:b/>
+          <w:bCs/>
+        </w:rPr>
+        <w:t xml:space="preserve">not comparable</w:t>
+      </w:r>
+      <w:r>
+        <w:t xml:space="preserve"> </w:t>
+      </w:r>
+      <w:r>
+        <w:t xml:space="preserve">to the headline 2012–2019 scores; this window was used early in the project for exploratory interpretability. The gear-type analysis in</w:t>
+      </w:r>
+      <w:r>
+        <w:t xml:space="preserve"> </w:t>
+      </w:r>
+      <w:r>
+        <w:rPr>
+          <w:b/>
+          <w:bCs/>
+        </w:rPr>
+        <w:t xml:space="preserve">§4.2.1</w:t>
+      </w:r>
+      <w:r>
+        <w:t xml:space="preserve"> </w:t>
+      </w:r>
+      <w:r>
+        <w:t xml:space="preserve">supersedes this window by using</w:t>
+      </w:r>
+      <w:r>
+        <w:t xml:space="preserve"> </w:t>
+      </w:r>
+      <w:r>
+        <w:rPr>
+          <w:b/>
+          <w:bCs/>
+        </w:rPr>
+        <w:t xml:space="preserve">full 2012–2019</w:t>
+      </w:r>
+      <w:r>
+        <w:t xml:space="preserve"> </w:t>
+      </w:r>
+      <w:r>
+        <w:t xml:space="preserve">fleet data to enrich all 200 candidates with gear labels, providing a more comprehensive and statistically grounded view of fleet composition. The August 2017 cooperation summary figure is retained in</w:t>
+      </w:r>
+      <w:r>
+        <w:t xml:space="preserve"> </w:t>
+      </w:r>
+      <w:r>
+        <w:rPr>
+          <w:rStyle w:val="VerbatimChar"/>
+        </w:rPr>
+        <w:t xml:space="preserve">artifacts/plots/tgcn_daily_cooperation_heatmap.png</w:t>
+      </w:r>
+      <w:r>
+        <w:t xml:space="preserve"> </w:t>
+      </w:r>
+      <w:r>
+        <w:t xml:space="preserve">for reference but is not included in this report. Full gear-code definitions are in</w:t>
+      </w:r>
+      <w:r>
+        <w:t xml:space="preserve"> </w:t>
+      </w:r>
+      <w:r>
+        <w:rPr>
+          <w:b/>
+          <w:bCs/>
+        </w:rPr>
+        <w:t xml:space="preserve">Appendix A</w:t>
+      </w:r>
+      <w:r>
+        <w:t xml:space="preserve">.</w:t>
       </w:r>
     </w:p>
     <w:p>
@@ -7624,9 +8339,9 @@
         </w:pict>
       </w:r>
     </w:p>
-    <w:bookmarkEnd w:id="35"/>
     <w:bookmarkEnd w:id="36"/>
-    <w:bookmarkStart w:id="39" w:name="limitations"/>
+    <w:bookmarkEnd w:id="37"/>
+    <w:bookmarkStart w:id="40" w:name="limitations"/>
     <w:p>
       <w:pPr>
         <w:pStyle w:val="Heading3"/>
@@ -7635,1080 +8350,13 @@
         <w:t xml:space="preserve">5. Limitations</w:t>
       </w:r>
     </w:p>
-    <w:bookmarkStart w:id="37" w:name="Xfe70c92e644d88d254a77e5a65490b5e28934e3"/>
+    <w:bookmarkStart w:id="38" w:name="Xfe70c92e644d88d254a77e5a65490b5e28934e3"/>
     <w:p>
       <w:pPr>
         <w:pStyle w:val="Heading4"/>
       </w:pPr>
       <w:r>
         <w:t xml:space="preserve">5.1 Threats to validity (why high scores ≠ “guilt”)</w:t>
-      </w:r>
-    </w:p>
-    <w:p>
-      <w:pPr>
-        <w:pStyle w:val="Compact"/>
-        <w:numPr>
-          <w:ilvl w:val="0"/>
-          <w:numId w:val="1010"/>
-        </w:numPr>
-      </w:pPr>
-      <w:r>
-        <w:rPr>
-          <w:b/>
-          <w:bCs/>
-        </w:rPr>
-        <w:t xml:space="preserve">Link prediction is not a verdict.</w:t>
-      </w:r>
-      <w:r>
-        <w:t xml:space="preserve"> </w:t>
-      </w:r>
-      <w:r>
-        <w:t xml:space="preserve">ROC AUC / AP measure</w:t>
-      </w:r>
-      <w:r>
-        <w:t xml:space="preserve"> </w:t>
-      </w:r>
-      <w:r>
-        <w:rPr>
-          <w:b/>
-          <w:bCs/>
-        </w:rPr>
-        <w:t xml:space="preserve">ranking</w:t>
-      </w:r>
-      <w:r>
-        <w:t xml:space="preserve"> </w:t>
-      </w:r>
-      <w:r>
-        <w:t xml:space="preserve">of observed vs sampled non-edges under the</w:t>
-      </w:r>
-      <w:r>
-        <w:t xml:space="preserve"> </w:t>
-      </w:r>
-      <w:r>
-        <w:rPr>
-          <w:b/>
-          <w:bCs/>
-        </w:rPr>
-        <w:t xml:space="preserve">graph definition</w:t>
-      </w:r>
-      <w:r>
-        <w:t xml:space="preserve">. A model can score well when vessels</w:t>
-      </w:r>
-      <w:r>
-        <w:t xml:space="preserve"> </w:t>
-      </w:r>
-      <w:r>
-        <w:rPr>
-          <w:b/>
-          <w:bCs/>
-        </w:rPr>
-        <w:t xml:space="preserve">share fishing grounds</w:t>
-      </w:r>
-      <w:r>
-        <w:t xml:space="preserve">,</w:t>
-      </w:r>
-      <w:r>
-        <w:t xml:space="preserve"> </w:t>
-      </w:r>
-      <w:r>
-        <w:rPr>
-          <w:b/>
-          <w:bCs/>
-        </w:rPr>
-        <w:t xml:space="preserve">ports</w:t>
-      </w:r>
-      <w:r>
-        <w:t xml:space="preserve">, or</w:t>
-      </w:r>
-      <w:r>
-        <w:t xml:space="preserve"> </w:t>
-      </w:r>
-      <w:r>
-        <w:rPr>
-          <w:b/>
-          <w:bCs/>
-        </w:rPr>
-        <w:t xml:space="preserve">traffic lanes</w:t>
-      </w:r>
-      <w:r>
-        <w:t xml:space="preserve">—behavior that is</w:t>
-      </w:r>
-      <w:r>
-        <w:t xml:space="preserve"> </w:t>
-      </w:r>
-      <w:r>
-        <w:rPr>
-          <w:b/>
-          <w:bCs/>
-        </w:rPr>
-        <w:t xml:space="preserve">legal</w:t>
-      </w:r>
-      <w:r>
-        <w:t xml:space="preserve"> </w:t>
-      </w:r>
-      <w:r>
-        <w:t xml:space="preserve">and common.</w:t>
-      </w:r>
-      <w:r>
-        <w:br/>
-      </w:r>
-    </w:p>
-    <w:p>
-      <w:pPr>
-        <w:pStyle w:val="Compact"/>
-        <w:numPr>
-          <w:ilvl w:val="0"/>
-          <w:numId w:val="1010"/>
-        </w:numPr>
-      </w:pPr>
-      <w:r>
-        <w:rPr>
-          <w:b/>
-          <w:bCs/>
-        </w:rPr>
-        <w:t xml:space="preserve">AIS selection and compliance.</w:t>
-      </w:r>
-      <w:r>
-        <w:t xml:space="preserve"> </w:t>
-      </w:r>
-      <w:r>
-        <w:t xml:space="preserve">Vessels may</w:t>
-      </w:r>
-      <w:r>
-        <w:t xml:space="preserve"> </w:t>
-      </w:r>
-      <w:r>
-        <w:rPr>
-          <w:b/>
-          <w:bCs/>
-        </w:rPr>
-        <w:t xml:space="preserve">disable</w:t>
-      </w:r>
-      <w:r>
-        <w:t xml:space="preserve"> </w:t>
-      </w:r>
-      <w:r>
-        <w:t xml:space="preserve">AIS, use</w:t>
-      </w:r>
-      <w:r>
-        <w:t xml:space="preserve"> </w:t>
-      </w:r>
-      <w:r>
-        <w:rPr>
-          <w:b/>
-          <w:bCs/>
-        </w:rPr>
-        <w:t xml:space="preserve">identity changes</w:t>
-      </w:r>
-      <w:r>
-        <w:t xml:space="preserve">, or have</w:t>
-      </w:r>
-      <w:r>
-        <w:t xml:space="preserve"> </w:t>
-      </w:r>
-      <w:r>
-        <w:rPr>
-          <w:b/>
-          <w:bCs/>
-        </w:rPr>
-        <w:t xml:space="preserve">sparse</w:t>
-      </w:r>
-      <w:r>
-        <w:t xml:space="preserve"> </w:t>
-      </w:r>
-      <w:r>
-        <w:t xml:space="preserve">coverage; the graph only sees</w:t>
-      </w:r>
-      <w:r>
-        <w:t xml:space="preserve"> </w:t>
-      </w:r>
-      <w:r>
-        <w:rPr>
-          <w:b/>
-          <w:bCs/>
-        </w:rPr>
-        <w:t xml:space="preserve">reported</w:t>
-      </w:r>
-      <w:r>
-        <w:t xml:space="preserve"> </w:t>
-      </w:r>
-      <w:r>
-        <w:t xml:space="preserve">positions.</w:t>
-      </w:r>
-      <w:r>
-        <w:br/>
-      </w:r>
-    </w:p>
-    <w:p>
-      <w:pPr>
-        <w:pStyle w:val="Compact"/>
-        <w:numPr>
-          <w:ilvl w:val="0"/>
-          <w:numId w:val="1010"/>
-        </w:numPr>
-      </w:pPr>
-      <w:r>
-        <w:rPr>
-          <w:b/>
-          <w:bCs/>
-        </w:rPr>
-        <w:t xml:space="preserve">Confounding by density.</w:t>
-      </w:r>
-      <w:r>
-        <w:t xml:space="preserve"> </w:t>
-      </w:r>
-      <w:r>
-        <w:rPr>
-          <w:b/>
-          <w:bCs/>
-        </w:rPr>
-        <w:t xml:space="preserve">Crowded</w:t>
-      </w:r>
-      <w:r>
-        <w:t xml:space="preserve"> </w:t>
-      </w:r>
-      <w:r>
-        <w:t xml:space="preserve">regions produce many</w:t>
-      </w:r>
-      <w:r>
-        <w:t xml:space="preserve"> </w:t>
-      </w:r>
-      <w:r>
-        <w:rPr>
-          <w:b/>
-          <w:bCs/>
-        </w:rPr>
-        <w:t xml:space="preserve">possible</w:t>
-      </w:r>
-      <w:r>
-        <w:t xml:space="preserve"> </w:t>
-      </w:r>
-      <w:r>
-        <w:t xml:space="preserve">edges;</w:t>
-      </w:r>
-      <w:r>
-        <w:t xml:space="preserve"> </w:t>
-      </w:r>
-      <w:r>
-        <w:rPr>
-          <w:b/>
-          <w:bCs/>
-        </w:rPr>
-        <w:t xml:space="preserve">degree</w:t>
-      </w:r>
-      <w:r>
-        <w:t xml:space="preserve"> </w:t>
-      </w:r>
-      <w:r>
-        <w:t xml:space="preserve">and</w:t>
-      </w:r>
-      <w:r>
-        <w:t xml:space="preserve"> </w:t>
-      </w:r>
-      <w:r>
-        <w:rPr>
-          <w:b/>
-          <w:bCs/>
-        </w:rPr>
-        <w:t xml:space="preserve">popularity</w:t>
-      </w:r>
-      <w:r>
-        <w:t xml:space="preserve"> </w:t>
-      </w:r>
-      <w:r>
-        <w:t xml:space="preserve">effects can inflate link-prediction metrics relative to “rare coordination.”</w:t>
-      </w:r>
-      <w:r>
-        <w:br/>
-      </w:r>
-    </w:p>
-    <w:p>
-      <w:pPr>
-        <w:pStyle w:val="Compact"/>
-        <w:numPr>
-          <w:ilvl w:val="0"/>
-          <w:numId w:val="1010"/>
-        </w:numPr>
-      </w:pPr>
-      <w:r>
-        <w:rPr>
-          <w:b/>
-          <w:bCs/>
-        </w:rPr>
-        <w:t xml:space="preserve">Metric–semantics gap.</w:t>
-      </w:r>
-      <w:r>
-        <w:t xml:space="preserve"> </w:t>
-      </w:r>
-      <w:r>
-        <w:rPr>
-          <w:b/>
-          <w:bCs/>
-        </w:rPr>
-        <w:t xml:space="preserve">Good calibration</w:t>
-      </w:r>
-      <w:r>
-        <w:t xml:space="preserve"> </w:t>
-      </w:r>
-      <w:r>
-        <w:t xml:space="preserve">of the learning objective does</w:t>
-      </w:r>
-      <w:r>
-        <w:t xml:space="preserve"> </w:t>
-      </w:r>
-      <w:r>
-        <w:rPr>
-          <w:b/>
-          <w:bCs/>
-        </w:rPr>
-        <w:t xml:space="preserve">not</w:t>
-      </w:r>
-      <w:r>
-        <w:t xml:space="preserve"> </w:t>
-      </w:r>
-      <w:r>
-        <w:t xml:space="preserve">imply validated</w:t>
-      </w:r>
-      <w:r>
-        <w:t xml:space="preserve"> </w:t>
-      </w:r>
-      <w:r>
-        <w:rPr>
-          <w:b/>
-          <w:bCs/>
-        </w:rPr>
-        <w:t xml:space="preserve">enforcement</w:t>
-      </w:r>
-      <w:r>
-        <w:t xml:space="preserve"> </w:t>
-      </w:r>
-      <w:r>
-        <w:t xml:space="preserve">outcomes; external</w:t>
-      </w:r>
-      <w:r>
-        <w:t xml:space="preserve"> </w:t>
-      </w:r>
-      <w:r>
-        <w:rPr>
-          <w:b/>
-          <w:bCs/>
-        </w:rPr>
-        <w:t xml:space="preserve">ground truth</w:t>
-      </w:r>
-      <w:r>
-        <w:t xml:space="preserve"> </w:t>
-      </w:r>
-      <w:r>
-        <w:t xml:space="preserve">would be needed for that (we have none for cooperation).</w:t>
-      </w:r>
-    </w:p>
-    <w:bookmarkEnd w:id="37"/>
-    <w:bookmarkStart w:id="38" w:name="design-and-data-constraints"/>
-    <w:p>
-      <w:pPr>
-        <w:pStyle w:val="Heading4"/>
-      </w:pPr>
-      <w:r>
-        <w:t xml:space="preserve">5.2 Design and data constraints</w:t>
-      </w:r>
-    </w:p>
-    <w:p>
-      <w:pPr>
-        <w:pStyle w:val="Compact"/>
-        <w:numPr>
-          <w:ilvl w:val="0"/>
-          <w:numId w:val="1011"/>
-        </w:numPr>
-      </w:pPr>
-      <w:r>
-        <w:rPr>
-          <w:b/>
-          <w:bCs/>
-        </w:rPr>
-        <w:t xml:space="preserve">No behavioral ground truth</w:t>
-      </w:r>
-      <w:r>
-        <w:t xml:space="preserve"> </w:t>
-      </w:r>
-      <w:r>
-        <w:t xml:space="preserve">for “cooperation” or IUU.</w:t>
-      </w:r>
-      <w:r>
-        <w:br/>
-      </w:r>
-    </w:p>
-    <w:p>
-      <w:pPr>
-        <w:pStyle w:val="Compact"/>
-        <w:numPr>
-          <w:ilvl w:val="0"/>
-          <w:numId w:val="1011"/>
-        </w:numPr>
-      </w:pPr>
-      <w:r>
-        <w:rPr>
-          <w:b/>
-          <w:bCs/>
-        </w:rPr>
-        <w:t xml:space="preserve">Grid and sampling</w:t>
-      </w:r>
-      <w:r>
-        <w:t xml:space="preserve"> </w:t>
-      </w:r>
-      <w:r>
-        <w:t xml:space="preserve">choices affect positions and edges.</w:t>
-      </w:r>
-      <w:r>
-        <w:br/>
-      </w:r>
-    </w:p>
-    <w:p>
-      <w:pPr>
-        <w:pStyle w:val="Compact"/>
-        <w:numPr>
-          <w:ilvl w:val="0"/>
-          <w:numId w:val="1011"/>
-        </w:numPr>
-      </w:pPr>
-      <w:r>
-        <w:rPr>
-          <w:b/>
-          <w:bCs/>
-        </w:rPr>
-        <w:t xml:space="preserve">Laptop memory</w:t>
-      </w:r>
-      <w:r>
-        <w:t xml:space="preserve"> </w:t>
-      </w:r>
-      <w:r>
-        <w:t xml:space="preserve">caps training buckets (</w:t>
-      </w:r>
-      <w:r>
-        <w:rPr>
-          <w:b/>
-          <w:bCs/>
-        </w:rPr>
-        <w:t xml:space="preserve">1450</w:t>
-      </w:r>
-      <w:r>
-        <w:t xml:space="preserve"> </w:t>
-      </w:r>
-      <w:r>
-        <w:t xml:space="preserve">stable here; higher values failed).</w:t>
-      </w:r>
-      <w:r>
-        <w:br/>
-      </w:r>
-    </w:p>
-    <w:p>
-      <w:pPr>
-        <w:pStyle w:val="Compact"/>
-        <w:numPr>
-          <w:ilvl w:val="0"/>
-          <w:numId w:val="1011"/>
-        </w:numPr>
-      </w:pPr>
-      <w:r>
-        <w:rPr>
-          <w:b/>
-          <w:bCs/>
-        </w:rPr>
-        <w:t xml:space="preserve">August 2017</w:t>
-      </w:r>
-      <w:r>
-        <w:t xml:space="preserve"> </w:t>
-      </w:r>
-      <w:r>
-        <w:t xml:space="preserve">is a narrow window—patterns there may not generalize.</w:t>
-      </w:r>
-      <w:r>
-        <w:br/>
-      </w:r>
-    </w:p>
-    <w:p>
-      <w:pPr>
-        <w:pStyle w:val="Compact"/>
-        <w:numPr>
-          <w:ilvl w:val="0"/>
-          <w:numId w:val="1011"/>
-        </w:numPr>
-      </w:pPr>
-      <w:r>
-        <w:rPr>
-          <w:b/>
-          <w:bCs/>
-        </w:rPr>
-        <w:t xml:space="preserve">Shared geography</w:t>
-      </w:r>
-      <w:r>
-        <w:t xml:space="preserve"> </w:t>
-      </w:r>
-      <w:r>
-        <w:t xml:space="preserve">vs</w:t>
-      </w:r>
-      <w:r>
-        <w:t xml:space="preserve"> </w:t>
-      </w:r>
-      <w:r>
-        <w:rPr>
-          <w:b/>
-          <w:bCs/>
-        </w:rPr>
-        <w:t xml:space="preserve">coordination:</w:t>
-      </w:r>
-      <w:r>
-        <w:t xml:space="preserve"> </w:t>
-      </w:r>
-      <w:r>
-        <w:t xml:space="preserve">overlap in dense regions is ambiguous (see §5.1).</w:t>
-      </w:r>
-      <w:r>
-        <w:br/>
-      </w:r>
-    </w:p>
-    <w:p>
-      <w:pPr>
-        <w:pStyle w:val="Compact"/>
-        <w:numPr>
-          <w:ilvl w:val="0"/>
-          <w:numId w:val="1011"/>
-        </w:numPr>
-      </w:pPr>
-      <w:r>
-        <w:rPr>
-          <w:b/>
-          <w:bCs/>
-        </w:rPr>
-        <w:t xml:space="preserve">Country and gear</w:t>
-      </w:r>
-      <w:r>
-        <w:t xml:space="preserve"> </w:t>
-      </w:r>
-      <w:r>
-        <w:t xml:space="preserve">on plots come from</w:t>
-      </w:r>
-      <w:r>
-        <w:t xml:space="preserve"> </w:t>
-      </w:r>
-      <w:r>
-        <w:rPr>
-          <w:b/>
-          <w:bCs/>
-        </w:rPr>
-        <w:t xml:space="preserve">cell-aggregated fleet</w:t>
-      </w:r>
-      <w:r>
-        <w:t xml:space="preserve"> </w:t>
-      </w:r>
-      <w:r>
-        <w:t xml:space="preserve">tables (§4.3.1,</w:t>
-      </w:r>
-      <w:r>
-        <w:t xml:space="preserve"> </w:t>
-      </w:r>
-      <w:r>
-        <w:rPr>
-          <w:b/>
-          <w:bCs/>
-        </w:rPr>
-        <w:t xml:space="preserve">Appendix A</w:t>
-      </w:r>
-      <w:r>
-        <w:t xml:space="preserve">)—descriptive context, not a formal registry. Gear labels should support interpretation only, not enforcement decisions.</w:t>
-      </w:r>
-    </w:p>
-    <w:p>
-      <w:pPr>
-        <w:pStyle w:val="Compact"/>
-        <w:numPr>
-          <w:ilvl w:val="0"/>
-          <w:numId w:val="1011"/>
-        </w:numPr>
-      </w:pPr>
-      <w:r>
-        <w:rPr>
-          <w:b/>
-          <w:bCs/>
-        </w:rPr>
-        <w:t xml:space="preserve">Single-seed headline numbers.</w:t>
-      </w:r>
-      <w:r>
-        <w:t xml:space="preserve"> </w:t>
-      </w:r>
-      <w:r>
-        <w:t xml:space="preserve">The primary combined-graph AUC/AP is from one seed; per-bucket dispersion and cross-seed references are discussed in §4.1, but full multi-seed CIs on the headline row remain future work.</w:t>
-      </w:r>
-    </w:p>
-    <w:p>
-      <w:r>
-        <w:pict>
-          <v:rect style="width:0;height:1.5pt" o:hralign="center" o:hrstd="t" o:hr="t"/>
-        </w:pict>
-      </w:r>
-    </w:p>
-    <w:bookmarkEnd w:id="38"/>
-    <w:bookmarkEnd w:id="39"/>
-    <w:bookmarkStart w:id="40" w:name="conclusion-and-future-work"/>
-    <w:p>
-      <w:pPr>
-        <w:pStyle w:val="Heading3"/>
-      </w:pPr>
-      <w:r>
-        <w:t xml:space="preserve">6. Conclusion and future work</w:t>
-      </w:r>
-    </w:p>
-    <w:p>
-      <w:pPr>
-        <w:pStyle w:val="FirstParagraph"/>
-      </w:pPr>
-      <w:r>
-        <w:t xml:space="preserve">We presented an</w:t>
-      </w:r>
-      <w:r>
-        <w:t xml:space="preserve"> </w:t>
-      </w:r>
-      <w:r>
-        <w:rPr>
-          <w:b/>
-          <w:bCs/>
-        </w:rPr>
-        <w:t xml:space="preserve">unsupervised</w:t>
-      </w:r>
-      <w:r>
-        <w:t xml:space="preserve"> </w:t>
-      </w:r>
-      <w:r>
-        <w:t xml:space="preserve">AIS→graph→TGCN pipeline with a</w:t>
-      </w:r>
-      <w:r>
-        <w:t xml:space="preserve"> </w:t>
-      </w:r>
-      <w:r>
-        <w:rPr>
-          <w:b/>
-          <w:bCs/>
-        </w:rPr>
-        <w:t xml:space="preserve">time-split</w:t>
-      </w:r>
-      <w:r>
-        <w:t xml:space="preserve"> </w:t>
-      </w:r>
-      <w:r>
-        <w:t xml:space="preserve">evaluation and an explicit</w:t>
-      </w:r>
-      <w:r>
-        <w:t xml:space="preserve"> </w:t>
-      </w:r>
-      <w:r>
-        <w:rPr>
-          <w:b/>
-          <w:bCs/>
-        </w:rPr>
-        <w:t xml:space="preserve">link-prediction</w:t>
-      </w:r>
-      <w:r>
-        <w:t xml:space="preserve"> </w:t>
-      </w:r>
-      <w:r>
-        <w:t xml:space="preserve">formulation (§3.1;</w:t>
-      </w:r>
-      <w:r>
-        <w:t xml:space="preserve"> </w:t>
-      </w:r>
-      <w:r>
-        <w:rPr>
-          <w:b/>
-          <w:bCs/>
-        </w:rPr>
-        <w:t xml:space="preserve">Appendix C</w:t>
-      </w:r>
-      <w:r>
-        <w:t xml:space="preserve">). The</w:t>
-      </w:r>
-      <w:r>
-        <w:t xml:space="preserve"> </w:t>
-      </w:r>
-      <w:r>
-        <w:rPr>
-          <w:b/>
-          <w:bCs/>
-        </w:rPr>
-        <w:t xml:space="preserve">combined proximity + MID-correct social</w:t>
-      </w:r>
-      <w:r>
-        <w:t xml:space="preserve"> </w:t>
-      </w:r>
-      <w:r>
-        <w:t xml:space="preserve">graph yields</w:t>
-      </w:r>
-      <w:r>
-        <w:t xml:space="preserve"> </w:t>
-      </w:r>
-      <w:r>
-        <w:rPr>
-          <w:b/>
-          <w:bCs/>
-        </w:rPr>
-        <w:t xml:space="preserve">0.72997 ROC AUC</w:t>
-      </w:r>
-      <w:r>
-        <w:t xml:space="preserve"> </w:t>
-      </w:r>
-      <w:r>
-        <w:t xml:space="preserve">and</w:t>
-      </w:r>
-      <w:r>
-        <w:t xml:space="preserve"> </w:t>
-      </w:r>
-      <w:r>
-        <w:rPr>
-          <w:b/>
-          <w:bCs/>
-        </w:rPr>
-        <w:t xml:space="preserve">0.71381 AP</w:t>
-      </w:r>
-      <w:r>
-        <w:t xml:space="preserve"> </w:t>
-      </w:r>
-      <w:r>
-        <w:t xml:space="preserve">on</w:t>
-      </w:r>
-      <w:r>
-        <w:t xml:space="preserve"> </w:t>
-      </w:r>
-      <w:r>
-        <w:rPr>
-          <w:b/>
-          <w:bCs/>
-        </w:rPr>
-        <w:t xml:space="preserve">876</w:t>
-      </w:r>
-      <w:r>
-        <w:t xml:space="preserve"> </w:t>
-      </w:r>
-      <w:r>
-        <w:t xml:space="preserve">test buckets under the documented laptop protocol (</w:t>
-      </w:r>
-      <w:r>
-        <w:rPr>
-          <w:b/>
-          <w:bCs/>
-        </w:rPr>
-        <w:t xml:space="preserve">Table 1</w:t>
-      </w:r>
-      <w:r>
-        <w:t xml:space="preserve">), alongside</w:t>
-      </w:r>
-      <w:r>
-        <w:t xml:space="preserve"> </w:t>
-      </w:r>
-      <w:r>
-        <w:rPr>
-          <w:b/>
-          <w:bCs/>
-        </w:rPr>
-        <w:t xml:space="preserve">proximity-only</w:t>
-      </w:r>
-      <w:r>
-        <w:t xml:space="preserve"> </w:t>
-      </w:r>
-      <w:r>
-        <w:t xml:space="preserve">and</w:t>
-      </w:r>
-      <w:r>
-        <w:t xml:space="preserve"> </w:t>
-      </w:r>
-      <w:r>
-        <w:rPr>
-          <w:b/>
-          <w:bCs/>
-        </w:rPr>
-        <w:t xml:space="preserve">capped-graph</w:t>
-      </w:r>
-      <w:r>
-        <w:t xml:space="preserve"> </w:t>
-      </w:r>
-      <w:r>
-        <w:t xml:space="preserve">comparisons.</w:t>
-      </w:r>
-      <w:r>
-        <w:t xml:space="preserve"> </w:t>
-      </w:r>
-      <w:r>
-        <w:rPr>
-          <w:b/>
-          <w:bCs/>
-        </w:rPr>
-        <w:t xml:space="preserve">Eight</w:t>
-      </w:r>
-      <w:r>
-        <w:t xml:space="preserve"> </w:t>
-      </w:r>
-      <w:r>
-        <w:t xml:space="preserve">pairs pass strict</w:t>
-      </w:r>
-      <w:r>
-        <w:t xml:space="preserve"> </w:t>
-      </w:r>
-      <w:r>
-        <w:rPr>
-          <w:b/>
-          <w:bCs/>
-        </w:rPr>
-        <w:t xml:space="preserve">post-hoc</w:t>
-      </w:r>
-      <w:r>
-        <w:t xml:space="preserve"> </w:t>
-      </w:r>
-      <w:r>
-        <w:t xml:space="preserve">proximity screening (</w:t>
-      </w:r>
-      <w:r>
-        <w:rPr>
-          <w:b/>
-          <w:bCs/>
-        </w:rPr>
-        <w:t xml:space="preserve">Table 2</w:t>
-      </w:r>
-      <w:r>
-        <w:t xml:space="preserve">); interpretability figures add</w:t>
-      </w:r>
-      <w:r>
-        <w:t xml:space="preserve"> </w:t>
-      </w:r>
-      <w:r>
-        <w:rPr>
-          <w:b/>
-          <w:bCs/>
-        </w:rPr>
-        <w:t xml:space="preserve">country and gear</w:t>
-      </w:r>
-      <w:r>
-        <w:t xml:space="preserve"> </w:t>
-      </w:r>
-      <w:r>
-        <w:t xml:space="preserve">context where data allow (</w:t>
-      </w:r>
-      <w:r>
-        <w:rPr>
-          <w:b/>
-          <w:bCs/>
-        </w:rPr>
-        <w:t xml:space="preserve">Appendix A</w:t>
-      </w:r>
-      <w:r>
-        <w:t xml:space="preserve">). For practice, the output is a</w:t>
-      </w:r>
-      <w:r>
-        <w:t xml:space="preserve"> </w:t>
-      </w:r>
-      <w:r>
-        <w:rPr>
-          <w:b/>
-          <w:bCs/>
-        </w:rPr>
-        <w:t xml:space="preserve">ranked candidate list</w:t>
-      </w:r>
-      <w:r>
-        <w:t xml:space="preserve"> </w:t>
-      </w:r>
-      <w:r>
-        <w:t xml:space="preserve">plus</w:t>
-      </w:r>
-      <w:r>
-        <w:t xml:space="preserve"> </w:t>
-      </w:r>
-      <w:r>
-        <w:rPr>
-          <w:b/>
-          <w:bCs/>
-        </w:rPr>
-        <w:t xml:space="preserve">reproducible</w:t>
-      </w:r>
-      <w:r>
-        <w:t xml:space="preserve"> </w:t>
-      </w:r>
-      <w:r>
-        <w:t xml:space="preserve">geographic and fleet-context checks—not a determination of wrongdoing. We do</w:t>
-      </w:r>
-      <w:r>
-        <w:t xml:space="preserve"> </w:t>
-      </w:r>
-      <w:r>
-        <w:rPr>
-          <w:b/>
-          <w:bCs/>
-        </w:rPr>
-        <w:t xml:space="preserve">not</w:t>
-      </w:r>
-      <w:r>
-        <w:t xml:space="preserve"> </w:t>
-      </w:r>
-      <w:r>
-        <w:t xml:space="preserve">claim confirmed coordination or IUU.</w:t>
-      </w:r>
-    </w:p>
-    <w:p>
-      <w:pPr>
-        <w:pStyle w:val="BodyText"/>
-      </w:pPr>
-      <w:r>
-        <w:rPr>
-          <w:b/>
-          <w:bCs/>
-        </w:rPr>
-        <w:t xml:space="preserve">Future work</w:t>
-      </w:r>
-      <w:r>
-        <w:t xml:space="preserve"> </w:t>
-      </w:r>
-      <w:r>
-        <w:t xml:space="preserve">includes finer spatial/temporal resolution; owner or fleet metadata from registries;</w:t>
-      </w:r>
-      <w:r>
-        <w:t xml:space="preserve"> </w:t>
-      </w:r>
-      <w:r>
-        <w:rPr>
-          <w:b/>
-          <w:bCs/>
-        </w:rPr>
-        <w:t xml:space="preserve">supervised or semi-supervised</w:t>
-      </w:r>
-      <w:r>
-        <w:t xml:space="preserve"> </w:t>
-      </w:r>
-      <w:r>
-        <w:t xml:space="preserve">learning when reliable labels exist; tighter integration of</w:t>
-      </w:r>
-      <w:r>
-        <w:t xml:space="preserve"> </w:t>
-      </w:r>
-      <w:r>
-        <w:rPr>
-          <w:b/>
-          <w:bCs/>
-        </w:rPr>
-        <w:t xml:space="preserve">movement-based gear</w:t>
-      </w:r>
-      <w:r>
-        <w:t xml:space="preserve"> </w:t>
-      </w:r>
-      <w:r>
-        <w:t xml:space="preserve">or behavior classifiers; full-coverage</w:t>
-      </w:r>
-      <w:r>
-        <w:t xml:space="preserve"> </w:t>
-      </w:r>
-      <w:r>
-        <w:rPr>
-          <w:b/>
-          <w:bCs/>
-        </w:rPr>
-        <w:t xml:space="preserve">multi-seed</w:t>
-      </w:r>
-      <w:r>
-        <w:t xml:space="preserve"> </w:t>
-      </w:r>
-      <w:r>
-        <w:t xml:space="preserve">runs and larger training-bucket budgets on</w:t>
-      </w:r>
-      <w:r>
-        <w:t xml:space="preserve"> </w:t>
-      </w:r>
-      <w:r>
-        <w:rPr>
-          <w:b/>
-          <w:bCs/>
-        </w:rPr>
-        <w:t xml:space="preserve">high-memory</w:t>
-      </w:r>
-      <w:r>
-        <w:t xml:space="preserve"> </w:t>
-      </w:r>
-      <w:r>
-        <w:t xml:space="preserve">hardware;</w:t>
-      </w:r>
-      <w:r>
-        <w:t xml:space="preserve"> </w:t>
-      </w:r>
-      <w:r>
-        <w:rPr>
-          <w:b/>
-          <w:bCs/>
-        </w:rPr>
-        <w:t xml:space="preserve">heterogeneous-edge</w:t>
-      </w:r>
-      <w:r>
-        <w:t xml:space="preserve"> </w:t>
-      </w:r>
-      <w:r>
-        <w:t xml:space="preserve">or</w:t>
-      </w:r>
-      <w:r>
-        <w:t xml:space="preserve"> </w:t>
-      </w:r>
-      <w:r>
-        <w:rPr>
-          <w:b/>
-          <w:bCs/>
-        </w:rPr>
-        <w:t xml:space="preserve">edge-weighted</w:t>
-      </w:r>
-      <w:r>
-        <w:t xml:space="preserve"> </w:t>
-      </w:r>
-      <w:r>
-        <w:t xml:space="preserve">architectures to better exploit social edges without the over-smoothing and noise effects described in §4.1; and continued care in separating</w:t>
-      </w:r>
-      <w:r>
-        <w:t xml:space="preserve"> </w:t>
-      </w:r>
-      <w:r>
-        <w:rPr>
-          <w:b/>
-          <w:bCs/>
-        </w:rPr>
-        <w:t xml:space="preserve">benchmark</w:t>
-      </w:r>
-      <w:r>
-        <w:t xml:space="preserve"> </w:t>
-      </w:r>
-      <w:r>
-        <w:t xml:space="preserve">metrics (2012–2019) from</w:t>
-      </w:r>
-      <w:r>
-        <w:t xml:space="preserve"> </w:t>
-      </w:r>
-      <w:r>
-        <w:rPr>
-          <w:b/>
-          <w:bCs/>
-        </w:rPr>
-        <w:t xml:space="preserve">illustrative</w:t>
-      </w:r>
-      <w:r>
-        <w:t xml:space="preserve"> </w:t>
-      </w:r>
-      <w:r>
-        <w:t xml:space="preserve">short windows (e.g., August 2017).</w:t>
-      </w:r>
-    </w:p>
-    <w:p>
-      <w:r>
-        <w:pict>
-          <v:rect style="width:0;height:1.5pt" o:hralign="center" o:hrstd="t" o:hr="t"/>
-        </w:pict>
-      </w:r>
-    </w:p>
-    <w:bookmarkEnd w:id="40"/>
-    <w:bookmarkStart w:id="41" w:name="references"/>
-    <w:p>
-      <w:pPr>
-        <w:pStyle w:val="Heading3"/>
-      </w:pPr>
-      <w:r>
-        <w:t xml:space="preserve">References</w:t>
       </w:r>
     </w:p>
     <w:p>
@@ -8720,20 +8368,101 @@
         </w:numPr>
       </w:pPr>
       <w:r>
-        <w:t xml:space="preserve">Kroodsma, D. A., et al. (2018).</w:t>
-      </w:r>
-      <w:r>
-        <w:t xml:space="preserve"> </w:t>
-      </w:r>
-      <w:r>
-        <w:rPr>
-          <w:i/>
-          <w:iCs/>
-        </w:rPr>
-        <w:t xml:space="preserve">Tracking the global footprint of fisheries</w:t>
-      </w:r>
-      <w:r>
-        <w:t xml:space="preserve">. Science, 359(6378), 904–908.</w:t>
+        <w:rPr>
+          <w:b/>
+          <w:bCs/>
+        </w:rPr>
+        <w:t xml:space="preserve">Link prediction is not a verdict.</w:t>
+      </w:r>
+      <w:r>
+        <w:t xml:space="preserve"> </w:t>
+      </w:r>
+      <w:r>
+        <w:t xml:space="preserve">ROC AUC / AP measure</w:t>
+      </w:r>
+      <w:r>
+        <w:t xml:space="preserve"> </w:t>
+      </w:r>
+      <w:r>
+        <w:rPr>
+          <w:b/>
+          <w:bCs/>
+        </w:rPr>
+        <w:t xml:space="preserve">ranking</w:t>
+      </w:r>
+      <w:r>
+        <w:t xml:space="preserve"> </w:t>
+      </w:r>
+      <w:r>
+        <w:t xml:space="preserve">of observed vs sampled non-edges under the</w:t>
+      </w:r>
+      <w:r>
+        <w:t xml:space="preserve"> </w:t>
+      </w:r>
+      <w:r>
+        <w:rPr>
+          <w:b/>
+          <w:bCs/>
+        </w:rPr>
+        <w:t xml:space="preserve">graph definition</w:t>
+      </w:r>
+      <w:r>
+        <w:t xml:space="preserve">. A model can score well when vessels</w:t>
+      </w:r>
+      <w:r>
+        <w:t xml:space="preserve"> </w:t>
+      </w:r>
+      <w:r>
+        <w:rPr>
+          <w:b/>
+          <w:bCs/>
+        </w:rPr>
+        <w:t xml:space="preserve">share fishing grounds</w:t>
+      </w:r>
+      <w:r>
+        <w:t xml:space="preserve">,</w:t>
+      </w:r>
+      <w:r>
+        <w:t xml:space="preserve"> </w:t>
+      </w:r>
+      <w:r>
+        <w:rPr>
+          <w:b/>
+          <w:bCs/>
+        </w:rPr>
+        <w:t xml:space="preserve">ports</w:t>
+      </w:r>
+      <w:r>
+        <w:t xml:space="preserve">, or</w:t>
+      </w:r>
+      <w:r>
+        <w:t xml:space="preserve"> </w:t>
+      </w:r>
+      <w:r>
+        <w:rPr>
+          <w:b/>
+          <w:bCs/>
+        </w:rPr>
+        <w:t xml:space="preserve">traffic lanes</w:t>
+      </w:r>
+      <w:r>
+        <w:t xml:space="preserve">—behavior that is</w:t>
+      </w:r>
+      <w:r>
+        <w:t xml:space="preserve"> </w:t>
+      </w:r>
+      <w:r>
+        <w:rPr>
+          <w:b/>
+          <w:bCs/>
+        </w:rPr>
+        <w:t xml:space="preserve">legal</w:t>
+      </w:r>
+      <w:r>
+        <w:t xml:space="preserve"> </w:t>
+      </w:r>
+      <w:r>
+        <w:t xml:space="preserve">and common.</w:t>
       </w:r>
       <w:r>
         <w:br/>
@@ -8748,20 +8477,78 @@
         </w:numPr>
       </w:pPr>
       <w:r>
-        <w:t xml:space="preserve">Miller, N. A., et al. (2018).</w:t>
-      </w:r>
-      <w:r>
-        <w:t xml:space="preserve"> </w:t>
-      </w:r>
-      <w:r>
-        <w:rPr>
-          <w:i/>
-          <w:iCs/>
-        </w:rPr>
-        <w:t xml:space="preserve">Identifying global patterns of transshipment behavior</w:t>
-      </w:r>
-      <w:r>
-        <w:t xml:space="preserve">. Frontiers in Marine Science, 5, 240.</w:t>
+        <w:rPr>
+          <w:b/>
+          <w:bCs/>
+        </w:rPr>
+        <w:t xml:space="preserve">AIS selection and compliance.</w:t>
+      </w:r>
+      <w:r>
+        <w:t xml:space="preserve"> </w:t>
+      </w:r>
+      <w:r>
+        <w:t xml:space="preserve">Vessels may</w:t>
+      </w:r>
+      <w:r>
+        <w:t xml:space="preserve"> </w:t>
+      </w:r>
+      <w:r>
+        <w:rPr>
+          <w:b/>
+          <w:bCs/>
+        </w:rPr>
+        <w:t xml:space="preserve">disable</w:t>
+      </w:r>
+      <w:r>
+        <w:t xml:space="preserve"> </w:t>
+      </w:r>
+      <w:r>
+        <w:t xml:space="preserve">AIS, use</w:t>
+      </w:r>
+      <w:r>
+        <w:t xml:space="preserve"> </w:t>
+      </w:r>
+      <w:r>
+        <w:rPr>
+          <w:b/>
+          <w:bCs/>
+        </w:rPr>
+        <w:t xml:space="preserve">identity changes</w:t>
+      </w:r>
+      <w:r>
+        <w:t xml:space="preserve">, or have</w:t>
+      </w:r>
+      <w:r>
+        <w:t xml:space="preserve"> </w:t>
+      </w:r>
+      <w:r>
+        <w:rPr>
+          <w:b/>
+          <w:bCs/>
+        </w:rPr>
+        <w:t xml:space="preserve">sparse</w:t>
+      </w:r>
+      <w:r>
+        <w:t xml:space="preserve"> </w:t>
+      </w:r>
+      <w:r>
+        <w:t xml:space="preserve">coverage; the graph only sees</w:t>
+      </w:r>
+      <w:r>
+        <w:t xml:space="preserve"> </w:t>
+      </w:r>
+      <w:r>
+        <w:rPr>
+          <w:b/>
+          <w:bCs/>
+        </w:rPr>
+        <w:t xml:space="preserve">reported</w:t>
+      </w:r>
+      <w:r>
+        <w:t xml:space="preserve"> </w:t>
+      </w:r>
+      <w:r>
+        <w:t xml:space="preserve">positions.</w:t>
       </w:r>
       <w:r>
         <w:br/>
@@ -8776,20 +8563,75 @@
         </w:numPr>
       </w:pPr>
       <w:r>
-        <w:t xml:space="preserve">Park, J., et al. (2020).</w:t>
-      </w:r>
-      <w:r>
-        <w:t xml:space="preserve"> </w:t>
-      </w:r>
-      <w:r>
-        <w:rPr>
-          <w:i/>
-          <w:iCs/>
-        </w:rPr>
-        <w:t xml:space="preserve">A systematic assessment of vessel monitoring data for identifying suspicious transshipment events</w:t>
-      </w:r>
-      <w:r>
-        <w:t xml:space="preserve">. ICES Journal of Marine Science.</w:t>
+        <w:rPr>
+          <w:b/>
+          <w:bCs/>
+        </w:rPr>
+        <w:t xml:space="preserve">Confounding by density.</w:t>
+      </w:r>
+      <w:r>
+        <w:t xml:space="preserve"> </w:t>
+      </w:r>
+      <w:r>
+        <w:rPr>
+          <w:b/>
+          <w:bCs/>
+        </w:rPr>
+        <w:t xml:space="preserve">Crowded</w:t>
+      </w:r>
+      <w:r>
+        <w:t xml:space="preserve"> </w:t>
+      </w:r>
+      <w:r>
+        <w:t xml:space="preserve">regions produce many</w:t>
+      </w:r>
+      <w:r>
+        <w:t xml:space="preserve"> </w:t>
+      </w:r>
+      <w:r>
+        <w:rPr>
+          <w:b/>
+          <w:bCs/>
+        </w:rPr>
+        <w:t xml:space="preserve">possible</w:t>
+      </w:r>
+      <w:r>
+        <w:t xml:space="preserve"> </w:t>
+      </w:r>
+      <w:r>
+        <w:t xml:space="preserve">edges;</w:t>
+      </w:r>
+      <w:r>
+        <w:t xml:space="preserve"> </w:t>
+      </w:r>
+      <w:r>
+        <w:rPr>
+          <w:b/>
+          <w:bCs/>
+        </w:rPr>
+        <w:t xml:space="preserve">degree</w:t>
+      </w:r>
+      <w:r>
+        <w:t xml:space="preserve"> </w:t>
+      </w:r>
+      <w:r>
+        <w:t xml:space="preserve">and</w:t>
+      </w:r>
+      <w:r>
+        <w:t xml:space="preserve"> </w:t>
+      </w:r>
+      <w:r>
+        <w:rPr>
+          <w:b/>
+          <w:bCs/>
+        </w:rPr>
+        <w:t xml:space="preserve">popularity</w:t>
+      </w:r>
+      <w:r>
+        <w:t xml:space="preserve"> </w:t>
+      </w:r>
+      <w:r>
+        <w:t xml:space="preserve">effects can inflate link-prediction metrics relative to “rare coordination.”</w:t>
       </w:r>
       <w:r>
         <w:br/>
@@ -8804,23 +8646,85 @@
         </w:numPr>
       </w:pPr>
       <w:r>
-        <w:t xml:space="preserve">Kipf, T. N., &amp; Welling, M. (2017).</w:t>
-      </w:r>
-      <w:r>
-        <w:t xml:space="preserve"> </w:t>
-      </w:r>
-      <w:r>
-        <w:rPr>
-          <w:i/>
-          <w:iCs/>
-        </w:rPr>
-        <w:t xml:space="preserve">Semi-Supervised Classification with Graph Convolutional Networks</w:t>
-      </w:r>
-      <w:r>
-        <w:t xml:space="preserve">. ICLR.</w:t>
-      </w:r>
-      <w:r>
-        <w:br/>
+        <w:rPr>
+          <w:b/>
+          <w:bCs/>
+        </w:rPr>
+        <w:t xml:space="preserve">Metric–semantics gap.</w:t>
+      </w:r>
+      <w:r>
+        <w:t xml:space="preserve"> </w:t>
+      </w:r>
+      <w:r>
+        <w:rPr>
+          <w:b/>
+          <w:bCs/>
+        </w:rPr>
+        <w:t xml:space="preserve">Good calibration</w:t>
+      </w:r>
+      <w:r>
+        <w:t xml:space="preserve"> </w:t>
+      </w:r>
+      <w:r>
+        <w:t xml:space="preserve">of the learning objective does</w:t>
+      </w:r>
+      <w:r>
+        <w:t xml:space="preserve"> </w:t>
+      </w:r>
+      <w:r>
+        <w:rPr>
+          <w:b/>
+          <w:bCs/>
+        </w:rPr>
+        <w:t xml:space="preserve">not</w:t>
+      </w:r>
+      <w:r>
+        <w:t xml:space="preserve"> </w:t>
+      </w:r>
+      <w:r>
+        <w:t xml:space="preserve">imply validated</w:t>
+      </w:r>
+      <w:r>
+        <w:t xml:space="preserve"> </w:t>
+      </w:r>
+      <w:r>
+        <w:rPr>
+          <w:b/>
+          <w:bCs/>
+        </w:rPr>
+        <w:t xml:space="preserve">enforcement</w:t>
+      </w:r>
+      <w:r>
+        <w:t xml:space="preserve"> </w:t>
+      </w:r>
+      <w:r>
+        <w:t xml:space="preserve">outcomes; external</w:t>
+      </w:r>
+      <w:r>
+        <w:t xml:space="preserve"> </w:t>
+      </w:r>
+      <w:r>
+        <w:rPr>
+          <w:b/>
+          <w:bCs/>
+        </w:rPr>
+        <w:t xml:space="preserve">ground truth</w:t>
+      </w:r>
+      <w:r>
+        <w:t xml:space="preserve"> </w:t>
+      </w:r>
+      <w:r>
+        <w:t xml:space="preserve">would be needed for that (we have none for cooperation).</w:t>
+      </w:r>
+    </w:p>
+    <w:bookmarkEnd w:id="38"/>
+    <w:bookmarkStart w:id="39" w:name="design-and-data-constraints"/>
+    <w:p>
+      <w:pPr>
+        <w:pStyle w:val="Heading4"/>
+      </w:pPr>
+      <w:r>
+        <w:t xml:space="preserve">5.2 Design and data constraints</w:t>
       </w:r>
     </w:p>
     <w:p>
@@ -8828,24 +8732,21 @@
         <w:pStyle w:val="Compact"/>
         <w:numPr>
           <w:ilvl w:val="0"/>
-          <w:numId w:val="1012"/>
+          <w:numId w:val="1013"/>
         </w:numPr>
       </w:pPr>
       <w:r>
-        <w:t xml:space="preserve">Hamilton, W. L., Ying, R., &amp; Leskovec, J. (2017).</w:t>
-      </w:r>
-      <w:r>
-        <w:t xml:space="preserve"> </w:t>
-      </w:r>
-      <w:r>
-        <w:rPr>
-          <w:i/>
-          <w:iCs/>
-        </w:rPr>
-        <w:t xml:space="preserve">Inductive Representation Learning on Large Graphs</w:t>
-      </w:r>
-      <w:r>
-        <w:t xml:space="preserve">. NeurIPS.</w:t>
+        <w:rPr>
+          <w:b/>
+          <w:bCs/>
+        </w:rPr>
+        <w:t xml:space="preserve">No behavioral ground truth</w:t>
+      </w:r>
+      <w:r>
+        <w:t xml:space="preserve"> </w:t>
+      </w:r>
+      <w:r>
+        <w:t xml:space="preserve">for “cooperation” or IUU.</w:t>
       </w:r>
       <w:r>
         <w:br/>
@@ -8856,24 +8757,21 @@
         <w:pStyle w:val="Compact"/>
         <w:numPr>
           <w:ilvl w:val="0"/>
-          <w:numId w:val="1012"/>
+          <w:numId w:val="1013"/>
         </w:numPr>
       </w:pPr>
       <w:r>
-        <w:t xml:space="preserve">Yu, B., Yin, H., &amp; Zhu, Z. (2018).</w:t>
-      </w:r>
-      <w:r>
-        <w:t xml:space="preserve"> </w:t>
-      </w:r>
-      <w:r>
-        <w:rPr>
-          <w:i/>
-          <w:iCs/>
-        </w:rPr>
-        <w:t xml:space="preserve">Spatio-Temporal Graph Convolutional Networks: A Deep Learning Framework for Traffic Forecasting</w:t>
-      </w:r>
-      <w:r>
-        <w:t xml:space="preserve">. IJCAI.</w:t>
+        <w:rPr>
+          <w:b/>
+          <w:bCs/>
+        </w:rPr>
+        <w:t xml:space="preserve">Grid and sampling</w:t>
+      </w:r>
+      <w:r>
+        <w:t xml:space="preserve"> </w:t>
+      </w:r>
+      <w:r>
+        <w:t xml:space="preserve">choices affect positions and edges.</w:t>
       </w:r>
       <w:r>
         <w:br/>
@@ -8884,24 +8782,34 @@
         <w:pStyle w:val="Compact"/>
         <w:numPr>
           <w:ilvl w:val="0"/>
-          <w:numId w:val="1012"/>
+          <w:numId w:val="1013"/>
         </w:numPr>
       </w:pPr>
       <w:r>
-        <w:t xml:space="preserve">Seo, Y., et al. (2018).</w:t>
-      </w:r>
-      <w:r>
-        <w:t xml:space="preserve"> </w:t>
-      </w:r>
-      <w:r>
-        <w:rPr>
-          <w:i/>
-          <w:iCs/>
-        </w:rPr>
-        <w:t xml:space="preserve">Structured Sequence Modeling with Graph Convolutional Recurrent Networks</w:t>
-      </w:r>
-      <w:r>
-        <w:t xml:space="preserve">. ICONIP.</w:t>
+        <w:rPr>
+          <w:b/>
+          <w:bCs/>
+        </w:rPr>
+        <w:t xml:space="preserve">Laptop memory</w:t>
+      </w:r>
+      <w:r>
+        <w:t xml:space="preserve"> </w:t>
+      </w:r>
+      <w:r>
+        <w:t xml:space="preserve">caps training buckets (</w:t>
+      </w:r>
+      <w:r>
+        <w:rPr>
+          <w:b/>
+          <w:bCs/>
+        </w:rPr>
+        <w:t xml:space="preserve">1450</w:t>
+      </w:r>
+      <w:r>
+        <w:t xml:space="preserve"> </w:t>
+      </w:r>
+      <w:r>
+        <w:t xml:space="preserve">stable here; higher values failed).</w:t>
       </w:r>
       <w:r>
         <w:br/>
@@ -8912,24 +8820,21 @@
         <w:pStyle w:val="Compact"/>
         <w:numPr>
           <w:ilvl w:val="0"/>
-          <w:numId w:val="1012"/>
+          <w:numId w:val="1013"/>
         </w:numPr>
       </w:pPr>
       <w:r>
-        <w:t xml:space="preserve">Rossi, E., et al. (2020).</w:t>
-      </w:r>
-      <w:r>
-        <w:t xml:space="preserve"> </w:t>
-      </w:r>
-      <w:r>
-        <w:rPr>
-          <w:i/>
-          <w:iCs/>
-        </w:rPr>
-        <w:t xml:space="preserve">Temporal Graph Networks for Deep Learning on Dynamic Graphs</w:t>
-      </w:r>
-      <w:r>
-        <w:t xml:space="preserve">. ICML Workshop on Graph Representation Learning.</w:t>
+        <w:rPr>
+          <w:b/>
+          <w:bCs/>
+        </w:rPr>
+        <w:t xml:space="preserve">August 2017</w:t>
+      </w:r>
+      <w:r>
+        <w:t xml:space="preserve"> </w:t>
+      </w:r>
+      <w:r>
+        <w:t xml:space="preserve">is a narrow window—patterns there may not generalize.</w:t>
       </w:r>
       <w:r>
         <w:br/>
@@ -8940,24 +8845,135 @@
         <w:pStyle w:val="Compact"/>
         <w:numPr>
           <w:ilvl w:val="0"/>
-          <w:numId w:val="1012"/>
+          <w:numId w:val="1013"/>
         </w:numPr>
       </w:pPr>
       <w:r>
-        <w:t xml:space="preserve">Lü, L., &amp; Zhou, T. (2011).</w:t>
-      </w:r>
-      <w:r>
-        <w:t xml:space="preserve"> </w:t>
-      </w:r>
-      <w:r>
-        <w:rPr>
-          <w:i/>
-          <w:iCs/>
-        </w:rPr>
-        <w:t xml:space="preserve">Link prediction in complex networks: A survey</w:t>
-      </w:r>
-      <w:r>
-        <w:t xml:space="preserve">. Physica A, 390(6), 1150–1170.</w:t>
+        <w:rPr>
+          <w:b/>
+          <w:bCs/>
+        </w:rPr>
+        <w:t xml:space="preserve">Shared geography</w:t>
+      </w:r>
+      <w:r>
+        <w:t xml:space="preserve"> </w:t>
+      </w:r>
+      <w:r>
+        <w:t xml:space="preserve">vs</w:t>
+      </w:r>
+      <w:r>
+        <w:t xml:space="preserve"> </w:t>
+      </w:r>
+      <w:r>
+        <w:rPr>
+          <w:b/>
+          <w:bCs/>
+        </w:rPr>
+        <w:t xml:space="preserve">coordination:</w:t>
+      </w:r>
+      <w:r>
+        <w:t xml:space="preserve"> </w:t>
+      </w:r>
+      <w:r>
+        <w:t xml:space="preserve">overlap in dense regions is ambiguous (see §5.1).</w:t>
+      </w:r>
+      <w:r>
+        <w:br/>
+      </w:r>
+    </w:p>
+    <w:p>
+      <w:pPr>
+        <w:pStyle w:val="Compact"/>
+        <w:numPr>
+          <w:ilvl w:val="0"/>
+          <w:numId w:val="1013"/>
+        </w:numPr>
+      </w:pPr>
+      <w:r>
+        <w:rPr>
+          <w:b/>
+          <w:bCs/>
+        </w:rPr>
+        <w:t xml:space="preserve">Country and gear</w:t>
+      </w:r>
+      <w:r>
+        <w:t xml:space="preserve"> </w:t>
+      </w:r>
+      <w:r>
+        <w:t xml:space="preserve">on plots come from</w:t>
+      </w:r>
+      <w:r>
+        <w:t xml:space="preserve"> </w:t>
+      </w:r>
+      <w:r>
+        <w:rPr>
+          <w:b/>
+          <w:bCs/>
+        </w:rPr>
+        <w:t xml:space="preserve">cell-aggregated fleet</w:t>
+      </w:r>
+      <w:r>
+        <w:t xml:space="preserve"> </w:t>
+      </w:r>
+      <w:r>
+        <w:t xml:space="preserve">tables (§4.3.1,</w:t>
+      </w:r>
+      <w:r>
+        <w:t xml:space="preserve"> </w:t>
+      </w:r>
+      <w:r>
+        <w:rPr>
+          <w:b/>
+          <w:bCs/>
+        </w:rPr>
+        <w:t xml:space="preserve">Appendix A</w:t>
+      </w:r>
+      <w:r>
+        <w:t xml:space="preserve">)—descriptive context, not a formal registry. Gear labels support interpretation (§4.2.1) and the gear-aware stratification in §4.2.1, but should not be treated as definitive vessel classifications for enforcement decisions.</w:t>
+      </w:r>
+    </w:p>
+    <w:p>
+      <w:pPr>
+        <w:pStyle w:val="Compact"/>
+        <w:numPr>
+          <w:ilvl w:val="0"/>
+          <w:numId w:val="1013"/>
+        </w:numPr>
+      </w:pPr>
+      <w:r>
+        <w:rPr>
+          <w:b/>
+          <w:bCs/>
+        </w:rPr>
+        <w:t xml:space="preserve">Gear-aware re-ranking</w:t>
+      </w:r>
+      <w:r>
+        <w:t xml:space="preserve"> </w:t>
+      </w:r>
+      <w:r>
+        <w:t xml:space="preserve">(§4.2.1) uses a sampled baseline (32 fleet days across 2012–2019, ~7M cell-days). The discount formula is a simple heuristic, not a calibrated statistical model; different discount functions would shift the exact rank changes. The analysis is meant to characterize excluded candidates, not to replace the geographic filter.</w:t>
+      </w:r>
+    </w:p>
+    <w:p>
+      <w:pPr>
+        <w:pStyle w:val="Compact"/>
+        <w:numPr>
+          <w:ilvl w:val="0"/>
+          <w:numId w:val="1013"/>
+        </w:numPr>
+      </w:pPr>
+      <w:r>
+        <w:rPr>
+          <w:b/>
+          <w:bCs/>
+        </w:rPr>
+        <w:t xml:space="preserve">Single-seed headline numbers.</w:t>
+      </w:r>
+      <w:r>
+        <w:t xml:space="preserve"> </w:t>
+      </w:r>
+      <w:r>
+        <w:t xml:space="preserve">The primary combined-graph AUC/AP is from one seed; per-bucket dispersion and cross-seed references are discussed in §4.1, but full multi-seed CIs on the headline row remain future work.</w:t>
       </w:r>
     </w:p>
     <w:p>
@@ -8967,48 +8983,611 @@
         </w:pict>
       </w:r>
     </w:p>
+    <w:bookmarkEnd w:id="39"/>
+    <w:bookmarkEnd w:id="40"/>
+    <w:bookmarkStart w:id="41" w:name="conclusion-and-future-work"/>
+    <w:p>
+      <w:pPr>
+        <w:pStyle w:val="Heading3"/>
+      </w:pPr>
+      <w:r>
+        <w:t xml:space="preserve">6. Conclusion and future work</w:t>
+      </w:r>
+    </w:p>
+    <w:p>
+      <w:pPr>
+        <w:pStyle w:val="FirstParagraph"/>
+      </w:pPr>
+      <w:r>
+        <w:t xml:space="preserve">We presented an</w:t>
+      </w:r>
+      <w:r>
+        <w:t xml:space="preserve"> </w:t>
+      </w:r>
+      <w:r>
+        <w:rPr>
+          <w:b/>
+          <w:bCs/>
+        </w:rPr>
+        <w:t xml:space="preserve">unsupervised</w:t>
+      </w:r>
+      <w:r>
+        <w:t xml:space="preserve"> </w:t>
+      </w:r>
+      <w:r>
+        <w:t xml:space="preserve">AIS→graph→TGCN pipeline with a</w:t>
+      </w:r>
+      <w:r>
+        <w:t xml:space="preserve"> </w:t>
+      </w:r>
+      <w:r>
+        <w:rPr>
+          <w:b/>
+          <w:bCs/>
+        </w:rPr>
+        <w:t xml:space="preserve">time-split</w:t>
+      </w:r>
+      <w:r>
+        <w:t xml:space="preserve"> </w:t>
+      </w:r>
+      <w:r>
+        <w:t xml:space="preserve">evaluation and an explicit</w:t>
+      </w:r>
+      <w:r>
+        <w:t xml:space="preserve"> </w:t>
+      </w:r>
+      <w:r>
+        <w:rPr>
+          <w:b/>
+          <w:bCs/>
+        </w:rPr>
+        <w:t xml:space="preserve">link-prediction</w:t>
+      </w:r>
+      <w:r>
+        <w:t xml:space="preserve"> </w:t>
+      </w:r>
+      <w:r>
+        <w:t xml:space="preserve">formulation (§3.1;</w:t>
+      </w:r>
+      <w:r>
+        <w:t xml:space="preserve"> </w:t>
+      </w:r>
+      <w:r>
+        <w:rPr>
+          <w:b/>
+          <w:bCs/>
+        </w:rPr>
+        <w:t xml:space="preserve">Appendix C</w:t>
+      </w:r>
+      <w:r>
+        <w:t xml:space="preserve">). The</w:t>
+      </w:r>
+      <w:r>
+        <w:t xml:space="preserve"> </w:t>
+      </w:r>
+      <w:r>
+        <w:rPr>
+          <w:b/>
+          <w:bCs/>
+        </w:rPr>
+        <w:t xml:space="preserve">combined proximity + MID-correct social</w:t>
+      </w:r>
+      <w:r>
+        <w:t xml:space="preserve"> </w:t>
+      </w:r>
+      <w:r>
+        <w:t xml:space="preserve">graph yields</w:t>
+      </w:r>
+      <w:r>
+        <w:t xml:space="preserve"> </w:t>
+      </w:r>
+      <w:r>
+        <w:rPr>
+          <w:b/>
+          <w:bCs/>
+        </w:rPr>
+        <w:t xml:space="preserve">0.72997 ROC AUC</w:t>
+      </w:r>
+      <w:r>
+        <w:t xml:space="preserve"> </w:t>
+      </w:r>
+      <w:r>
+        <w:t xml:space="preserve">and</w:t>
+      </w:r>
+      <w:r>
+        <w:t xml:space="preserve"> </w:t>
+      </w:r>
+      <w:r>
+        <w:rPr>
+          <w:b/>
+          <w:bCs/>
+        </w:rPr>
+        <w:t xml:space="preserve">0.71381 AP</w:t>
+      </w:r>
+      <w:r>
+        <w:t xml:space="preserve"> </w:t>
+      </w:r>
+      <w:r>
+        <w:t xml:space="preserve">on</w:t>
+      </w:r>
+      <w:r>
+        <w:t xml:space="preserve"> </w:t>
+      </w:r>
+      <w:r>
+        <w:rPr>
+          <w:b/>
+          <w:bCs/>
+        </w:rPr>
+        <w:t xml:space="preserve">876</w:t>
+      </w:r>
+      <w:r>
+        <w:t xml:space="preserve"> </w:t>
+      </w:r>
+      <w:r>
+        <w:t xml:space="preserve">test buckets under the documented laptop protocol (</w:t>
+      </w:r>
+      <w:r>
+        <w:rPr>
+          <w:b/>
+          <w:bCs/>
+        </w:rPr>
+        <w:t xml:space="preserve">Table 1</w:t>
+      </w:r>
+      <w:r>
+        <w:t xml:space="preserve">), alongside</w:t>
+      </w:r>
+      <w:r>
+        <w:t xml:space="preserve"> </w:t>
+      </w:r>
+      <w:r>
+        <w:rPr>
+          <w:b/>
+          <w:bCs/>
+        </w:rPr>
+        <w:t xml:space="preserve">proximity-only</w:t>
+      </w:r>
+      <w:r>
+        <w:t xml:space="preserve"> </w:t>
+      </w:r>
+      <w:r>
+        <w:t xml:space="preserve">and</w:t>
+      </w:r>
+      <w:r>
+        <w:t xml:space="preserve"> </w:t>
+      </w:r>
+      <w:r>
+        <w:rPr>
+          <w:b/>
+          <w:bCs/>
+        </w:rPr>
+        <w:t xml:space="preserve">capped-graph</w:t>
+      </w:r>
+      <w:r>
+        <w:t xml:space="preserve"> </w:t>
+      </w:r>
+      <w:r>
+        <w:t xml:space="preserve">comparisons.</w:t>
+      </w:r>
+      <w:r>
+        <w:t xml:space="preserve"> </w:t>
+      </w:r>
+      <w:r>
+        <w:rPr>
+          <w:b/>
+          <w:bCs/>
+        </w:rPr>
+        <w:t xml:space="preserve">Eight</w:t>
+      </w:r>
+      <w:r>
+        <w:t xml:space="preserve"> </w:t>
+      </w:r>
+      <w:r>
+        <w:t xml:space="preserve">pairs pass strict</w:t>
+      </w:r>
+      <w:r>
+        <w:t xml:space="preserve"> </w:t>
+      </w:r>
+      <w:r>
+        <w:rPr>
+          <w:b/>
+          <w:bCs/>
+        </w:rPr>
+        <w:t xml:space="preserve">post-hoc</w:t>
+      </w:r>
+      <w:r>
+        <w:t xml:space="preserve"> </w:t>
+      </w:r>
+      <w:r>
+        <w:t xml:space="preserve">proximity screening (</w:t>
+      </w:r>
+      <w:r>
+        <w:rPr>
+          <w:b/>
+          <w:bCs/>
+        </w:rPr>
+        <w:t xml:space="preserve">Table 2</w:t>
+      </w:r>
+      <w:r>
+        <w:t xml:space="preserve">); a</w:t>
+      </w:r>
+      <w:r>
+        <w:t xml:space="preserve"> </w:t>
+      </w:r>
+      <w:r>
+        <w:rPr>
+          <w:b/>
+          <w:bCs/>
+        </w:rPr>
+        <w:t xml:space="preserve">gear-aware stratification</w:t>
+      </w:r>
+      <w:r>
+        <w:t xml:space="preserve"> </w:t>
+      </w:r>
+      <w:r>
+        <w:t xml:space="preserve">(§4.2.1) shows that 75% of top candidates are trawler-dominated same-fleet pairs whose co-location is consistent with normal fishing behavior, while the validated cross-gear pairs maintain or improve their ranking after adjustment. Interpretability figures add</w:t>
+      </w:r>
+      <w:r>
+        <w:t xml:space="preserve"> </w:t>
+      </w:r>
+      <w:r>
+        <w:rPr>
+          <w:b/>
+          <w:bCs/>
+        </w:rPr>
+        <w:t xml:space="preserve">country and gear</w:t>
+      </w:r>
+      <w:r>
+        <w:t xml:space="preserve"> </w:t>
+      </w:r>
+      <w:r>
+        <w:t xml:space="preserve">context where data allow (</w:t>
+      </w:r>
+      <w:r>
+        <w:rPr>
+          <w:b/>
+          <w:bCs/>
+        </w:rPr>
+        <w:t xml:space="preserve">Appendix A</w:t>
+      </w:r>
+      <w:r>
+        <w:t xml:space="preserve">). For practice, the output is a</w:t>
+      </w:r>
+      <w:r>
+        <w:t xml:space="preserve"> </w:t>
+      </w:r>
+      <w:r>
+        <w:rPr>
+          <w:b/>
+          <w:bCs/>
+        </w:rPr>
+        <w:t xml:space="preserve">ranked candidate list</w:t>
+      </w:r>
+      <w:r>
+        <w:t xml:space="preserve"> </w:t>
+      </w:r>
+      <w:r>
+        <w:t xml:space="preserve">plus</w:t>
+      </w:r>
+      <w:r>
+        <w:t xml:space="preserve"> </w:t>
+      </w:r>
+      <w:r>
+        <w:rPr>
+          <w:b/>
+          <w:bCs/>
+        </w:rPr>
+        <w:t xml:space="preserve">reproducible</w:t>
+      </w:r>
+      <w:r>
+        <w:t xml:space="preserve"> </w:t>
+      </w:r>
+      <w:r>
+        <w:t xml:space="preserve">geographic and fleet-context checks—not a determination of wrongdoing. We do</w:t>
+      </w:r>
+      <w:r>
+        <w:t xml:space="preserve"> </w:t>
+      </w:r>
+      <w:r>
+        <w:rPr>
+          <w:b/>
+          <w:bCs/>
+        </w:rPr>
+        <w:t xml:space="preserve">not</w:t>
+      </w:r>
+      <w:r>
+        <w:t xml:space="preserve"> </w:t>
+      </w:r>
+      <w:r>
+        <w:t xml:space="preserve">claim confirmed coordination or IUU.</w:t>
+      </w:r>
+    </w:p>
+    <w:p>
+      <w:pPr>
+        <w:pStyle w:val="BodyText"/>
+      </w:pPr>
+      <w:r>
+        <w:rPr>
+          <w:b/>
+          <w:bCs/>
+        </w:rPr>
+        <w:t xml:space="preserve">Future work</w:t>
+      </w:r>
+      <w:r>
+        <w:t xml:space="preserve"> </w:t>
+      </w:r>
+      <w:r>
+        <w:t xml:space="preserve">includes finer spatial/temporal resolution; owner or fleet metadata from registries;</w:t>
+      </w:r>
+      <w:r>
+        <w:t xml:space="preserve"> </w:t>
+      </w:r>
+      <w:r>
+        <w:rPr>
+          <w:b/>
+          <w:bCs/>
+        </w:rPr>
+        <w:t xml:space="preserve">supervised or semi-supervised</w:t>
+      </w:r>
+      <w:r>
+        <w:t xml:space="preserve"> </w:t>
+      </w:r>
+      <w:r>
+        <w:t xml:space="preserve">learning when reliable labels exist; tighter integration of</w:t>
+      </w:r>
+      <w:r>
+        <w:t xml:space="preserve"> </w:t>
+      </w:r>
+      <w:r>
+        <w:rPr>
+          <w:b/>
+          <w:bCs/>
+        </w:rPr>
+        <w:t xml:space="preserve">movement-based gear</w:t>
+      </w:r>
+      <w:r>
+        <w:t xml:space="preserve"> </w:t>
+      </w:r>
+      <w:r>
+        <w:t xml:space="preserve">or behavior classifiers; full-coverage</w:t>
+      </w:r>
+      <w:r>
+        <w:t xml:space="preserve"> </w:t>
+      </w:r>
+      <w:r>
+        <w:rPr>
+          <w:b/>
+          <w:bCs/>
+        </w:rPr>
+        <w:t xml:space="preserve">multi-seed</w:t>
+      </w:r>
+      <w:r>
+        <w:t xml:space="preserve"> </w:t>
+      </w:r>
+      <w:r>
+        <w:t xml:space="preserve">runs and larger training-bucket budgets on</w:t>
+      </w:r>
+      <w:r>
+        <w:t xml:space="preserve"> </w:t>
+      </w:r>
+      <w:r>
+        <w:rPr>
+          <w:b/>
+          <w:bCs/>
+        </w:rPr>
+        <w:t xml:space="preserve">high-memory</w:t>
+      </w:r>
+      <w:r>
+        <w:t xml:space="preserve"> </w:t>
+      </w:r>
+      <w:r>
+        <w:t xml:space="preserve">hardware;</w:t>
+      </w:r>
+      <w:r>
+        <w:t xml:space="preserve"> </w:t>
+      </w:r>
+      <w:r>
+        <w:rPr>
+          <w:b/>
+          <w:bCs/>
+        </w:rPr>
+        <w:t xml:space="preserve">heterogeneous-edge</w:t>
+      </w:r>
+      <w:r>
+        <w:t xml:space="preserve"> </w:t>
+      </w:r>
+      <w:r>
+        <w:t xml:space="preserve">or</w:t>
+      </w:r>
+      <w:r>
+        <w:t xml:space="preserve"> </w:t>
+      </w:r>
+      <w:r>
+        <w:rPr>
+          <w:b/>
+          <w:bCs/>
+        </w:rPr>
+        <w:t xml:space="preserve">edge-weighted</w:t>
+      </w:r>
+      <w:r>
+        <w:t xml:space="preserve"> </w:t>
+      </w:r>
+      <w:r>
+        <w:t xml:space="preserve">architectures to better exploit social edges without the over-smoothing and noise effects described in §4.1; and continued care in separating</w:t>
+      </w:r>
+      <w:r>
+        <w:t xml:space="preserve"> </w:t>
+      </w:r>
+      <w:r>
+        <w:rPr>
+          <w:b/>
+          <w:bCs/>
+        </w:rPr>
+        <w:t xml:space="preserve">benchmark</w:t>
+      </w:r>
+      <w:r>
+        <w:t xml:space="preserve"> </w:t>
+      </w:r>
+      <w:r>
+        <w:t xml:space="preserve">metrics (2012–2019) from</w:t>
+      </w:r>
+      <w:r>
+        <w:t xml:space="preserve"> </w:t>
+      </w:r>
+      <w:r>
+        <w:rPr>
+          <w:b/>
+          <w:bCs/>
+        </w:rPr>
+        <w:t xml:space="preserve">illustrative</w:t>
+      </w:r>
+      <w:r>
+        <w:t xml:space="preserve"> </w:t>
+      </w:r>
+      <w:r>
+        <w:t xml:space="preserve">short windows (e.g., August 2017).</w:t>
+      </w:r>
+    </w:p>
+    <w:p>
+      <w:r>
+        <w:pict>
+          <v:rect style="width:0;height:1.5pt" o:hralign="center" o:hrstd="t" o:hr="t"/>
+        </w:pict>
+      </w:r>
+    </w:p>
     <w:bookmarkEnd w:id="41"/>
-    <w:bookmarkStart w:id="46" w:name="appendix-a-gear-type-codes"/>
+    <w:bookmarkStart w:id="42" w:name="references"/>
     <w:p>
       <w:pPr>
         <w:pStyle w:val="Heading3"/>
       </w:pPr>
       <w:r>
-        <w:t xml:space="preserve">Appendix A — Gear type codes</w:t>
-      </w:r>
-    </w:p>
-    <w:p>
-      <w:pPr>
-        <w:pStyle w:val="FirstParagraph"/>
-      </w:pPr>
+        <w:t xml:space="preserve">References</w:t>
+      </w:r>
+    </w:p>
+    <w:p>
+      <w:pPr>
+        <w:pStyle w:val="Compact"/>
+        <w:numPr>
+          <w:ilvl w:val="0"/>
+          <w:numId w:val="1014"/>
+        </w:numPr>
+      </w:pPr>
+      <w:r>
+        <w:t xml:space="preserve">Kroodsma, D. A., et al. (2018).</w:t>
+      </w:r>
+      <w:r>
+        <w:t xml:space="preserve"> </w:t>
+      </w:r>
       <w:r>
         <w:rPr>
           <w:i/>
           <w:iCs/>
         </w:rPr>
-        <w:t xml:space="preserve">Plain-language definitions for</w:t>
+        <w:t xml:space="preserve">Tracking the global footprint of fisheries</w:t>
+      </w:r>
+      <w:r>
+        <w:t xml:space="preserve">. Science, 359(6378), 904–908.</w:t>
+      </w:r>
+      <w:r>
+        <w:br/>
+      </w:r>
+    </w:p>
+    <w:p>
+      <w:pPr>
+        <w:pStyle w:val="Compact"/>
+        <w:numPr>
+          <w:ilvl w:val="0"/>
+          <w:numId w:val="1014"/>
+        </w:numPr>
+      </w:pPr>
+      <w:r>
+        <w:t xml:space="preserve">Miller, N. A., et al. (2018).</w:t>
+      </w:r>
+      <w:r>
+        <w:t xml:space="preserve"> </w:t>
       </w:r>
       <w:r>
         <w:rPr>
           <w:i/>
           <w:iCs/>
         </w:rPr>
-        <w:t xml:space="preserve"> </w:t>
-      </w:r>
-      <w:r>
-        <w:rPr>
-          <w:b/>
-          <w:bCs/>
+        <w:t xml:space="preserve">Identifying global patterns of transshipment behavior</w:t>
+      </w:r>
+      <w:r>
+        <w:t xml:space="preserve">. Frontiers in Marine Science, 5, 240.</w:t>
+      </w:r>
+      <w:r>
+        <w:br/>
+      </w:r>
+    </w:p>
+    <w:p>
+      <w:pPr>
+        <w:pStyle w:val="Compact"/>
+        <w:numPr>
+          <w:ilvl w:val="0"/>
+          <w:numId w:val="1014"/>
+        </w:numPr>
+      </w:pPr>
+      <w:r>
+        <w:t xml:space="preserve">Park, J., et al. (2020).</w:t>
+      </w:r>
+      <w:r>
+        <w:t xml:space="preserve"> </w:t>
+      </w:r>
+      <w:r>
+        <w:rPr>
           <w:i/>
           <w:iCs/>
         </w:rPr>
-        <w:t xml:space="preserve">gear</w:t>
+        <w:t xml:space="preserve">A systematic assessment of vessel monitoring data for identifying suspicious transshipment events</w:t>
+      </w:r>
+      <w:r>
+        <w:t xml:space="preserve">. ICES Journal of Marine Science.</w:t>
+      </w:r>
+      <w:r>
+        <w:br/>
+      </w:r>
+    </w:p>
+    <w:p>
+      <w:pPr>
+        <w:pStyle w:val="Compact"/>
+        <w:numPr>
+          <w:ilvl w:val="0"/>
+          <w:numId w:val="1014"/>
+        </w:numPr>
+      </w:pPr>
+      <w:r>
+        <w:t xml:space="preserve">Kipf, T. N., &amp; Welling, M. (2017).</w:t>
+      </w:r>
+      <w:r>
+        <w:t xml:space="preserve"> </w:t>
       </w:r>
       <w:r>
         <w:rPr>
           <w:i/>
           <w:iCs/>
         </w:rPr>
+        <w:t xml:space="preserve">Semi-Supervised Classification with Graph Convolutional Networks</w:t>
+      </w:r>
+      <w:r>
+        <w:t xml:space="preserve">. ICLR.</w:t>
+      </w:r>
+      <w:r>
+        <w:br/>
+      </w:r>
+    </w:p>
+    <w:p>
+      <w:pPr>
+        <w:pStyle w:val="Compact"/>
+        <w:numPr>
+          <w:ilvl w:val="0"/>
+          <w:numId w:val="1014"/>
+        </w:numPr>
+      </w:pPr>
+      <w:r>
+        <w:t xml:space="preserve">Hamilton, W. L., Ying, R., &amp; Leskovec, J. (2017).</w:t>
+      </w:r>
+      <w:r>
         <w:t xml:space="preserve"> </w:t>
       </w:r>
       <w:r>
@@ -9016,29 +9595,111 @@
           <w:i/>
           <w:iCs/>
         </w:rPr>
-        <w:t xml:space="preserve">strings in</w:t>
+        <w:t xml:space="preserve">Inductive Representation Learning on Large Graphs</w:t>
+      </w:r>
+      <w:r>
+        <w:t xml:space="preserve">. NeurIPS.</w:t>
+      </w:r>
+      <w:r>
+        <w:br/>
+      </w:r>
+    </w:p>
+    <w:p>
+      <w:pPr>
+        <w:pStyle w:val="Compact"/>
+        <w:numPr>
+          <w:ilvl w:val="0"/>
+          <w:numId w:val="1014"/>
+        </w:numPr>
+      </w:pPr>
+      <w:r>
+        <w:t xml:space="preserve">Yu, B., Yin, H., &amp; Zhu, Z. (2018).</w:t>
+      </w:r>
+      <w:r>
+        <w:t xml:space="preserve"> </w:t>
       </w:r>
       <w:r>
         <w:rPr>
           <w:i/>
           <w:iCs/>
         </w:rPr>
-        <w:t xml:space="preserve"> </w:t>
-      </w:r>
-      <w:r>
-        <w:rPr>
-          <w:b/>
-          <w:bCs/>
+        <w:t xml:space="preserve">Spatio-Temporal Graph Convolutional Networks: A Deep Learning Framework for Traffic Forecasting</w:t>
+      </w:r>
+      <w:r>
+        <w:t xml:space="preserve">. IJCAI.</w:t>
+      </w:r>
+      <w:r>
+        <w:br/>
+      </w:r>
+    </w:p>
+    <w:p>
+      <w:pPr>
+        <w:pStyle w:val="Compact"/>
+        <w:numPr>
+          <w:ilvl w:val="0"/>
+          <w:numId w:val="1014"/>
+        </w:numPr>
+      </w:pPr>
+      <w:r>
+        <w:t xml:space="preserve">Seo, Y., et al. (2018).</w:t>
+      </w:r>
+      <w:r>
+        <w:t xml:space="preserve"> </w:t>
+      </w:r>
+      <w:r>
+        <w:rPr>
           <w:i/>
           <w:iCs/>
         </w:rPr>
-        <w:t xml:space="preserve">Tables 2–3</w:t>
+        <w:t xml:space="preserve">Structured Sequence Modeling with Graph Convolutional Recurrent Networks</w:t>
+      </w:r>
+      <w:r>
+        <w:t xml:space="preserve">. ICONIP.</w:t>
+      </w:r>
+      <w:r>
+        <w:br/>
+      </w:r>
+    </w:p>
+    <w:p>
+      <w:pPr>
+        <w:pStyle w:val="Compact"/>
+        <w:numPr>
+          <w:ilvl w:val="0"/>
+          <w:numId w:val="1014"/>
+        </w:numPr>
+      </w:pPr>
+      <w:r>
+        <w:t xml:space="preserve">Rossi, E., et al. (2020).</w:t>
+      </w:r>
+      <w:r>
+        <w:t xml:space="preserve"> </w:t>
       </w:r>
       <w:r>
         <w:rPr>
           <w:i/>
           <w:iCs/>
         </w:rPr>
+        <w:t xml:space="preserve">Temporal Graph Networks for Deep Learning on Dynamic Graphs</w:t>
+      </w:r>
+      <w:r>
+        <w:t xml:space="preserve">. ICML Workshop on Graph Representation Learning.</w:t>
+      </w:r>
+      <w:r>
+        <w:br/>
+      </w:r>
+    </w:p>
+    <w:p>
+      <w:pPr>
+        <w:pStyle w:val="Compact"/>
+        <w:numPr>
+          <w:ilvl w:val="0"/>
+          <w:numId w:val="1014"/>
+        </w:numPr>
+      </w:pPr>
+      <w:r>
+        <w:t xml:space="preserve">Lü, L., &amp; Zhou, T. (2011).</w:t>
+      </w:r>
+      <w:r>
         <w:t xml:space="preserve"> </w:t>
       </w:r>
       <w:r>
@@ -9046,30 +9707,55 @@
           <w:i/>
           <w:iCs/>
         </w:rPr>
-        <w:t xml:space="preserve">and</w:t>
-      </w:r>
+        <w:t xml:space="preserve">Link prediction in complex networks: A survey</w:t>
+      </w:r>
+      <w:r>
+        <w:t xml:space="preserve">. Physica A, 390(6), 1150–1170.</w:t>
+      </w:r>
+    </w:p>
+    <w:p>
+      <w:r>
+        <w:pict>
+          <v:rect style="width:0;height:1.5pt" o:hralign="center" o:hrstd="t" o:hr="t"/>
+        </w:pict>
+      </w:r>
+    </w:p>
+    <w:bookmarkEnd w:id="42"/>
+    <w:bookmarkStart w:id="47" w:name="appendix-a-gear-type-codes"/>
+    <w:p>
+      <w:pPr>
+        <w:pStyle w:val="Heading3"/>
+      </w:pPr>
+      <w:r>
+        <w:t xml:space="preserve">Appendix A — Gear type codes</w:t>
+      </w:r>
+    </w:p>
+    <w:p>
+      <w:pPr>
+        <w:pStyle w:val="FirstParagraph"/>
+      </w:pPr>
       <w:r>
         <w:rPr>
           <w:i/>
           <w:iCs/>
         </w:rPr>
-        <w:t xml:space="preserve"> </w:t>
-      </w:r>
-      <w:r>
-        <w:rPr>
-          <w:b/>
-          <w:bCs/>
+        <w:t xml:space="preserve">Plain-language definitions for</w:t>
+      </w:r>
+      <w:r>
+        <w:rPr>
           <w:i/>
           <w:iCs/>
         </w:rPr>
-        <w:t xml:space="preserve">Figures 2–4</w:t>
-      </w:r>
-      <w:r>
-        <w:rPr>
+        <w:t xml:space="preserve"> </w:t>
+      </w:r>
+      <w:r>
+        <w:rPr>
+          <w:b/>
+          <w:bCs/>
           <w:i/>
           <w:iCs/>
         </w:rPr>
-        <w:t xml:space="preserve">. The same content is kept in the repository as</w:t>
+        <w:t xml:space="preserve">gear</w:t>
       </w:r>
       <w:r>
         <w:rPr>
@@ -9080,13 +9766,10 @@
       </w:r>
       <w:r>
         <w:rPr>
-          <w:rStyle w:val="VerbatimChar"/>
-          <w:b/>
-          <w:bCs/>
           <w:i/>
           <w:iCs/>
         </w:rPr>
-        <w:t xml:space="preserve">docs/gear_types.md</w:t>
+        <w:t xml:space="preserve">strings in</w:t>
       </w:r>
       <w:r>
         <w:rPr>
@@ -9097,13 +9780,83 @@
       </w:r>
       <w:r>
         <w:rPr>
+          <w:b/>
+          <w:bCs/>
           <w:i/>
           <w:iCs/>
         </w:rPr>
+        <w:t xml:space="preserve">Tables 2–3</w:t>
+      </w:r>
+      <w:r>
+        <w:rPr>
+          <w:i/>
+          <w:iCs/>
+        </w:rPr>
+        <w:t xml:space="preserve"> </w:t>
+      </w:r>
+      <w:r>
+        <w:rPr>
+          <w:i/>
+          <w:iCs/>
+        </w:rPr>
+        <w:t xml:space="preserve">and</w:t>
+      </w:r>
+      <w:r>
+        <w:rPr>
+          <w:i/>
+          <w:iCs/>
+        </w:rPr>
+        <w:t xml:space="preserve"> </w:t>
+      </w:r>
+      <w:r>
+        <w:rPr>
+          <w:b/>
+          <w:bCs/>
+          <w:i/>
+          <w:iCs/>
+        </w:rPr>
+        <w:t xml:space="preserve">Figures 2–4</w:t>
+      </w:r>
+      <w:r>
+        <w:rPr>
+          <w:i/>
+          <w:iCs/>
+        </w:rPr>
+        <w:t xml:space="preserve">. The same content is kept in the repository as</w:t>
+      </w:r>
+      <w:r>
+        <w:rPr>
+          <w:i/>
+          <w:iCs/>
+        </w:rPr>
+        <w:t xml:space="preserve"> </w:t>
+      </w:r>
+      <w:r>
+        <w:rPr>
+          <w:rStyle w:val="VerbatimChar"/>
+          <w:b/>
+          <w:bCs/>
+          <w:i/>
+          <w:iCs/>
+        </w:rPr>
+        <w:t xml:space="preserve">docs/gear_types.md</w:t>
+      </w:r>
+      <w:r>
+        <w:rPr>
+          <w:i/>
+          <w:iCs/>
+        </w:rPr>
+        <w:t xml:space="preserve"> </w:t>
+      </w:r>
+      <w:r>
+        <w:rPr>
+          <w:i/>
+          <w:iCs/>
+        </w:rPr>
         <w:t xml:space="preserve">for version control and easy editing.</w:t>
       </w:r>
     </w:p>
-    <w:bookmarkStart w:id="42" w:name="a.1-source-of-labels"/>
+    <w:bookmarkStart w:id="43" w:name="a.1-source-of-labels"/>
     <w:p>
       <w:pPr>
         <w:pStyle w:val="Heading4"/>
@@ -9240,8 +9993,8 @@
         <w:t xml:space="preserve">when no gear could be attributed (vessel missing from the join, or no overlapping fleet rows).</w:t>
       </w:r>
     </w:p>
-    <w:bookmarkEnd w:id="42"/>
-    <w:bookmarkStart w:id="43" w:name="X70347e6554d9022b6dbfd4c66948482c84e1d15"/>
+    <w:bookmarkEnd w:id="43"/>
+    <w:bookmarkStart w:id="44" w:name="X70347e6554d9022b6dbfd4c66948482c84e1d15"/>
     <w:p>
       <w:pPr>
         <w:pStyle w:val="Heading4"/>
@@ -9856,8 +10609,8 @@
         </w:tc>
       </w:tr>
     </w:tbl>
-    <w:bookmarkEnd w:id="43"/>
-    <w:bookmarkStart w:id="44" w:name="a.3-how-to-interpret-labels"/>
+    <w:bookmarkEnd w:id="44"/>
+    <w:bookmarkStart w:id="45" w:name="a.3-how-to-interpret-labels"/>
     <w:p>
       <w:pPr>
         <w:pStyle w:val="Heading4"/>
@@ -9871,7 +10624,7 @@
         <w:pStyle w:val="Compact"/>
         <w:numPr>
           <w:ilvl w:val="0"/>
-          <w:numId w:val="1013"/>
+          <w:numId w:val="1015"/>
         </w:numPr>
       </w:pPr>
       <w:r>
@@ -9896,7 +10649,7 @@
         <w:pStyle w:val="Compact"/>
         <w:numPr>
           <w:ilvl w:val="0"/>
-          <w:numId w:val="1013"/>
+          <w:numId w:val="1015"/>
         </w:numPr>
       </w:pPr>
       <w:r>
@@ -9926,23 +10679,7 @@
         <w:t xml:space="preserve"> </w:t>
       </w:r>
       <w:r>
-        <w:t xml:space="preserve">class in that</w:t>
-      </w:r>
-      <w:r>
-        <w:t xml:space="preserve"> </w:t>
-      </w:r>
-      <w:r>
-        <w:rPr>
-          <w:b/>
-          <w:bCs/>
-        </w:rPr>
-        <w:t xml:space="preserve">August 2017</w:t>
-      </w:r>
-      <w:r>
-        <w:t xml:space="preserve"> </w:t>
-      </w:r>
-      <w:r>
-        <w:t xml:space="preserve">window (where enrichment applies).</w:t>
+        <w:t xml:space="preserve">class in the fleet enrichment window (2012–2019 for all tables and figures).</w:t>
       </w:r>
       <w:r>
         <w:br/>
@@ -9953,7 +10690,7 @@
         <w:pStyle w:val="Compact"/>
         <w:numPr>
           <w:ilvl w:val="0"/>
-          <w:numId w:val="1013"/>
+          <w:numId w:val="1015"/>
         </w:numPr>
       </w:pPr>
       <w:r>
@@ -10025,8 +10762,8 @@
         <w:t xml:space="preserve">and §4.3–4.4 of this report.</w:t>
       </w:r>
     </w:p>
-    <w:bookmarkEnd w:id="44"/>
-    <w:bookmarkStart w:id="45" w:name="a.4-related-work-not-from-the-same-csv"/>
+    <w:bookmarkEnd w:id="45"/>
+    <w:bookmarkStart w:id="46" w:name="a.4-related-work-not-from-the-same-csv"/>
     <w:p>
       <w:pPr>
         <w:pStyle w:val="Heading4"/>
@@ -10148,9 +10885,9 @@
         </w:pict>
       </w:r>
     </w:p>
-    <w:bookmarkEnd w:id="45"/>
     <w:bookmarkEnd w:id="46"/>
-    <w:bookmarkStart w:id="47" w:name="appendix-b-reproducibility"/>
+    <w:bookmarkEnd w:id="47"/>
+    <w:bookmarkStart w:id="48" w:name="appendix-b-reproducibility"/>
     <w:p>
       <w:pPr>
         <w:pStyle w:val="Heading3"/>
@@ -10554,7 +11291,7 @@
               <w:pStyle w:val="Compact"/>
             </w:pPr>
             <w:r>
-              <w:t xml:space="preserve">August cooperation summary (Figure 4)</w:t>
+              <w:t xml:space="preserve">August cooperation summary (not in report; see §4.4)</w:t>
             </w:r>
           </w:p>
         </w:tc>
@@ -10574,7 +11311,19 @@
               <w:t xml:space="preserve"> </w:t>
             </w:r>
             <w:r>
-              <w:t xml:space="preserve">— two-panel aggregate cooperation summary: stacked bar chart by gear group + flag-state breakdown (Aug 2017 short window).</w:t>
+              <w:t xml:space="preserve">— two-panel aggregate cooperation summary: stacked bar chart by gear group + flag-state breakdown (Aug 2017 short window). Output:</w:t>
+            </w:r>
+            <w:r>
+              <w:t xml:space="preserve"> </w:t>
+            </w:r>
+            <w:r>
+              <w:rPr>
+                <w:rStyle w:val="VerbatimChar"/>
+              </w:rPr>
+              <w:t xml:space="preserve">artifacts/plots/tgcn_daily_cooperation_heatmap.png</w:t>
+            </w:r>
+            <w:r>
+              <w:t xml:space="preserve">.</w:t>
             </w:r>
           </w:p>
         </w:tc>
@@ -10630,7 +11379,7 @@
               <w:t xml:space="preserve"> </w:t>
             </w:r>
             <w:r>
-              <w:t xml:space="preserve">/ Figures 2–3).</w:t>
+              <w:t xml:space="preserve">/ Figures 3–4).</w:t>
             </w:r>
           </w:p>
         </w:tc>
@@ -10643,7 +11392,7 @@
               <w:pStyle w:val="Compact"/>
             </w:pPr>
             <w:r>
-              <w:t xml:space="preserve">Monthly overlap bubble chart (Figure 2)</w:t>
+              <w:t xml:space="preserve">Monthly overlap bubble chart (Figure 3)</w:t>
             </w:r>
           </w:p>
         </w:tc>
@@ -10676,7 +11425,7 @@
               <w:pStyle w:val="Compact"/>
             </w:pPr>
             <w:r>
-              <w:t xml:space="preserve">Six-vessel cluster map (Figure 3)</w:t>
+              <w:t xml:space="preserve">Six-vessel cluster map (Figure 4)</w:t>
             </w:r>
           </w:p>
         </w:tc>
@@ -10866,6 +11615,39 @@
               <w:pStyle w:val="Compact"/>
             </w:pPr>
             <w:r>
+              <w:t xml:space="preserve">Gear-aware re-ranking (Figure 2)</w:t>
+            </w:r>
+          </w:p>
+        </w:tc>
+        <w:tc>
+          <w:tcPr/>
+          <w:p>
+            <w:pPr>
+              <w:pStyle w:val="Compact"/>
+            </w:pPr>
+            <w:r>
+              <w:rPr>
+                <w:rStyle w:val="VerbatimChar"/>
+              </w:rPr>
+              <w:t xml:space="preserve">PYTHONPATH=scripts python3 scripts/gear_aware_reranking.py</w:t>
+            </w:r>
+            <w:r>
+              <w:t xml:space="preserve"> </w:t>
+            </w:r>
+            <w:r>
+              <w:t xml:space="preserve">— enriches top-200 candidate MMSIs with gear type (96 sampled days), computes fleet co-location baselines (~7M cell-days), and produces gear-adjusted rankings + combined bar-chart-and-table figure.</w:t>
+            </w:r>
+          </w:p>
+        </w:tc>
+      </w:tr>
+      <w:tr>
+        <w:tc>
+          <w:tcPr/>
+          <w:p>
+            <w:pPr>
+              <w:pStyle w:val="Compact"/>
+            </w:pPr>
+            <w:r>
               <w:t xml:space="preserve">Candidates / close pairs</w:t>
             </w:r>
           </w:p>
@@ -11219,8 +12001,8 @@
         </w:pict>
       </w:r>
     </w:p>
-    <w:bookmarkEnd w:id="47"/>
-    <w:bookmarkStart w:id="52" w:name="Xf78b57f0a8098b03bc17f406f8331dca0946db9"/>
+    <w:bookmarkEnd w:id="48"/>
+    <w:bookmarkStart w:id="53" w:name="Xf78b57f0a8098b03bc17f406f8331dca0946db9"/>
     <w:p>
       <w:pPr>
         <w:pStyle w:val="Heading3"/>
@@ -11271,7 +12053,7 @@
         <w:t xml:space="preserve">or to move after appendices A–B in a bound thesis if your program requires a fixed appendix order.</w:t>
       </w:r>
     </w:p>
-    <w:bookmarkStart w:id="48" w:name="c.1-symbol-glossary"/>
+    <w:bookmarkStart w:id="49" w:name="c.1-symbol-glossary"/>
     <w:p>
       <w:pPr>
         <w:pStyle w:val="Heading4"/>
@@ -11963,8 +12745,8 @@
         </w:tc>
       </w:tr>
     </w:tbl>
-    <w:bookmarkEnd w:id="48"/>
-    <w:bookmarkStart w:id="49" w:name="c.2-graph-semantics"/>
+    <w:bookmarkEnd w:id="49"/>
+    <w:bookmarkStart w:id="50" w:name="c.2-graph-semantics"/>
     <w:p>
       <w:pPr>
         <w:pStyle w:val="Heading4"/>
@@ -12240,8 +13022,8 @@
         <w:t xml:space="preserve">for memory (§3.3).</w:t>
       </w:r>
     </w:p>
-    <w:bookmarkEnd w:id="49"/>
-    <w:bookmarkStart w:id="50" w:name="Xce7b857093a35f3cda3afd0b20126a42e22a379"/>
+    <w:bookmarkEnd w:id="50"/>
+    <w:bookmarkStart w:id="51" w:name="Xce7b857093a35f3cda3afd0b20126a42e22a379"/>
     <w:p>
       <w:pPr>
         <w:pStyle w:val="Heading4"/>
@@ -12779,8 +13561,8 @@
         <w:t xml:space="preserve">under the graph definition, not culpability.</w:t>
       </w:r>
     </w:p>
-    <w:bookmarkEnd w:id="50"/>
-    <w:bookmarkStart w:id="51" w:name="c.4-training-vs-validation-distances"/>
+    <w:bookmarkEnd w:id="51"/>
+    <w:bookmarkStart w:id="52" w:name="c.4-training-vs-validation-distances"/>
     <w:p>
       <w:pPr>
         <w:pStyle w:val="Heading4"/>
@@ -13025,9 +13807,9 @@
         <w:t xml:space="preserve">thresholds.</w:t>
       </w:r>
     </w:p>
-    <w:bookmarkEnd w:id="51"/>
     <w:bookmarkEnd w:id="52"/>
     <w:bookmarkEnd w:id="53"/>
+    <w:bookmarkEnd w:id="54"/>
     <w:sectPr>
       <w:footnotePr>
         <w:numRestart w:val="eachSect"/>
@@ -13405,7 +14187,34 @@
     <w:abstractNumId w:val="991"/>
   </w:num>
   <w:num w:numId="1008">
-    <w:abstractNumId w:val="991"/>
+    <w:abstractNumId w:val="99411"/>
+    <w:lvlOverride w:ilvl="0">
+      <w:startOverride w:val="1"/>
+    </w:lvlOverride>
+    <w:lvlOverride w:ilvl="1">
+      <w:startOverride w:val="1"/>
+    </w:lvlOverride>
+    <w:lvlOverride w:ilvl="2">
+      <w:startOverride w:val="1"/>
+    </w:lvlOverride>
+    <w:lvlOverride w:ilvl="3">
+      <w:startOverride w:val="1"/>
+    </w:lvlOverride>
+    <w:lvlOverride w:ilvl="4">
+      <w:startOverride w:val="1"/>
+    </w:lvlOverride>
+    <w:lvlOverride w:ilvl="5">
+      <w:startOverride w:val="1"/>
+    </w:lvlOverride>
+    <w:lvlOverride w:ilvl="6">
+      <w:startOverride w:val="1"/>
+    </w:lvlOverride>
+    <w:lvlOverride w:ilvl="7">
+      <w:startOverride w:val="1"/>
+    </w:lvlOverride>
+    <w:lvlOverride w:ilvl="8">
+      <w:startOverride w:val="1"/>
+    </w:lvlOverride>
   </w:num>
   <w:num w:numId="1009">
     <w:abstractNumId w:val="991"/>
@@ -13420,6 +14229,12 @@
     <w:abstractNumId w:val="991"/>
   </w:num>
   <w:num w:numId="1013">
+    <w:abstractNumId w:val="991"/>
+  </w:num>
+  <w:num w:numId="1014">
+    <w:abstractNumId w:val="991"/>
+  </w:num>
+  <w:num w:numId="1015">
     <w:abstractNumId w:val="99411"/>
     <w:lvlOverride w:ilvl="0">
       <w:startOverride w:val="1"/>
